--- a/01-电源电路/01-线性稳压电路/齐纳二极管稳压电路/齐纳二极管稳压电路.docx
+++ b/01-电源电路/01-线性稳压电路/齐纳二极管稳压电路/齐纳二极管稳压电路.docx
@@ -2657,6 +2657,20 @@
     </w:p>
     <w:bookmarkEnd w:id="26"/>
     <w:bookmarkEnd w:id="27"/>
+    <w:p>
+      <w:pPr>
+        <w:spacing w:before="360"/>
+        <w:jc w:val="center"/>
+      </w:pPr>
+      <w:r>
+        <w:rPr>
+          <w:rFonts w:ascii="Times New Roman" w:hAnsi="Times New Roman"/>
+          <w:color w:val="555555"/>
+          <w:sz w:val="21"/>
+        </w:rPr>
+        <w:t>材料收集者：杜文杰</w:t>
+      </w:r>
+    </w:p>
     <w:sectPr>
       <w:headerReference r:id="rId9" w:type="default"/>
       <w:footerReference r:id="rId10" w:type="default"/>

--- a/01-电源电路/01-线性稳压电路/齐纳二极管稳压电路/齐纳二极管稳压电路.docx
+++ b/01-电源电路/01-线性稳压电路/齐纳二极管稳压电路/齐纳二极管稳压电路.docx
@@ -1,6 +1,6 @@
 
 <file path=word/document.xml><?xml version="1.0" encoding="utf-8"?>
-<w:document xmlns:w="http://schemas.openxmlformats.org/wordprocessingml/2006/main" xmlns:m="http://schemas.openxmlformats.org/officeDocument/2006/math" xmlns:r="http://schemas.openxmlformats.org/officeDocument/2006/relationships" xmlns:o="urn:schemas-microsoft-com:office:office" xmlns:v="urn:schemas-microsoft-com:vml" xmlns:w10="urn:schemas-microsoft-com:office:word" xmlns:a="http://schemas.openxmlformats.org/drawingml/2006/main" xmlns:pic="http://schemas.openxmlformats.org/drawingml/2006/picture" xmlns:wp="http://schemas.openxmlformats.org/drawingml/2006/wordprocessingDrawing">
+<w:document xmlns:m="http://schemas.openxmlformats.org/officeDocument/2006/math" xmlns:r="http://schemas.openxmlformats.org/officeDocument/2006/relationships" xmlns:w="http://schemas.openxmlformats.org/wordprocessingml/2006/main" xmlns:o="urn:schemas-microsoft-com:office:office" xmlns:v="urn:schemas-microsoft-com:vml" xmlns:w10="urn:schemas-microsoft-com:office:word" xmlns:a="http://schemas.openxmlformats.org/drawingml/2006/main" xmlns:pic="http://schemas.openxmlformats.org/drawingml/2006/picture" xmlns:wp="http://schemas.openxmlformats.org/drawingml/2006/wordprocessingDrawing">
   <w:body>
     <w:bookmarkStart w:id="27" w:name="齐纳二极管稳压电路"/>
     <w:p>
@@ -9,7 +9,7 @@
       </w:pPr>
       <w:r>
         <w:rPr>
-          <w:rFonts w:hint="eastAsia"/>
+          <w:rFonts w:hint="eastAsia" w:eastAsia="黑体"/>
         </w:rPr>
         <w:t xml:space="preserve">齐纳二极管稳压电路</w:t>
       </w:r>
@@ -21,7 +21,7 @@
       </w:pPr>
       <w:r>
         <w:rPr>
-          <w:rFonts w:hint="eastAsia"/>
+          <w:rFonts w:hint="eastAsia" w:eastAsia="黑体"/>
         </w:rPr>
         <w:t xml:space="preserve">拓扑描述</w:t>
       </w:r>
@@ -32,16 +32,19 @@
       </w:pPr>
       <w:r>
         <w:rPr>
-          <w:rFonts w:hint="eastAsia"/>
+          <w:rFonts w:hint="eastAsia" w:eastAsia="黑体"/>
         </w:rPr>
         <w:t xml:space="preserve">由</w:t>
       </w:r>
       <w:r>
+        <w:rPr>
+          <w:rFonts w:eastAsia="黑体"/>
+        </w:rPr>
         <w:t xml:space="preserve"> </w:t>
       </w:r>
       <w:r>
         <w:rPr>
-          <w:rFonts w:hint="eastAsia"/>
+          <w:rFonts w:hint="eastAsia" w:eastAsia="黑体"/>
           <w:b/>
           <w:bCs/>
         </w:rPr>
@@ -49,6 +52,7 @@
       </w:r>
       <w:r>
         <w:rPr>
+          <w:rFonts w:eastAsia="黑体"/>
           <w:b/>
           <w:bCs/>
         </w:rPr>
@@ -69,11 +73,14 @@
         </m:sSub>
       </m:oMath>
       <w:r>
+        <w:rPr>
+          <w:rFonts w:eastAsia="黑体"/>
+        </w:rPr>
         <w:t xml:space="preserve">、</w:t>
       </w:r>
       <w:r>
         <w:rPr>
-          <w:rFonts w:hint="eastAsia"/>
+          <w:rFonts w:hint="eastAsia" w:eastAsia="黑体"/>
           <w:b/>
           <w:bCs/>
         </w:rPr>
@@ -81,6 +88,7 @@
       </w:r>
       <w:r>
         <w:rPr>
+          <w:rFonts w:eastAsia="黑体"/>
           <w:b/>
           <w:bCs/>
         </w:rPr>
@@ -101,20 +109,26 @@
         </m:sSub>
       </m:oMath>
       <w:r>
+        <w:rPr>
+          <w:rFonts w:eastAsia="黑体"/>
+        </w:rPr>
         <w:t xml:space="preserve"> </w:t>
       </w:r>
       <w:r>
         <w:rPr>
-          <w:rFonts w:hint="eastAsia"/>
+          <w:rFonts w:hint="eastAsia" w:eastAsia="黑体"/>
         </w:rPr>
         <w:t xml:space="preserve">与</w:t>
       </w:r>
       <w:r>
+        <w:rPr>
+          <w:rFonts w:eastAsia="黑体"/>
+        </w:rPr>
         <w:t xml:space="preserve"> </w:t>
       </w:r>
       <w:r>
         <w:rPr>
-          <w:rFonts w:hint="eastAsia"/>
+          <w:rFonts w:hint="eastAsia" w:eastAsia="黑体"/>
           <w:b/>
           <w:bCs/>
         </w:rPr>
@@ -122,6 +136,7 @@
       </w:r>
       <w:r>
         <w:rPr>
+          <w:rFonts w:eastAsia="黑体"/>
           <w:b/>
           <w:bCs/>
         </w:rPr>
@@ -142,26 +157,32 @@
         </m:sSub>
       </m:oMath>
       <w:r>
+        <w:rPr>
+          <w:rFonts w:eastAsia="黑体"/>
+        </w:rPr>
         <w:t xml:space="preserve"> </w:t>
       </w:r>
       <w:r>
         <w:rPr>
-          <w:rFonts w:hint="eastAsia"/>
+          <w:rFonts w:hint="eastAsia" w:eastAsia="黑体"/>
         </w:rPr>
         <w:t xml:space="preserve">组成，是最简单的并联型稳压电路。电路共有</w:t>
       </w:r>
       <w:r>
+        <w:rPr>
+          <w:rFonts w:eastAsia="黑体"/>
+        </w:rPr>
         <w:t xml:space="preserve"> 3 </w:t>
       </w:r>
       <w:r>
         <w:rPr>
-          <w:rFonts w:hint="eastAsia"/>
+          <w:rFonts w:hint="eastAsia" w:eastAsia="黑体"/>
         </w:rPr>
         <w:t xml:space="preserve">个关键节点：</w:t>
       </w:r>
       <w:r>
         <w:rPr>
-          <w:rFonts w:hint="eastAsia"/>
+          <w:rFonts w:hint="eastAsia" w:eastAsia="黑体"/>
           <w:b/>
           <w:bCs/>
         </w:rPr>
@@ -169,6 +190,7 @@
       </w:r>
       <w:r>
         <w:rPr>
+          <w:rFonts w:eastAsia="黑体"/>
           <w:b/>
           <w:bCs/>
         </w:rPr>
@@ -176,7 +198,7 @@
       </w:r>
       <w:r>
         <w:rPr>
-          <w:rFonts w:hint="eastAsia"/>
+          <w:rFonts w:hint="eastAsia" w:eastAsia="黑体"/>
           <w:b/>
           <w:bCs/>
         </w:rPr>
@@ -184,11 +206,14 @@
       </w:r>
       <w:r>
         <w:rPr>
-          <w:rFonts w:hint="eastAsia"/>
+          <w:rFonts w:hint="eastAsia" w:eastAsia="黑体"/>
         </w:rPr>
         <w:t xml:space="preserve">（输入电压</w:t>
       </w:r>
       <w:r>
+        <w:rPr>
+          <w:rFonts w:eastAsia="黑体"/>
+        </w:rPr>
         <w:t xml:space="preserve"> </w:t>
       </w:r>
       <m:oMath>
@@ -209,15 +234,21 @@
         </m:sSub>
       </m:oMath>
       <w:r>
+        <w:rPr>
+          <w:rFonts w:eastAsia="黑体"/>
+        </w:rPr>
         <w:t xml:space="preserve"> </w:t>
       </w:r>
       <w:r>
         <w:rPr>
-          <w:rFonts w:hint="eastAsia"/>
+          <w:rFonts w:hint="eastAsia" w:eastAsia="黑体"/>
         </w:rPr>
         <w:t xml:space="preserve">正端与</w:t>
       </w:r>
       <w:r>
+        <w:rPr>
+          <w:rFonts w:eastAsia="黑体"/>
+        </w:rPr>
         <w:t xml:space="preserve"> </w:t>
       </w:r>
       <m:oMath>
@@ -235,17 +266,20 @@
         </m:sSub>
       </m:oMath>
       <w:r>
+        <w:rPr>
+          <w:rFonts w:eastAsia="黑体"/>
+        </w:rPr>
         <w:t xml:space="preserve"> </w:t>
       </w:r>
       <w:r>
         <w:rPr>
-          <w:rFonts w:hint="eastAsia"/>
+          <w:rFonts w:hint="eastAsia" w:eastAsia="黑体"/>
         </w:rPr>
         <w:t xml:space="preserve">一端相连）；</w:t>
       </w:r>
       <w:r>
         <w:rPr>
-          <w:rFonts w:hint="eastAsia"/>
+          <w:rFonts w:hint="eastAsia" w:eastAsia="黑体"/>
           <w:b/>
           <w:bCs/>
         </w:rPr>
@@ -253,6 +287,7 @@
       </w:r>
       <w:r>
         <w:rPr>
+          <w:rFonts w:eastAsia="黑体"/>
           <w:b/>
           <w:bCs/>
         </w:rPr>
@@ -260,7 +295,7 @@
       </w:r>
       <w:r>
         <w:rPr>
-          <w:rFonts w:hint="eastAsia"/>
+          <w:rFonts w:hint="eastAsia" w:eastAsia="黑体"/>
           <w:b/>
           <w:bCs/>
         </w:rPr>
@@ -268,7 +303,7 @@
       </w:r>
       <w:r>
         <w:rPr>
-          <w:rFonts w:hint="eastAsia"/>
+          <w:rFonts w:hint="eastAsia" w:eastAsia="黑体"/>
         </w:rPr>
         <w:t xml:space="preserve">（</w:t>
       </w:r>
@@ -287,11 +322,14 @@
         </m:sSub>
       </m:oMath>
       <w:r>
+        <w:rPr>
+          <w:rFonts w:eastAsia="黑体"/>
+        </w:rPr>
         <w:t xml:space="preserve"> </w:t>
       </w:r>
       <w:r>
         <w:rPr>
-          <w:rFonts w:hint="eastAsia"/>
+          <w:rFonts w:hint="eastAsia" w:eastAsia="黑体"/>
         </w:rPr>
         <w:t xml:space="preserve">另一端、</w:t>
       </w:r>
@@ -310,11 +348,14 @@
         </m:sSub>
       </m:oMath>
       <w:r>
+        <w:rPr>
+          <w:rFonts w:eastAsia="黑体"/>
+        </w:rPr>
         <w:t xml:space="preserve"> </w:t>
       </w:r>
       <w:r>
         <w:rPr>
-          <w:rFonts w:hint="eastAsia"/>
+          <w:rFonts w:hint="eastAsia" w:eastAsia="黑体"/>
         </w:rPr>
         <w:t xml:space="preserve">阴极、</w:t>
       </w:r>
@@ -333,15 +374,21 @@
         </m:sSub>
       </m:oMath>
       <w:r>
+        <w:rPr>
+          <w:rFonts w:eastAsia="黑体"/>
+        </w:rPr>
         <w:t xml:space="preserve"> </w:t>
       </w:r>
       <w:r>
         <w:rPr>
-          <w:rFonts w:hint="eastAsia"/>
+          <w:rFonts w:hint="eastAsia" w:eastAsia="黑体"/>
         </w:rPr>
         <w:t xml:space="preserve">上端三者相连，作为输出电压</w:t>
       </w:r>
       <w:r>
+        <w:rPr>
+          <w:rFonts w:eastAsia="黑体"/>
+        </w:rPr>
         <w:t xml:space="preserve"> </w:t>
       </w:r>
       <m:oMath>
@@ -360,13 +407,13 @@
       </m:oMath>
       <w:r>
         <w:rPr>
-          <w:rFonts w:hint="eastAsia"/>
+          <w:rFonts w:hint="eastAsia" w:eastAsia="黑体"/>
         </w:rPr>
         <w:t xml:space="preserve">）；</w:t>
       </w:r>
       <w:r>
         <w:rPr>
-          <w:rFonts w:hint="eastAsia"/>
+          <w:rFonts w:hint="eastAsia" w:eastAsia="黑体"/>
           <w:b/>
           <w:bCs/>
         </w:rPr>
@@ -374,6 +421,7 @@
       </w:r>
       <w:r>
         <w:rPr>
+          <w:rFonts w:eastAsia="黑体"/>
           <w:b/>
           <w:bCs/>
         </w:rPr>
@@ -381,7 +429,7 @@
       </w:r>
       <w:r>
         <w:rPr>
-          <w:rFonts w:hint="eastAsia"/>
+          <w:rFonts w:hint="eastAsia" w:eastAsia="黑体"/>
           <w:b/>
           <w:bCs/>
         </w:rPr>
@@ -389,6 +437,7 @@
       </w:r>
       <w:r>
         <w:rPr>
+          <w:rFonts w:eastAsia="黑体"/>
           <w:b/>
           <w:bCs/>
         </w:rPr>
@@ -396,7 +445,7 @@
       </w:r>
       <w:r>
         <w:rPr>
-          <w:rFonts w:hint="eastAsia"/>
+          <w:rFonts w:hint="eastAsia" w:eastAsia="黑体"/>
         </w:rPr>
         <w:t xml:space="preserve">（</w:t>
       </w:r>
@@ -418,11 +467,14 @@
         </m:sSub>
       </m:oMath>
       <w:r>
+        <w:rPr>
+          <w:rFonts w:eastAsia="黑体"/>
+        </w:rPr>
         <w:t xml:space="preserve"> </w:t>
       </w:r>
       <w:r>
         <w:rPr>
-          <w:rFonts w:hint="eastAsia"/>
+          <w:rFonts w:hint="eastAsia" w:eastAsia="黑体"/>
         </w:rPr>
         <w:t xml:space="preserve">负端、</w:t>
       </w:r>
@@ -441,11 +493,14 @@
         </m:sSub>
       </m:oMath>
       <w:r>
+        <w:rPr>
+          <w:rFonts w:eastAsia="黑体"/>
+        </w:rPr>
         <w:t xml:space="preserve"> </w:t>
       </w:r>
       <w:r>
         <w:rPr>
-          <w:rFonts w:hint="eastAsia"/>
+          <w:rFonts w:hint="eastAsia" w:eastAsia="黑体"/>
         </w:rPr>
         <w:t xml:space="preserve">阳极、</w:t>
       </w:r>
@@ -464,11 +519,14 @@
         </m:sSub>
       </m:oMath>
       <w:r>
+        <w:rPr>
+          <w:rFonts w:eastAsia="黑体"/>
+        </w:rPr>
         <w:t xml:space="preserve"> </w:t>
       </w:r>
       <w:r>
         <w:rPr>
-          <w:rFonts w:hint="eastAsia"/>
+          <w:rFonts w:hint="eastAsia" w:eastAsia="黑体"/>
         </w:rPr>
         <w:t xml:space="preserve">下端三者相连）。</w:t>
       </w:r>
@@ -477,7 +535,7 @@
       <w:pPr/>
       <w:r>
         <w:rPr>
-          <w:rFonts w:hint="eastAsia"/>
+          <w:rFonts w:hint="eastAsia" w:eastAsia="黑体"/>
         </w:rPr>
         <w:t xml:space="preserve">各元件管脚连接：</w:t>
       </w:r>
@@ -496,11 +554,14 @@
         </m:sSub>
       </m:oMath>
       <w:r>
+        <w:rPr>
+          <w:rFonts w:eastAsia="黑体"/>
+        </w:rPr>
         <w:t xml:space="preserve"> </w:t>
       </w:r>
       <w:r>
         <w:rPr>
-          <w:rFonts w:hint="eastAsia"/>
+          <w:rFonts w:hint="eastAsia" w:eastAsia="黑体"/>
         </w:rPr>
         <w:t xml:space="preserve">一端接输入节点、另一端接稳压输出节点；</w:t>
       </w:r>
@@ -519,20 +580,26 @@
         </m:sSub>
       </m:oMath>
       <w:r>
+        <w:rPr>
+          <w:rFonts w:eastAsia="黑体"/>
+        </w:rPr>
         <w:t xml:space="preserve"> </w:t>
       </w:r>
       <w:r>
         <w:rPr>
-          <w:rFonts w:hint="eastAsia"/>
+          <w:rFonts w:hint="eastAsia" w:eastAsia="黑体"/>
         </w:rPr>
         <w:t xml:space="preserve">阴极接稳压输出节点、阳极接地节点</w:t>
       </w:r>
       <w:r>
+        <w:rPr>
+          <w:rFonts w:eastAsia="黑体"/>
+        </w:rPr>
         <w:t xml:space="preserve"> </w:t>
       </w:r>
       <w:r>
         <w:rPr>
-          <w:rFonts w:hint="eastAsia"/>
+          <w:rFonts w:hint="eastAsia" w:eastAsia="黑体"/>
         </w:rPr>
         <w:t xml:space="preserve">GND（反向接法）；</w:t>
       </w:r>
@@ -551,15 +618,21 @@
         </m:sSub>
       </m:oMath>
       <w:r>
+        <w:rPr>
+          <w:rFonts w:eastAsia="黑体"/>
+        </w:rPr>
         <w:t xml:space="preserve"> </w:t>
       </w:r>
       <w:r>
         <w:rPr>
-          <w:rFonts w:hint="eastAsia"/>
+          <w:rFonts w:hint="eastAsia" w:eastAsia="黑体"/>
         </w:rPr>
         <w:t xml:space="preserve">一端接稳压输出节点、另一端接地节点</w:t>
       </w:r>
       <w:r>
+        <w:rPr>
+          <w:rFonts w:eastAsia="黑体"/>
+        </w:rPr>
         <w:t xml:space="preserve"> GND。</w:t>
       </w:r>
     </w:p>
@@ -567,11 +640,14 @@
       <w:pPr/>
       <w:r>
         <w:rPr>
-          <w:rFonts w:hint="eastAsia"/>
+          <w:rFonts w:hint="eastAsia" w:eastAsia="黑体"/>
         </w:rPr>
         <w:t xml:space="preserve">由此构成”输入经</w:t>
       </w:r>
       <w:r>
+        <w:rPr>
+          <w:rFonts w:eastAsia="黑体"/>
+        </w:rPr>
         <w:t xml:space="preserve"> </w:t>
       </w:r>
       <m:oMath>
@@ -589,11 +665,14 @@
         </m:sSub>
       </m:oMath>
       <w:r>
+        <w:rPr>
+          <w:rFonts w:eastAsia="黑体"/>
+        </w:rPr>
         <w:t xml:space="preserve"> </w:t>
       </w:r>
       <w:r>
         <w:rPr>
-          <w:rFonts w:hint="eastAsia"/>
+          <w:rFonts w:hint="eastAsia" w:eastAsia="黑体"/>
         </w:rPr>
         <w:t xml:space="preserve">限流、</w:t>
       </w:r>
@@ -612,11 +691,14 @@
         </m:sSub>
       </m:oMath>
       <w:r>
+        <w:rPr>
+          <w:rFonts w:eastAsia="黑体"/>
+        </w:rPr>
         <w:t xml:space="preserve"> </w:t>
       </w:r>
       <w:r>
         <w:rPr>
-          <w:rFonts w:hint="eastAsia"/>
+          <w:rFonts w:hint="eastAsia" w:eastAsia="黑体"/>
         </w:rPr>
         <w:t xml:space="preserve">反向并联在输出与地之间、</w:t>
       </w:r>
@@ -635,15 +717,21 @@
         </m:sSub>
       </m:oMath>
       <w:r>
+        <w:rPr>
+          <w:rFonts w:eastAsia="黑体"/>
+        </w:rPr>
         <w:t xml:space="preserve"> </w:t>
       </w:r>
       <w:r>
         <w:rPr>
-          <w:rFonts w:hint="eastAsia"/>
+          <w:rFonts w:hint="eastAsia" w:eastAsia="黑体"/>
         </w:rPr>
         <w:t xml:space="preserve">与</w:t>
       </w:r>
       <w:r>
+        <w:rPr>
+          <w:rFonts w:eastAsia="黑体"/>
+        </w:rPr>
         <w:t xml:space="preserve"> </w:t>
       </w:r>
       <m:oMath>
@@ -661,15 +749,21 @@
         </m:sSub>
       </m:oMath>
       <w:r>
+        <w:rPr>
+          <w:rFonts w:eastAsia="黑体"/>
+        </w:rPr>
         <w:t xml:space="preserve"> </w:t>
       </w:r>
       <w:r>
         <w:rPr>
-          <w:rFonts w:hint="eastAsia"/>
+          <w:rFonts w:hint="eastAsia" w:eastAsia="黑体"/>
         </w:rPr>
         <w:t xml:space="preserve">并联取电”的并联型齐纳稳压组态，利用</w:t>
       </w:r>
       <w:r>
+        <w:rPr>
+          <w:rFonts w:eastAsia="黑体"/>
+        </w:rPr>
         <w:t xml:space="preserve"> </w:t>
       </w:r>
       <m:oMath>
@@ -687,15 +781,21 @@
         </m:sSub>
       </m:oMath>
       <w:r>
+        <w:rPr>
+          <w:rFonts w:eastAsia="黑体"/>
+        </w:rPr>
         <w:t xml:space="preserve"> </w:t>
       </w:r>
       <w:r>
         <w:rPr>
-          <w:rFonts w:hint="eastAsia"/>
+          <w:rFonts w:hint="eastAsia" w:eastAsia="黑体"/>
         </w:rPr>
         <w:t xml:space="preserve">反向击穿区电压近似恒定的特性，把未稳压直流变为</w:t>
       </w:r>
       <w:r>
+        <w:rPr>
+          <w:rFonts w:eastAsia="黑体"/>
+        </w:rPr>
         <w:t xml:space="preserve"> </w:t>
       </w:r>
       <m:oMath>
@@ -731,11 +831,14 @@
         </m:sSub>
       </m:oMath>
       <w:r>
+        <w:rPr>
+          <w:rFonts w:eastAsia="黑体"/>
+        </w:rPr>
         <w:t xml:space="preserve"> </w:t>
       </w:r>
       <w:r>
         <w:rPr>
-          <w:rFonts w:hint="eastAsia"/>
+          <w:rFonts w:hint="eastAsia" w:eastAsia="黑体"/>
         </w:rPr>
         <w:t xml:space="preserve">的输出。</w:t>
       </w:r>
@@ -748,7 +851,7 @@
       </w:pPr>
       <w:r>
         <w:rPr>
-          <w:rFonts w:hint="eastAsia"/>
+          <w:rFonts w:hint="eastAsia" w:eastAsia="黑体"/>
         </w:rPr>
         <w:t xml:space="preserve">工作原理</w:t>
       </w:r>
@@ -759,25 +862,31 @@
       </w:pPr>
       <w:r>
         <w:rPr>
-          <w:rFonts w:hint="eastAsia"/>
+          <w:rFonts w:hint="eastAsia" w:eastAsia="黑体"/>
         </w:rPr>
         <w:t xml:space="preserve">当输入电压升高时，Dz</w:t>
       </w:r>
       <w:r>
+        <w:rPr>
+          <w:rFonts w:eastAsia="黑体"/>
+        </w:rPr>
         <w:t xml:space="preserve"> </w:t>
       </w:r>
       <w:r>
         <w:rPr>
-          <w:rFonts w:hint="eastAsia"/>
+          <w:rFonts w:hint="eastAsia" w:eastAsia="黑体"/>
         </w:rPr>
         <w:t xml:space="preserve">支路电流增大，使</w:t>
       </w:r>
       <w:r>
+        <w:rPr>
+          <w:rFonts w:eastAsia="黑体"/>
+        </w:rPr>
         <w:t xml:space="preserve"> Rs </w:t>
       </w:r>
       <w:r>
         <w:rPr>
-          <w:rFonts w:hint="eastAsia"/>
+          <w:rFonts w:hint="eastAsia" w:eastAsia="黑体"/>
         </w:rPr>
         <w:t xml:space="preserve">上压降增加，从而维持输出电压基本不变。反之输入降低时电流转移给负载，输出电压仅随齐纳电压略有变动。</w:t>
       </w:r>
@@ -790,7 +899,7 @@
       </w:pPr>
       <w:r>
         <w:rPr>
-          <w:rFonts w:hint="eastAsia"/>
+          <w:rFonts w:hint="eastAsia" w:eastAsia="黑体"/>
         </w:rPr>
         <w:t xml:space="preserve">关键计算公式</w:t>
       </w:r>
@@ -804,7 +913,7 @@
       </w:pPr>
       <w:r>
         <w:rPr>
-          <w:rFonts w:hint="eastAsia"/>
+          <w:rFonts w:hint="eastAsia" w:eastAsia="黑体"/>
         </w:rPr>
         <w:t xml:space="preserve">输出电压：</w:t>
       </w:r>
@@ -861,7 +970,7 @@
       </w:pPr>
       <w:r>
         <w:rPr>
-          <w:rFonts w:hint="eastAsia"/>
+          <w:rFonts w:hint="eastAsia" w:eastAsia="黑体"/>
         </w:rPr>
         <w:t xml:space="preserve">限流电阻选择（</w:t>
       </w:r>
@@ -880,11 +989,14 @@
         </m:sSub>
       </m:oMath>
       <w:r>
+        <w:rPr>
+          <w:rFonts w:eastAsia="黑体"/>
+        </w:rPr>
         <w:t xml:space="preserve"> </w:t>
       </w:r>
       <w:r>
         <w:rPr>
-          <w:rFonts w:hint="eastAsia"/>
+          <w:rFonts w:hint="eastAsia" w:eastAsia="黑体"/>
         </w:rPr>
         <w:t xml:space="preserve">为稳压二极管电流，</w:t>
       </w:r>
@@ -903,11 +1015,14 @@
         </m:sSub>
       </m:oMath>
       <w:r>
+        <w:rPr>
+          <w:rFonts w:eastAsia="黑体"/>
+        </w:rPr>
         <w:t xml:space="preserve"> </w:t>
       </w:r>
       <w:r>
         <w:rPr>
-          <w:rFonts w:hint="eastAsia"/>
+          <w:rFonts w:hint="eastAsia" w:eastAsia="黑体"/>
         </w:rPr>
         <w:t xml:space="preserve">为负载电流）：</w:t>
       </w:r>
@@ -1024,7 +1139,7 @@
       </w:pPr>
       <w:r>
         <w:rPr>
-          <w:rFonts w:hint="eastAsia"/>
+          <w:rFonts w:hint="eastAsia" w:eastAsia="黑体"/>
         </w:rPr>
         <w:t xml:space="preserve">输入电压变化对输出的影响（</w:t>
       </w:r>
@@ -1043,11 +1158,14 @@
         </m:sSub>
       </m:oMath>
       <w:r>
+        <w:rPr>
+          <w:rFonts w:eastAsia="黑体"/>
+        </w:rPr>
         <w:t xml:space="preserve"> </w:t>
       </w:r>
       <w:r>
         <w:rPr>
-          <w:rFonts w:hint="eastAsia"/>
+          <w:rFonts w:hint="eastAsia" w:eastAsia="黑体"/>
         </w:rPr>
         <w:t xml:space="preserve">为齐纳动态电阻）：</w:t>
       </w:r>
@@ -1176,7 +1294,7 @@
       </w:pPr>
       <w:r>
         <w:rPr>
-          <w:rFonts w:hint="eastAsia"/>
+          <w:rFonts w:hint="eastAsia" w:eastAsia="黑体"/>
         </w:rPr>
         <w:t xml:space="preserve">负载调整率：</w:t>
       </w:r>
@@ -1329,7 +1447,7 @@
       </w:pPr>
       <w:r>
         <w:rPr>
-          <w:rFonts w:hint="eastAsia"/>
+          <w:rFonts w:hint="eastAsia" w:eastAsia="黑体"/>
         </w:rPr>
         <w:t xml:space="preserve">稳压二极管最大功耗：</w:t>
       </w:r>
@@ -1447,7 +1565,7 @@
             </w:pPr>
             <w:r>
               <w:rPr>
-                <w:rFonts w:hint="eastAsia"/>
+                <w:rFonts w:hint="eastAsia" w:eastAsia="黑体"/>
               </w:rPr>
               <w:t xml:space="preserve">符号</w:t>
             </w:r>
@@ -1461,7 +1579,7 @@
             </w:pPr>
             <w:r>
               <w:rPr>
-                <w:rFonts w:hint="eastAsia"/>
+                <w:rFonts w:hint="eastAsia" w:eastAsia="黑体"/>
               </w:rPr>
               <w:t xml:space="preserve">含义</w:t>
             </w:r>
@@ -1475,7 +1593,7 @@
             </w:pPr>
             <w:r>
               <w:rPr>
-                <w:rFonts w:hint="eastAsia"/>
+                <w:rFonts w:hint="eastAsia" w:eastAsia="黑体"/>
               </w:rPr>
               <w:t xml:space="preserve">单位</w:t>
             </w:r>
@@ -1504,6 +1622,9 @@
               </m:sSub>
             </m:oMath>
             <w:r>
+              <w:rPr>
+                <w:rFonts w:eastAsia="黑体"/>
+              </w:rPr>
               <w:t xml:space="preserve">​</w:t>
             </w:r>
           </w:p>
@@ -1516,7 +1637,7 @@
             </w:pPr>
             <w:r>
               <w:rPr>
-                <w:rFonts w:hint="eastAsia"/>
+                <w:rFonts w:hint="eastAsia" w:eastAsia="黑体"/>
               </w:rPr>
               <w:t xml:space="preserve">齐纳击穿电压</w:t>
             </w:r>
@@ -1529,6 +1650,9 @@
               <w:pStyle w:val="Compact"/>
             </w:pPr>
             <w:r>
+              <w:rPr>
+                <w:rFonts w:eastAsia="黑体"/>
+              </w:rPr>
               <w:t xml:space="preserve">V</w:t>
             </w:r>
           </w:p>
@@ -1556,6 +1680,9 @@
               </m:sSub>
             </m:oMath>
             <w:r>
+              <w:rPr>
+                <w:rFonts w:eastAsia="黑体"/>
+              </w:rPr>
               <w:t xml:space="preserve">​</w:t>
             </w:r>
           </w:p>
@@ -1568,7 +1695,7 @@
             </w:pPr>
             <w:r>
               <w:rPr>
-                <w:rFonts w:hint="eastAsia"/>
+                <w:rFonts w:hint="eastAsia" w:eastAsia="黑体"/>
               </w:rPr>
               <w:t xml:space="preserve">限流电阻</w:t>
             </w:r>
@@ -1581,6 +1708,9 @@
               <w:pStyle w:val="Compact"/>
             </w:pPr>
             <w:r>
+              <w:rPr>
+                <w:rFonts w:eastAsia="黑体"/>
+              </w:rPr>
               <w:t xml:space="preserve">Ω</w:t>
             </w:r>
           </w:p>
@@ -1608,6 +1738,9 @@
               </m:sSub>
             </m:oMath>
             <w:r>
+              <w:rPr>
+                <w:rFonts w:eastAsia="黑体"/>
+              </w:rPr>
               <w:t xml:space="preserve">​</w:t>
             </w:r>
           </w:p>
@@ -1620,7 +1753,7 @@
             </w:pPr>
             <w:r>
               <w:rPr>
-                <w:rFonts w:hint="eastAsia"/>
+                <w:rFonts w:hint="eastAsia" w:eastAsia="黑体"/>
               </w:rPr>
               <w:t xml:space="preserve">齐纳动态电阻</w:t>
             </w:r>
@@ -1633,6 +1766,9 @@
               <w:pStyle w:val="Compact"/>
             </w:pPr>
             <w:r>
+              <w:rPr>
+                <w:rFonts w:eastAsia="黑体"/>
+              </w:rPr>
               <w:t xml:space="preserve">Ω</w:t>
             </w:r>
           </w:p>
@@ -1660,6 +1796,9 @@
               </m:sSub>
             </m:oMath>
             <w:r>
+              <w:rPr>
+                <w:rFonts w:eastAsia="黑体"/>
+              </w:rPr>
               <w:t xml:space="preserve">​</w:t>
             </w:r>
           </w:p>
@@ -1672,7 +1811,7 @@
             </w:pPr>
             <w:r>
               <w:rPr>
-                <w:rFonts w:hint="eastAsia"/>
+                <w:rFonts w:hint="eastAsia" w:eastAsia="黑体"/>
               </w:rPr>
               <w:t xml:space="preserve">稳压管电流</w:t>
             </w:r>
@@ -1685,6 +1824,9 @@
               <w:pStyle w:val="Compact"/>
             </w:pPr>
             <w:r>
+              <w:rPr>
+                <w:rFonts w:eastAsia="黑体"/>
+              </w:rPr>
               <w:t xml:space="preserve">A</w:t>
             </w:r>
           </w:p>
@@ -1712,6 +1854,9 @@
               </m:sSub>
             </m:oMath>
             <w:r>
+              <w:rPr>
+                <w:rFonts w:eastAsia="黑体"/>
+              </w:rPr>
               <w:t xml:space="preserve">​</w:t>
             </w:r>
           </w:p>
@@ -1724,7 +1869,7 @@
             </w:pPr>
             <w:r>
               <w:rPr>
-                <w:rFonts w:hint="eastAsia"/>
+                <w:rFonts w:hint="eastAsia" w:eastAsia="黑体"/>
               </w:rPr>
               <w:t xml:space="preserve">负载电流</w:t>
             </w:r>
@@ -1737,6 +1882,9 @@
               <w:pStyle w:val="Compact"/>
             </w:pPr>
             <w:r>
+              <w:rPr>
+                <w:rFonts w:eastAsia="黑体"/>
+              </w:rPr>
               <w:t xml:space="preserve">A</w:t>
             </w:r>
           </w:p>
@@ -1764,6 +1912,9 @@
               </m:sSub>
             </m:oMath>
             <w:r>
+              <w:rPr>
+                <w:rFonts w:eastAsia="黑体"/>
+              </w:rPr>
               <w:t xml:space="preserve">​</w:t>
             </w:r>
           </w:p>
@@ -1776,7 +1927,7 @@
             </w:pPr>
             <w:r>
               <w:rPr>
-                <w:rFonts w:hint="eastAsia"/>
+                <w:rFonts w:hint="eastAsia" w:eastAsia="黑体"/>
               </w:rPr>
               <w:t xml:space="preserve">稳压管功耗</w:t>
             </w:r>
@@ -1789,6 +1940,9 @@
               <w:pStyle w:val="Compact"/>
             </w:pPr>
             <w:r>
+              <w:rPr>
+                <w:rFonts w:eastAsia="黑体"/>
+              </w:rPr>
               <w:t xml:space="preserve">W</w:t>
             </w:r>
           </w:p>
@@ -1803,7 +1957,7 @@
       </w:pPr>
       <w:r>
         <w:rPr>
-          <w:rFonts w:hint="eastAsia"/>
+          <w:rFonts w:hint="eastAsia" w:eastAsia="黑体"/>
         </w:rPr>
         <w:t xml:space="preserve">元件调整影响</w:t>
       </w:r>
@@ -1818,20 +1972,27 @@
       </w:pPr>
       <w:r>
         <w:rPr>
+          <w:rFonts w:eastAsia="黑体"/>
           <w:b/>
           <w:bCs/>
         </w:rPr>
         <w:t xml:space="preserve">Rs ↑</w:t>
       </w:r>
       <w:r>
+        <w:rPr>
+          <w:rFonts w:eastAsia="黑体"/>
+        </w:rPr>
         <w:t xml:space="preserve"> </w:t>
       </w:r>
       <w:r>
+        <w:rPr>
+          <w:rFonts w:eastAsia="黑体"/>
+        </w:rPr>
         <w:t xml:space="preserve">→ </w:t>
       </w:r>
       <w:r>
         <w:rPr>
-          <w:rFonts w:hint="eastAsia"/>
+          <w:rFonts w:hint="eastAsia" w:eastAsia="黑体"/>
         </w:rPr>
         <w:t xml:space="preserve">稳压效果变好但输出带载能力下降，稳压管电流减小。</w:t>
       </w:r>
@@ -1846,20 +2007,27 @@
       </w:pPr>
       <w:r>
         <w:rPr>
+          <w:rFonts w:eastAsia="黑体"/>
           <w:b/>
           <w:bCs/>
         </w:rPr>
         <w:t xml:space="preserve">Rs ↓</w:t>
       </w:r>
       <w:r>
+        <w:rPr>
+          <w:rFonts w:eastAsia="黑体"/>
+        </w:rPr>
         <w:t xml:space="preserve"> </w:t>
       </w:r>
       <w:r>
+        <w:rPr>
+          <w:rFonts w:eastAsia="黑体"/>
+        </w:rPr>
         <w:t xml:space="preserve">→ </w:t>
       </w:r>
       <w:r>
         <w:rPr>
-          <w:rFonts w:hint="eastAsia"/>
+          <w:rFonts w:hint="eastAsia" w:eastAsia="黑体"/>
         </w:rPr>
         <w:t xml:space="preserve">带载能力增强，但稳压管功耗增大、纹波抑制变差。</w:t>
       </w:r>
@@ -1888,6 +2056,7 @@
       </m:oMath>
       <w:r>
         <w:rPr>
+          <w:rFonts w:eastAsia="黑体"/>
           <w:b/>
           <w:bCs/>
         </w:rPr>
@@ -1895,21 +2064,27 @@
       </w:r>
       <w:r>
         <w:rPr>
-          <w:rFonts w:hint="eastAsia"/>
+          <w:rFonts w:hint="eastAsia" w:eastAsia="黑体"/>
           <w:b/>
           <w:bCs/>
         </w:rPr>
         <w:t xml:space="preserve">选大</w:t>
       </w:r>
       <w:r>
+        <w:rPr>
+          <w:rFonts w:eastAsia="黑体"/>
+        </w:rPr>
         <w:t xml:space="preserve"> </w:t>
       </w:r>
       <w:r>
+        <w:rPr>
+          <w:rFonts w:eastAsia="黑体"/>
+        </w:rPr>
         <w:t xml:space="preserve">→ </w:t>
       </w:r>
       <w:r>
         <w:rPr>
-          <w:rFonts w:hint="eastAsia"/>
+          <w:rFonts w:hint="eastAsia" w:eastAsia="黑体"/>
         </w:rPr>
         <w:t xml:space="preserve">输出电压升高，但动态电阻通常增大、温度稳定性变差。</w:t>
       </w:r>
@@ -1924,7 +2099,7 @@
       </w:pPr>
       <w:r>
         <w:rPr>
-          <w:rFonts w:hint="eastAsia"/>
+          <w:rFonts w:hint="eastAsia" w:eastAsia="黑体"/>
           <w:b/>
           <w:bCs/>
         </w:rPr>
@@ -1932,6 +2107,7 @@
       </w:r>
       <w:r>
         <w:rPr>
+          <w:rFonts w:eastAsia="黑体"/>
           <w:b/>
           <w:bCs/>
         </w:rPr>
@@ -1939,30 +2115,39 @@
       </w:r>
       <w:r>
         <w:rPr>
-          <w:rFonts w:hint="eastAsia"/>
+          <w:rFonts w:hint="eastAsia" w:eastAsia="黑体"/>
           <w:b/>
           <w:bCs/>
         </w:rPr>
         <w:t xml:space="preserve">↓（电流大）</w:t>
       </w:r>
       <w:r>
+        <w:rPr>
+          <w:rFonts w:eastAsia="黑体"/>
+        </w:rPr>
         <w:t xml:space="preserve"> </w:t>
       </w:r>
       <w:r>
+        <w:rPr>
+          <w:rFonts w:eastAsia="黑体"/>
+        </w:rPr>
         <w:t xml:space="preserve">→ </w:t>
       </w:r>
       <w:r>
         <w:rPr>
-          <w:rFonts w:hint="eastAsia"/>
+          <w:rFonts w:hint="eastAsia" w:eastAsia="黑体"/>
         </w:rPr>
         <w:t xml:space="preserve">需减小</w:t>
       </w:r>
       <w:r>
+        <w:rPr>
+          <w:rFonts w:eastAsia="黑体"/>
+        </w:rPr>
         <w:t xml:space="preserve"> </w:t>
       </w:r>
       <w:r>
         <w:rPr>
-          <w:rFonts w:hint="eastAsia"/>
+          <w:rFonts w:hint="eastAsia" w:eastAsia="黑体"/>
         </w:rPr>
         <w:t xml:space="preserve">Rs，否则稳压管可能退出击穿区而失去稳压作用。</w:t>
       </w:r>
@@ -1975,7 +2160,7 @@
       </w:pPr>
       <w:r>
         <w:rPr>
-          <w:rFonts w:hint="eastAsia"/>
+          <w:rFonts w:hint="eastAsia" w:eastAsia="黑体"/>
         </w:rPr>
         <w:t xml:space="preserve">典型参数示例</w:t>
       </w:r>
@@ -1990,11 +2175,14 @@
       </w:pPr>
       <w:r>
         <w:rPr>
-          <w:rFonts w:hint="eastAsia"/>
+          <w:rFonts w:hint="eastAsia" w:eastAsia="黑体"/>
         </w:rPr>
         <w:t xml:space="preserve">取</w:t>
       </w:r>
       <w:r>
+        <w:rPr>
+          <w:rFonts w:eastAsia="黑体"/>
+        </w:rPr>
         <w:t xml:space="preserve"> </w:t>
       </w:r>
       <m:oMath>
@@ -2034,6 +2222,9 @@
         </m:r>
       </m:oMath>
       <w:r>
+        <w:rPr>
+          <w:rFonts w:eastAsia="黑体"/>
+        </w:rPr>
         <w:t xml:space="preserve">、</w:t>
       </w:r>
       <m:oMath>
@@ -2070,6 +2261,9 @@
         </m:r>
       </m:oMath>
       <w:r>
+        <w:rPr>
+          <w:rFonts w:eastAsia="黑体"/>
+        </w:rPr>
         <w:t xml:space="preserve">、</w:t>
       </w:r>
       <m:oMath>
@@ -2106,6 +2300,9 @@
         </m:r>
       </m:oMath>
       <w:r>
+        <w:rPr>
+          <w:rFonts w:eastAsia="黑体"/>
+        </w:rPr>
         <w:t xml:space="preserve">、</w:t>
       </w:r>
       <m:oMath>
@@ -2143,7 +2340,7 @@
       </m:oMath>
       <w:r>
         <w:rPr>
-          <w:rFonts w:hint="eastAsia"/>
+          <w:rFonts w:hint="eastAsia" w:eastAsia="黑体"/>
         </w:rPr>
         <w:t xml:space="preserve">：</w:t>
       </w:r>
@@ -2220,20 +2417,26 @@
       </m:oMath>
       <w:r>
         <w:rPr>
-          <w:rFonts w:hint="eastAsia"/>
+          <w:rFonts w:hint="eastAsia" w:eastAsia="黑体"/>
         </w:rPr>
         <w:t xml:space="preserve">，取标准值</w:t>
       </w:r>
       <w:r>
+        <w:rPr>
+          <w:rFonts w:eastAsia="黑体"/>
+        </w:rPr>
         <w:t xml:space="preserve"> 330 Ω </w:t>
       </w:r>
       <w:r>
         <w:rPr>
-          <w:rFonts w:hint="eastAsia"/>
+          <w:rFonts w:hint="eastAsia" w:eastAsia="黑体"/>
         </w:rPr>
         <w:t xml:space="preserve">或</w:t>
       </w:r>
       <w:r>
+        <w:rPr>
+          <w:rFonts w:eastAsia="黑体"/>
+        </w:rPr>
         <w:t xml:space="preserve"> 360 Ω。</w:t>
       </w:r>
     </w:p>
@@ -2247,7 +2450,7 @@
       </w:pPr>
       <w:r>
         <w:rPr>
-          <w:rFonts w:hint="eastAsia"/>
+          <w:rFonts w:hint="eastAsia" w:eastAsia="黑体"/>
         </w:rPr>
         <w:t xml:space="preserve">稳压管最大功耗校验：</w:t>
       </w:r>
@@ -2324,20 +2527,26 @@
       </m:oMath>
       <w:r>
         <w:rPr>
-          <w:rFonts w:hint="eastAsia"/>
+          <w:rFonts w:hint="eastAsia" w:eastAsia="黑体"/>
         </w:rPr>
         <w:t xml:space="preserve">，远小于</w:t>
       </w:r>
       <w:r>
+        <w:rPr>
+          <w:rFonts w:eastAsia="黑体"/>
+        </w:rPr>
         <w:t xml:space="preserve"> 0.5 W </w:t>
       </w:r>
       <w:r>
         <w:rPr>
-          <w:rFonts w:hint="eastAsia"/>
+          <w:rFonts w:hint="eastAsia" w:eastAsia="黑体"/>
         </w:rPr>
         <w:t xml:space="preserve">等级的</w:t>
       </w:r>
       <w:r>
+        <w:rPr>
+          <w:rFonts w:eastAsia="黑体"/>
+        </w:rPr>
         <w:t xml:space="preserve"> 1N4733。</w:t>
       </w:r>
     </w:p>
@@ -2349,7 +2558,7 @@
       </w:pPr>
       <w:r>
         <w:rPr>
-          <w:rFonts w:hint="eastAsia"/>
+          <w:rFonts w:hint="eastAsia" w:eastAsia="黑体"/>
         </w:rPr>
         <w:t xml:space="preserve">常见器件型号</w:t>
       </w:r>
@@ -2364,16 +2573,19 @@
       </w:pPr>
       <w:r>
         <w:rPr>
-          <w:rFonts w:hint="eastAsia"/>
+          <w:rFonts w:hint="eastAsia" w:eastAsia="黑体"/>
         </w:rPr>
         <w:t xml:space="preserve">1N4728A～1N4764A（1</w:t>
       </w:r>
       <w:r>
+        <w:rPr>
+          <w:rFonts w:eastAsia="黑体"/>
+        </w:rPr>
         <w:t xml:space="preserve"> W </w:t>
       </w:r>
       <w:r>
         <w:rPr>
-          <w:rFonts w:hint="eastAsia"/>
+          <w:rFonts w:hint="eastAsia" w:eastAsia="黑体"/>
         </w:rPr>
         <w:t xml:space="preserve">系列，</w:t>
       </w:r>
@@ -2421,7 +2633,7 @@
       </m:oMath>
       <w:r>
         <w:rPr>
-          <w:rFonts w:hint="eastAsia"/>
+          <w:rFonts w:hint="eastAsia" w:eastAsia="黑体"/>
         </w:rPr>
         <w:t xml:space="preserve">）。</w:t>
       </w:r>
@@ -2435,20 +2647,26 @@
         </w:numPr>
       </w:pPr>
       <w:r>
+        <w:rPr>
+          <w:rFonts w:eastAsia="黑体"/>
+        </w:rPr>
         <w:t xml:space="preserve">BZX55C </w:t>
       </w:r>
       <w:r>
         <w:rPr>
-          <w:rFonts w:hint="eastAsia"/>
+          <w:rFonts w:hint="eastAsia" w:eastAsia="黑体"/>
         </w:rPr>
         <w:t xml:space="preserve">系列（0.5</w:t>
       </w:r>
       <w:r>
+        <w:rPr>
+          <w:rFonts w:eastAsia="黑体"/>
+        </w:rPr>
         <w:t xml:space="preserve"> </w:t>
       </w:r>
       <w:r>
         <w:rPr>
-          <w:rFonts w:hint="eastAsia"/>
+          <w:rFonts w:hint="eastAsia" w:eastAsia="黑体"/>
         </w:rPr>
         <w:t xml:space="preserve">W）。</w:t>
       </w:r>
@@ -2462,20 +2680,26 @@
         </w:numPr>
       </w:pPr>
       <w:r>
+        <w:rPr>
+          <w:rFonts w:eastAsia="黑体"/>
+        </w:rPr>
         <w:t xml:space="preserve">BZX84C </w:t>
       </w:r>
       <w:r>
         <w:rPr>
-          <w:rFonts w:hint="eastAsia"/>
+          <w:rFonts w:hint="eastAsia" w:eastAsia="黑体"/>
         </w:rPr>
         <w:t xml:space="preserve">系列（贴片、0.3</w:t>
       </w:r>
       <w:r>
+        <w:rPr>
+          <w:rFonts w:eastAsia="黑体"/>
+        </w:rPr>
         <w:t xml:space="preserve"> </w:t>
       </w:r>
       <w:r>
         <w:rPr>
-          <w:rFonts w:hint="eastAsia"/>
+          <w:rFonts w:hint="eastAsia" w:eastAsia="黑体"/>
         </w:rPr>
         <w:t xml:space="preserve">W）。</w:t>
       </w:r>
@@ -2489,29 +2713,38 @@
         </w:numPr>
       </w:pPr>
       <w:r>
+        <w:rPr>
+          <w:rFonts w:eastAsia="黑体"/>
+        </w:rPr>
         <w:t xml:space="preserve">5.1 V </w:t>
       </w:r>
       <w:r>
         <w:rPr>
-          <w:rFonts w:hint="eastAsia"/>
+          <w:rFonts w:hint="eastAsia" w:eastAsia="黑体"/>
         </w:rPr>
         <w:t xml:space="preserve">常用</w:t>
       </w:r>
       <w:r>
+        <w:rPr>
+          <w:rFonts w:eastAsia="黑体"/>
+        </w:rPr>
         <w:t xml:space="preserve"> </w:t>
       </w:r>
       <w:r>
         <w:rPr>
-          <w:rFonts w:hint="eastAsia"/>
+          <w:rFonts w:hint="eastAsia" w:eastAsia="黑体"/>
         </w:rPr>
         <w:t xml:space="preserve">1N4733A（温度系数接近零的可选</w:t>
       </w:r>
       <w:r>
+        <w:rPr>
+          <w:rFonts w:eastAsia="黑体"/>
+        </w:rPr>
         <w:t xml:space="preserve"> 5.1 V </w:t>
       </w:r>
       <w:r>
         <w:rPr>
-          <w:rFonts w:hint="eastAsia"/>
+          <w:rFonts w:hint="eastAsia" w:eastAsia="黑体"/>
         </w:rPr>
         <w:t xml:space="preserve">附近）。</w:t>
       </w:r>
@@ -2524,7 +2757,7 @@
       </w:pPr>
       <w:r>
         <w:rPr>
-          <w:rFonts w:hint="eastAsia"/>
+          <w:rFonts w:hint="eastAsia" w:eastAsia="黑体"/>
         </w:rPr>
         <w:t xml:space="preserve">注意事项</w:t>
       </w:r>
@@ -2539,7 +2772,7 @@
       </w:pPr>
       <w:r>
         <w:rPr>
-          <w:rFonts w:hint="eastAsia"/>
+          <w:rFonts w:hint="eastAsia" w:eastAsia="黑体"/>
         </w:rPr>
         <w:t xml:space="preserve">输出电压等于齐纳电压，不可连续可调，稳压精度一般（仅百分之几量级）。</w:t>
       </w:r>
@@ -2554,7 +2787,7 @@
       </w:pPr>
       <w:r>
         <w:rPr>
-          <w:rFonts w:hint="eastAsia"/>
+          <w:rFonts w:hint="eastAsia" w:eastAsia="黑体"/>
         </w:rPr>
         <w:t xml:space="preserve">稳压管必须工作在反向击穿区，</w:t>
       </w:r>
@@ -2573,11 +2806,14 @@
         </m:sSub>
       </m:oMath>
       <w:r>
+        <w:rPr>
+          <w:rFonts w:eastAsia="黑体"/>
+        </w:rPr>
         <w:t xml:space="preserve"> </w:t>
       </w:r>
       <w:r>
         <w:rPr>
-          <w:rFonts w:hint="eastAsia"/>
+          <w:rFonts w:hint="eastAsia" w:eastAsia="黑体"/>
         </w:rPr>
         <w:t xml:space="preserve">过小会退出稳压，过大则功耗超限。</w:t>
       </w:r>
@@ -2592,7 +2828,7 @@
       </w:pPr>
       <w:r>
         <w:rPr>
-          <w:rFonts w:hint="eastAsia"/>
+          <w:rFonts w:hint="eastAsia" w:eastAsia="黑体"/>
         </w:rPr>
         <w:t xml:space="preserve">该电路效率低、带载能力弱，只适合小电流、低精度场合。</w:t>
       </w:r>
@@ -2605,7 +2841,7 @@
       </w:pPr>
       <w:r>
         <w:rPr>
-          <w:rFonts w:hint="eastAsia"/>
+          <w:rFonts w:hint="eastAsia" w:eastAsia="黑体"/>
         </w:rPr>
         <w:t xml:space="preserve">参考资料</w:t>
       </w:r>
@@ -2620,7 +2856,7 @@
       </w:pPr>
       <w:r>
         <w:rPr>
-          <w:rFonts w:hint="eastAsia"/>
+          <w:rFonts w:hint="eastAsia" w:eastAsia="黑体"/>
         </w:rPr>
         <w:t xml:space="preserve">《模拟电子技术基础》（童诗白、华成英）。</w:t>
       </w:r>
@@ -2634,6 +2870,9 @@
         </w:numPr>
       </w:pPr>
       <w:r>
+        <w:rPr>
+          <w:rFonts w:eastAsia="黑体"/>
+        </w:rPr>
         <w:t xml:space="preserve">Wikipedia: Zener diode。</w:t>
       </w:r>
     </w:p>
@@ -2646,11 +2885,14 @@
         </w:numPr>
       </w:pPr>
       <w:r>
+        <w:rPr>
+          <w:rFonts w:eastAsia="黑体"/>
+        </w:rPr>
         <w:t xml:space="preserve">ON Semiconductor 1N47xx </w:t>
       </w:r>
       <w:r>
         <w:rPr>
-          <w:rFonts w:hint="eastAsia"/>
+          <w:rFonts w:hint="eastAsia" w:eastAsia="黑体"/>
         </w:rPr>
         <w:t xml:space="preserve">系列数据手册。</w:t>
       </w:r>
@@ -2664,11 +2906,11 @@
       </w:pPr>
       <w:r>
         <w:rPr>
-          <w:rFonts w:ascii="Times New Roman" w:hAnsi="Times New Roman"/>
+          <w:rFonts w:ascii="Times New Roman" w:hAnsi="Times New Roman" w:eastAsia="黑体"/>
           <w:color w:val="555555"/>
           <w:sz w:val="21"/>
         </w:rPr>
-        <w:t>材料收集者：杜文杰</w:t>
+        <w:t>材料收集者：杜文杰，WX手机：19519196569，QQ:3478827729</w:t>
       </w:r>
     </w:p>
     <w:sectPr>
@@ -2688,7 +2930,7 @@
 </file>
 
 <file path=word/footer1.xml><?xml version="1.0" encoding="utf-8"?>
-<w:ftr xmlns:m="http://schemas.openxmlformats.org/officeDocument/2006/math" xmlns:mc="http://schemas.openxmlformats.org/markup-compatibility/2006" xmlns:mo="http://schemas.microsoft.com/office/mac/office/2008/main" xmlns:mv="urn:schemas-microsoft-com:mac:vml" xmlns:o="urn:schemas-microsoft-com:office:office" xmlns:r="http://schemas.openxmlformats.org/officeDocument/2006/relationships" xmlns:v="urn:schemas-microsoft-com:vml" xmlns:w10="urn:schemas-microsoft-com:office:word" xmlns:w14="http://schemas.microsoft.com/office/word/2010/wordml" xmlns:w="http://schemas.openxmlformats.org/wordprocessingml/2006/main" xmlns:wne="http://schemas.microsoft.com/office/word/2006/wordml" xmlns:wp14="http://schemas.microsoft.com/office/word/2010/wordprocessingDrawing" xmlns:wp="http://schemas.openxmlformats.org/drawingml/2006/wordprocessingDrawing" xmlns:wpc="http://schemas.microsoft.com/office/word/2010/wordprocessingCanvas" xmlns:wpg="http://schemas.microsoft.com/office/word/2010/wordprocessingGroup" xmlns:wpi="http://schemas.microsoft.com/office/word/2010/wordprocessingInk" xmlns:wps="http://schemas.microsoft.com/office/word/2010/wordprocessingShape" mc:Ignorable="w14 wp14">
+<w:ftr xmlns:mc="http://schemas.openxmlformats.org/markup-compatibility/2006" xmlns:w="http://schemas.openxmlformats.org/wordprocessingml/2006/main" xmlns:m="http://schemas.openxmlformats.org/officeDocument/2006/math" xmlns:mo="http://schemas.microsoft.com/office/mac/office/2008/main" xmlns:mv="urn:schemas-microsoft-com:mac:vml" xmlns:o="urn:schemas-microsoft-com:office:office" xmlns:r="http://schemas.openxmlformats.org/officeDocument/2006/relationships" xmlns:v="urn:schemas-microsoft-com:vml" xmlns:w10="urn:schemas-microsoft-com:office:word" xmlns:w14="http://schemas.microsoft.com/office/word/2010/wordml" xmlns:wne="http://schemas.microsoft.com/office/word/2006/wordml" xmlns:wp14="http://schemas.microsoft.com/office/word/2010/wordprocessingDrawing" xmlns:wp="http://schemas.openxmlformats.org/drawingml/2006/wordprocessingDrawing" xmlns:wpc="http://schemas.microsoft.com/office/word/2010/wordprocessingCanvas" xmlns:wpg="http://schemas.microsoft.com/office/word/2010/wordprocessingGroup" xmlns:wpi="http://schemas.microsoft.com/office/word/2010/wordprocessingInk" xmlns:wps="http://schemas.microsoft.com/office/word/2010/wordprocessingShape" mc:Ignorable="w14 wp14">
   <w:p>
     <w:pPr>
       <w:pStyle w:val="Footer"/>
@@ -2696,12 +2938,14 @@
     </w:pPr>
     <w:r>
       <w:rPr>
+        <w:rFonts w:eastAsia="黑体"/>
         <w:sz w:val="18"/>
       </w:rPr>
       <w:t xml:space="preserve">第 </w:t>
     </w:r>
     <w:r>
       <w:rPr>
+        <w:rFonts w:eastAsia="黑体"/>
         <w:sz w:val="18"/>
       </w:rPr>
       <w:fldChar w:fldCharType="begin"/>
@@ -2710,6 +2954,7 @@
     </w:r>
     <w:r>
       <w:rPr>
+        <w:rFonts w:eastAsia="黑体"/>
         <w:sz w:val="18"/>
       </w:rPr>
       <w:t xml:space="preserve"> 页</w:t>
@@ -2723,6 +2968,9 @@
   <w:footnote w:type="continuationSeparator" w:id="0">
     <w:p>
       <w:r>
+        <w:rPr>
+          <w:rFonts w:eastAsia="黑体"/>
+        </w:rPr>
         <w:continuationSeparator/>
       </w:r>
     </w:p>
@@ -2730,6 +2978,9 @@
   <w:footnote w:type="separator" w:id="-1">
     <w:p>
       <w:r>
+        <w:rPr>
+          <w:rFonts w:eastAsia="黑体"/>
+        </w:rPr>
         <w:separator/>
       </w:r>
     </w:p>
@@ -2738,7 +2989,7 @@
 </file>
 
 <file path=word/header1.xml><?xml version="1.0" encoding="utf-8"?>
-<w:hdr xmlns:m="http://schemas.openxmlformats.org/officeDocument/2006/math" xmlns:mc="http://schemas.openxmlformats.org/markup-compatibility/2006" xmlns:mo="http://schemas.microsoft.com/office/mac/office/2008/main" xmlns:mv="urn:schemas-microsoft-com:mac:vml" xmlns:o="urn:schemas-microsoft-com:office:office" xmlns:r="http://schemas.openxmlformats.org/officeDocument/2006/relationships" xmlns:v="urn:schemas-microsoft-com:vml" xmlns:w10="urn:schemas-microsoft-com:office:word" xmlns:w14="http://schemas.microsoft.com/office/word/2010/wordml" xmlns:w="http://schemas.openxmlformats.org/wordprocessingml/2006/main" xmlns:wne="http://schemas.microsoft.com/office/word/2006/wordml" xmlns:wp14="http://schemas.microsoft.com/office/word/2010/wordprocessingDrawing" xmlns:wp="http://schemas.openxmlformats.org/drawingml/2006/wordprocessingDrawing" xmlns:wpc="http://schemas.microsoft.com/office/word/2010/wordprocessingCanvas" xmlns:wpg="http://schemas.microsoft.com/office/word/2010/wordprocessingGroup" xmlns:wpi="http://schemas.microsoft.com/office/word/2010/wordprocessingInk" xmlns:wps="http://schemas.microsoft.com/office/word/2010/wordprocessingShape" mc:Ignorable="w14 wp14">
+<w:hdr xmlns:mc="http://schemas.openxmlformats.org/markup-compatibility/2006" xmlns:w="http://schemas.openxmlformats.org/wordprocessingml/2006/main" xmlns:m="http://schemas.openxmlformats.org/officeDocument/2006/math" xmlns:mo="http://schemas.microsoft.com/office/mac/office/2008/main" xmlns:mv="urn:schemas-microsoft-com:mac:vml" xmlns:o="urn:schemas-microsoft-com:office:office" xmlns:r="http://schemas.openxmlformats.org/officeDocument/2006/relationships" xmlns:v="urn:schemas-microsoft-com:vml" xmlns:w10="urn:schemas-microsoft-com:office:word" xmlns:w14="http://schemas.microsoft.com/office/word/2010/wordml" xmlns:wne="http://schemas.microsoft.com/office/word/2006/wordml" xmlns:wp14="http://schemas.microsoft.com/office/word/2010/wordprocessingDrawing" xmlns:wp="http://schemas.openxmlformats.org/drawingml/2006/wordprocessingDrawing" xmlns:wpc="http://schemas.microsoft.com/office/word/2010/wordprocessingCanvas" xmlns:wpg="http://schemas.microsoft.com/office/word/2010/wordprocessingGroup" xmlns:wpi="http://schemas.microsoft.com/office/word/2010/wordprocessingInk" xmlns:wps="http://schemas.microsoft.com/office/word/2010/wordprocessingShape" mc:Ignorable="w14 wp14">
   <w:p>
     <w:pPr>
       <w:pStyle w:val="Header"/>
@@ -2746,7 +2997,7 @@
     </w:pPr>
     <w:r>
       <w:rPr>
-        <w:rFonts w:ascii="Times New Roman" w:hAnsi="Times New Roman"/>
+        <w:rFonts w:ascii="Times New Roman" w:hAnsi="Times New Roman" w:eastAsia="黑体"/>
         <w:sz w:val="18"/>
         <w:rFonts w:eastAsia="黑体"/>
         <w:rFonts w:eastAsia="黑体"/>
@@ -2758,7 +3009,7 @@
 </file>
 
 <file path=word/numbering.xml><?xml version="1.0" encoding="utf-8"?>
-<w:numbering xmlns:m="http://schemas.openxmlformats.org/officeDocument/2006/math" xmlns:mc="http://schemas.openxmlformats.org/markup-compatibility/2006" xmlns:mo="http://schemas.microsoft.com/office/mac/office/2008/main" xmlns:mv="urn:schemas-microsoft-com:mac:vml" xmlns:o="urn:schemas-microsoft-com:office:office" xmlns:r="http://schemas.openxmlformats.org/officeDocument/2006/relationships" xmlns:v="urn:schemas-microsoft-com:vml" xmlns:w="http://schemas.openxmlformats.org/wordprocessingml/2006/main" xmlns:w10="urn:schemas-microsoft-com:office:word" xmlns:w14="http://schemas.microsoft.com/office/word/2010/wordml" xmlns:wne="http://schemas.microsoft.com/office/word/2006/wordml" xmlns:wp="http://schemas.openxmlformats.org/drawingml/2006/wordprocessingDrawing" xmlns:wp14="http://schemas.microsoft.com/office/word/2010/wordprocessingDrawing" xmlns:wpc="http://schemas.microsoft.com/office/word/2010/wordprocessingCanvas" xmlns:wpg="http://schemas.microsoft.com/office/word/2010/wordprocessingGroup" xmlns:wpi="http://schemas.microsoft.com/office/word/2010/wordprocessingInk" xmlns:wps="http://schemas.microsoft.com/office/word/2010/wordprocessingShape" mc:Ignorable="w14 wp14">
+<w:numbering xmlns:mc="http://schemas.openxmlformats.org/markup-compatibility/2006" xmlns:w="http://schemas.openxmlformats.org/wordprocessingml/2006/main" xmlns:m="http://schemas.openxmlformats.org/officeDocument/2006/math" xmlns:mo="http://schemas.microsoft.com/office/mac/office/2008/main" xmlns:mv="urn:schemas-microsoft-com:mac:vml" xmlns:o="urn:schemas-microsoft-com:office:office" xmlns:r="http://schemas.openxmlformats.org/officeDocument/2006/relationships" xmlns:v="urn:schemas-microsoft-com:vml" xmlns:w10="urn:schemas-microsoft-com:office:word" xmlns:w14="http://schemas.microsoft.com/office/word/2010/wordml" xmlns:wne="http://schemas.microsoft.com/office/word/2006/wordml" xmlns:wp="http://schemas.openxmlformats.org/drawingml/2006/wordprocessingDrawing" xmlns:wp14="http://schemas.microsoft.com/office/word/2010/wordprocessingDrawing" xmlns:wpc="http://schemas.microsoft.com/office/word/2010/wordprocessingCanvas" xmlns:wpg="http://schemas.microsoft.com/office/word/2010/wordprocessingGroup" xmlns:wpi="http://schemas.microsoft.com/office/word/2010/wordprocessingInk" xmlns:wps="http://schemas.microsoft.com/office/word/2010/wordprocessingShape" mc:Ignorable="w14 wp14">
   <w:abstractNum w:abstractNumId="0">
     <w:nsid w:val="FFFFFF7C"/>
     <w:multiLevelType w:val="singleLevel"/>
@@ -2845,7 +3096,7 @@
         <w:ind w:hanging="360" w:left="1440"/>
       </w:pPr>
       <w:rPr>
-        <w:rFonts w:ascii="Symbol" w:hAnsi="Symbol" w:hint="default"/>
+        <w:rFonts w:ascii="Symbol" w:hAnsi="Symbol" w:hint="default" w:eastAsia="黑体"/>
       </w:rPr>
     </w:lvl>
   </w:abstractNum>
@@ -2866,7 +3117,7 @@
         <w:ind w:hanging="360" w:left="1080"/>
       </w:pPr>
       <w:rPr>
-        <w:rFonts w:ascii="Symbol" w:hAnsi="Symbol" w:hint="default"/>
+        <w:rFonts w:ascii="Symbol" w:hAnsi="Symbol" w:hint="default" w:eastAsia="黑体"/>
       </w:rPr>
     </w:lvl>
   </w:abstractNum>
@@ -2887,7 +3138,7 @@
         <w:ind w:hanging="360" w:left="720"/>
       </w:pPr>
       <w:rPr>
-        <w:rFonts w:ascii="Symbol" w:hAnsi="Symbol" w:hint="default"/>
+        <w:rFonts w:ascii="Symbol" w:hAnsi="Symbol" w:hint="default" w:eastAsia="黑体"/>
       </w:rPr>
     </w:lvl>
   </w:abstractNum>
@@ -2926,7 +3177,7 @@
         <w:ind w:hanging="360" w:left="360"/>
       </w:pPr>
       <w:rPr>
-        <w:rFonts w:ascii="Symbol" w:hAnsi="Symbol" w:hint="default"/>
+        <w:rFonts w:ascii="Symbol" w:hAnsi="Symbol" w:hint="default" w:eastAsia="黑体"/>
       </w:rPr>
     </w:lvl>
   </w:abstractNum>
@@ -3017,7 +3268,7 @@
         <w:ind w:left="720" w:hanging="360"/>
       </w:pPr>
       <w:rPr>
-        <w:rFonts w:ascii="Symbol" w:hAnsi="Symbol" w:cs="Symbol" w:hint="default"/>
+        <w:rFonts w:ascii="Symbol" w:hAnsi="Symbol" w:cs="Symbol" w:hint="default" w:eastAsia="黑体"/>
       </w:rPr>
     </w:lvl>
     <w:lvl w:ilvl="1">
@@ -3028,7 +3279,7 @@
         <w:ind w:left="1440" w:hanging="360"/>
       </w:pPr>
       <w:rPr>
-        <w:rFonts w:ascii="Courier New" w:hAnsi="Courier New" w:cs="Courier New" w:hint="default"/>
+        <w:rFonts w:ascii="Courier New" w:hAnsi="Courier New" w:cs="Courier New" w:hint="default" w:eastAsia="黑体"/>
       </w:rPr>
     </w:lvl>
     <w:lvl w:ilvl="2">
@@ -3039,7 +3290,7 @@
         <w:ind w:left="2160" w:hanging="360"/>
       </w:pPr>
       <w:rPr>
-        <w:rFonts w:ascii="Wingdings" w:hAnsi="Wingdings" w:cs="Wingdings" w:hint="default"/>
+        <w:rFonts w:ascii="Wingdings" w:hAnsi="Wingdings" w:cs="Wingdings" w:hint="default" w:eastAsia="黑体"/>
       </w:rPr>
     </w:lvl>
     <w:lvl w:ilvl="3">
@@ -3050,7 +3301,7 @@
         <w:ind w:left="2880" w:hanging="360"/>
       </w:pPr>
       <w:rPr>
-        <w:rFonts w:ascii="Symbol" w:hAnsi="Symbol" w:cs="Symbol" w:hint="default"/>
+        <w:rFonts w:ascii="Symbol" w:hAnsi="Symbol" w:cs="Symbol" w:hint="default" w:eastAsia="黑体"/>
       </w:rPr>
     </w:lvl>
     <w:lvl w:ilvl="4">
@@ -3061,7 +3312,7 @@
         <w:ind w:left="3600" w:hanging="360"/>
       </w:pPr>
       <w:rPr>
-        <w:rFonts w:ascii="Courier New" w:hAnsi="Courier New" w:cs="Courier New" w:hint="default"/>
+        <w:rFonts w:ascii="Courier New" w:hAnsi="Courier New" w:cs="Courier New" w:hint="default" w:eastAsia="黑体"/>
       </w:rPr>
     </w:lvl>
     <w:lvl w:ilvl="5">
@@ -3072,7 +3323,7 @@
         <w:ind w:left="4320" w:hanging="360"/>
       </w:pPr>
       <w:rPr>
-        <w:rFonts w:ascii="Wingdings" w:hAnsi="Wingdings" w:cs="Wingdings" w:hint="default"/>
+        <w:rFonts w:ascii="Wingdings" w:hAnsi="Wingdings" w:cs="Wingdings" w:hint="default" w:eastAsia="黑体"/>
       </w:rPr>
     </w:lvl>
     <w:lvl w:ilvl="6">
@@ -3083,7 +3334,7 @@
         <w:ind w:left="5040" w:hanging="360"/>
       </w:pPr>
       <w:rPr>
-        <w:rFonts w:ascii="Symbol" w:hAnsi="Symbol" w:cs="Symbol" w:hint="default"/>
+        <w:rFonts w:ascii="Symbol" w:hAnsi="Symbol" w:cs="Symbol" w:hint="default" w:eastAsia="黑体"/>
       </w:rPr>
     </w:lvl>
     <w:lvl w:ilvl="7">
@@ -3094,7 +3345,7 @@
         <w:ind w:left="5760" w:hanging="360"/>
       </w:pPr>
       <w:rPr>
-        <w:rFonts w:ascii="Courier New" w:hAnsi="Courier New" w:cs="Courier New" w:hint="default"/>
+        <w:rFonts w:ascii="Courier New" w:hAnsi="Courier New" w:cs="Courier New" w:hint="default" w:eastAsia="黑体"/>
       </w:rPr>
     </w:lvl>
     <w:lvl w:ilvl="8">
@@ -3105,7 +3356,7 @@
         <w:ind w:left="6480" w:hanging="360"/>
       </w:pPr>
       <w:rPr>
-        <w:rFonts w:ascii="Wingdings" w:hAnsi="Wingdings" w:cs="Wingdings" w:hint="default"/>
+        <w:rFonts w:ascii="Wingdings" w:hAnsi="Wingdings" w:cs="Wingdings" w:hint="default" w:eastAsia="黑体"/>
       </w:rPr>
     </w:lvl>
   </w:abstractNum>
@@ -3161,11 +3412,11 @@
 </file>
 
 <file path=word/styles.xml><?xml version="1.0" encoding="utf-8"?>
-<w:styles xmlns:mc="http://schemas.openxmlformats.org/markup-compatibility/2006" xmlns:r="http://schemas.openxmlformats.org/officeDocument/2006/relationships" xmlns:w="http://schemas.openxmlformats.org/wordprocessingml/2006/main" xmlns:w14="http://schemas.microsoft.com/office/word/2010/wordml" mc:Ignorable="w14">
+<w:styles xmlns:mc="http://schemas.openxmlformats.org/markup-compatibility/2006" xmlns:w="http://schemas.openxmlformats.org/wordprocessingml/2006/main" xmlns:r="http://schemas.openxmlformats.org/officeDocument/2006/relationships" xmlns:w14="http://schemas.microsoft.com/office/word/2010/wordml" mc:Ignorable="w14">
   <w:docDefaults>
     <w:rPrDefault>
       <w:rPr>
-        <w:rFonts w:asciiTheme="minorHAnsi" w:cstheme="minorBidi" w:eastAsiaTheme="minorEastAsia" w:hAnsiTheme="minorHAnsi"/>
+        <w:rFonts w:asciiTheme="minorHAnsi" w:cstheme="minorBidi" w:hAnsiTheme="minorHAnsi" w:eastAsia="黑体"/>
         <w:sz w:val="22"/>
         <w:szCs w:val="22"/>
         <w:lang w:bidi="ar-SA" w:eastAsia="en-US" w:val="en-US"/>
@@ -3387,7 +3638,7 @@
       <w:outlineLvl w:val="0"/>
     </w:pPr>
     <w:rPr>
-      <w:rFonts w:ascii="Times New Roman" w:asciiTheme="majorHAnsi" w:cstheme="majorBidi" w:eastAsia="黑体" w:eastAsiaTheme="majorEastAsia" w:hAnsi="Times New Roman" w:hAnsiTheme="majorHAnsi"/>
+      <w:rFonts w:ascii="Times New Roman" w:asciiTheme="majorHAnsi" w:cstheme="majorBidi" w:eastAsia="黑体" w:hAnsi="Times New Roman" w:hAnsiTheme="majorHAnsi"/>
       <w:b/>
       <w:bCs/>
       <w:color w:val="1F3864"/>
@@ -3411,7 +3662,7 @@
       <w:outlineLvl w:val="1"/>
     </w:pPr>
     <w:rPr>
-      <w:rFonts w:ascii="Times New Roman" w:asciiTheme="majorHAnsi" w:cstheme="majorBidi" w:eastAsia="黑体" w:eastAsiaTheme="majorEastAsia" w:hAnsi="Times New Roman" w:hAnsiTheme="majorHAnsi"/>
+      <w:rFonts w:ascii="Times New Roman" w:asciiTheme="majorHAnsi" w:cstheme="majorBidi" w:eastAsia="黑体" w:hAnsi="Times New Roman" w:hAnsiTheme="majorHAnsi"/>
       <w:b/>
       <w:bCs/>
       <w:color w:val="2E4E7E"/>
@@ -3435,7 +3686,7 @@
       <w:outlineLvl w:val="2"/>
     </w:pPr>
     <w:rPr>
-      <w:rFonts w:ascii="Times New Roman" w:asciiTheme="majorHAnsi" w:cstheme="majorBidi" w:eastAsia="黑体" w:eastAsiaTheme="majorEastAsia" w:hAnsi="Times New Roman" w:hAnsiTheme="majorHAnsi"/>
+      <w:rFonts w:ascii="Times New Roman" w:asciiTheme="majorHAnsi" w:cstheme="majorBidi" w:eastAsia="黑体" w:hAnsi="Times New Roman" w:hAnsiTheme="majorHAnsi"/>
       <w:b/>
       <w:bCs/>
       <w:color w:val="2E4E7E"/>
@@ -3459,7 +3710,7 @@
       <w:outlineLvl w:val="3"/>
     </w:pPr>
     <w:rPr>
-      <w:rFonts w:ascii="Times New Roman" w:asciiTheme="majorHAnsi" w:cstheme="majorBidi" w:eastAsia="黑体" w:eastAsiaTheme="majorEastAsia" w:hAnsi="Times New Roman" w:hAnsiTheme="majorHAnsi"/>
+      <w:rFonts w:ascii="Times New Roman" w:asciiTheme="majorHAnsi" w:cstheme="majorBidi" w:eastAsia="黑体" w:hAnsi="Times New Roman" w:hAnsiTheme="majorHAnsi"/>
       <w:b/>
       <w:bCs/>
       <w:i/>
@@ -3485,7 +3736,7 @@
       <w:outlineLvl w:val="4"/>
     </w:pPr>
     <w:rPr>
-      <w:rFonts w:ascii="Times New Roman" w:asciiTheme="majorHAnsi" w:cstheme="majorBidi" w:eastAsia="黑体" w:eastAsiaTheme="majorEastAsia" w:hAnsi="Times New Roman" w:hAnsiTheme="majorHAnsi"/>
+      <w:rFonts w:ascii="Times New Roman" w:asciiTheme="majorHAnsi" w:cstheme="majorBidi" w:eastAsia="黑体" w:hAnsi="Times New Roman" w:hAnsiTheme="majorHAnsi"/>
       <w:b/>
       <w:color w:val="333333"/>
       <w:sz w:val="22"/>
@@ -3508,7 +3759,7 @@
       <w:outlineLvl w:val="5"/>
     </w:pPr>
     <w:rPr>
-      <w:rFonts w:asciiTheme="majorHAnsi" w:cstheme="majorBidi" w:eastAsiaTheme="majorEastAsia" w:hAnsiTheme="majorHAnsi"/>
+      <w:rFonts w:asciiTheme="majorHAnsi" w:cstheme="majorBidi" w:hAnsiTheme="majorHAnsi" w:eastAsia="黑体"/>
       <w:i/>
       <w:iCs/>
       <w:color w:themeColor="accent1" w:themeShade="7F" w:val="243F60"/>
@@ -3531,7 +3782,7 @@
       <w:outlineLvl w:val="6"/>
     </w:pPr>
     <w:rPr>
-      <w:rFonts w:asciiTheme="majorHAnsi" w:cstheme="majorBidi" w:eastAsiaTheme="majorEastAsia" w:hAnsiTheme="majorHAnsi"/>
+      <w:rFonts w:asciiTheme="majorHAnsi" w:cstheme="majorBidi" w:hAnsiTheme="majorHAnsi" w:eastAsia="黑体"/>
       <w:i/>
       <w:iCs/>
       <w:color w:themeColor="text1" w:themeTint="BF" w:val="404040"/>
@@ -3554,7 +3805,7 @@
       <w:outlineLvl w:val="7"/>
     </w:pPr>
     <w:rPr>
-      <w:rFonts w:asciiTheme="majorHAnsi" w:cstheme="majorBidi" w:eastAsiaTheme="majorEastAsia" w:hAnsiTheme="majorHAnsi"/>
+      <w:rFonts w:asciiTheme="majorHAnsi" w:cstheme="majorBidi" w:hAnsiTheme="majorHAnsi" w:eastAsia="黑体"/>
       <w:color w:themeColor="accent1" w:val="4F81BD"/>
       <w:sz w:val="20"/>
       <w:szCs w:val="20"/>
@@ -3577,7 +3828,7 @@
       <w:outlineLvl w:val="8"/>
     </w:pPr>
     <w:rPr>
-      <w:rFonts w:asciiTheme="majorHAnsi" w:cstheme="majorBidi" w:eastAsiaTheme="majorEastAsia" w:hAnsiTheme="majorHAnsi"/>
+      <w:rFonts w:asciiTheme="majorHAnsi" w:cstheme="majorBidi" w:hAnsiTheme="majorHAnsi" w:eastAsia="黑体"/>
       <w:i/>
       <w:iCs/>
       <w:color w:themeColor="text1" w:themeTint="BF" w:val="404040"/>
@@ -3628,7 +3879,7 @@
     <w:uiPriority w:val="9"/>
     <w:rsid w:val="00FC693F"/>
     <w:rPr>
-      <w:rFonts w:asciiTheme="majorHAnsi" w:cstheme="majorBidi" w:eastAsiaTheme="majorEastAsia" w:hAnsiTheme="majorHAnsi"/>
+      <w:rFonts w:asciiTheme="majorHAnsi" w:cstheme="majorBidi" w:hAnsiTheme="majorHAnsi" w:eastAsia="黑体"/>
       <w:b/>
       <w:bCs/>
       <w:color w:themeColor="accent1" w:themeShade="BF" w:val="365F91"/>
@@ -3643,7 +3894,7 @@
     <w:uiPriority w:val="9"/>
     <w:rsid w:val="00FC693F"/>
     <w:rPr>
-      <w:rFonts w:asciiTheme="majorHAnsi" w:cstheme="majorBidi" w:eastAsiaTheme="majorEastAsia" w:hAnsiTheme="majorHAnsi"/>
+      <w:rFonts w:asciiTheme="majorHAnsi" w:cstheme="majorBidi" w:hAnsiTheme="majorHAnsi" w:eastAsia="黑体"/>
       <w:b/>
       <w:bCs/>
       <w:color w:themeColor="accent1" w:val="4F81BD"/>
@@ -3658,7 +3909,7 @@
     <w:uiPriority w:val="9"/>
     <w:rsid w:val="00FC693F"/>
     <w:rPr>
-      <w:rFonts w:asciiTheme="majorHAnsi" w:cstheme="majorBidi" w:eastAsiaTheme="majorEastAsia" w:hAnsiTheme="majorHAnsi"/>
+      <w:rFonts w:asciiTheme="majorHAnsi" w:cstheme="majorBidi" w:hAnsiTheme="majorHAnsi" w:eastAsia="黑体"/>
       <w:b/>
       <w:bCs/>
       <w:color w:themeColor="accent1" w:val="4F81BD"/>
@@ -3681,7 +3932,7 @@
       <w:contextualSpacing/>
     </w:pPr>
     <w:rPr>
-      <w:rFonts w:ascii="Times New Roman" w:asciiTheme="majorHAnsi" w:cstheme="majorBidi" w:eastAsia="黑体" w:eastAsiaTheme="majorEastAsia" w:hAnsi="Times New Roman" w:hAnsiTheme="majorHAnsi"/>
+      <w:rFonts w:ascii="Times New Roman" w:asciiTheme="majorHAnsi" w:cstheme="majorBidi" w:eastAsia="黑体" w:hAnsi="Times New Roman" w:hAnsiTheme="majorHAnsi"/>
       <w:b/>
       <w:color w:val="1F3864"/>
       <w:spacing w:val="5"/>
@@ -3697,7 +3948,7 @@
     <w:uiPriority w:val="10"/>
     <w:rsid w:val="00FC693F"/>
     <w:rPr>
-      <w:rFonts w:asciiTheme="majorHAnsi" w:cstheme="majorBidi" w:eastAsiaTheme="majorEastAsia" w:hAnsiTheme="majorHAnsi"/>
+      <w:rFonts w:asciiTheme="majorHAnsi" w:cstheme="majorBidi" w:hAnsiTheme="majorHAnsi" w:eastAsia="黑体"/>
       <w:color w:themeColor="text2" w:themeShade="BF" w:val="17365D"/>
       <w:spacing w:val="5"/>
       <w:kern w:val="28"/>
@@ -3719,7 +3970,7 @@
       </w:numPr>
     </w:pPr>
     <w:rPr>
-      <w:rFonts w:asciiTheme="majorHAnsi" w:cstheme="majorBidi" w:eastAsiaTheme="majorEastAsia" w:hAnsiTheme="majorHAnsi"/>
+      <w:rFonts w:asciiTheme="majorHAnsi" w:cstheme="majorBidi" w:hAnsiTheme="majorHAnsi" w:eastAsia="黑体"/>
       <w:i/>
       <w:iCs/>
       <w:color w:themeColor="accent1" w:val="4F81BD"/>
@@ -3735,7 +3986,7 @@
     <w:uiPriority w:val="11"/>
     <w:rsid w:val="00FC693F"/>
     <w:rPr>
-      <w:rFonts w:asciiTheme="majorHAnsi" w:cstheme="majorBidi" w:eastAsiaTheme="majorEastAsia" w:hAnsiTheme="majorHAnsi"/>
+      <w:rFonts w:asciiTheme="majorHAnsi" w:cstheme="majorBidi" w:hAnsiTheme="majorHAnsi" w:eastAsia="黑体"/>
       <w:i/>
       <w:iCs/>
       <w:color w:themeColor="accent1" w:val="4F81BD"/>
@@ -3802,6 +4053,7 @@
       <w:spacing w:after="120"/>
     </w:pPr>
     <w:rPr>
+      <w:rFonts w:eastAsia="黑体"/>
       <w:sz w:val="16"/>
       <w:szCs w:val="16"/>
     </w:rPr>
@@ -3813,6 +4065,7 @@
     <w:uiPriority w:val="99"/>
     <w:rsid w:val="00AA1D8D"/>
     <w:rPr>
+      <w:rFonts w:eastAsia="黑体"/>
       <w:sz w:val="16"/>
       <w:szCs w:val="16"/>
     </w:rPr>
@@ -3982,7 +4235,7 @@
       </w:tabs>
     </w:pPr>
     <w:rPr>
-      <w:rFonts w:ascii="Courier" w:hAnsi="Courier"/>
+      <w:rFonts w:ascii="Courier" w:hAnsi="Courier" w:eastAsia="黑体"/>
       <w:sz w:val="20"/>
       <w:szCs w:val="20"/>
     </w:rPr>
@@ -3994,7 +4247,7 @@
     <w:uiPriority w:val="99"/>
     <w:rsid w:val="0029639D"/>
     <w:rPr>
-      <w:rFonts w:ascii="Courier" w:hAnsi="Courier"/>
+      <w:rFonts w:ascii="Courier" w:hAnsi="Courier" w:eastAsia="黑体"/>
       <w:sz w:val="20"/>
       <w:szCs w:val="20"/>
     </w:rPr>
@@ -4030,6 +4283,7 @@
     <w:uiPriority w:val="29"/>
     <w:rsid w:val="00FC693F"/>
     <w:rPr>
+      <w:rFonts w:eastAsia="黑体"/>
       <w:i/>
       <w:iCs/>
       <w:color w:themeColor="text1" w:val="000000"/>
@@ -4043,7 +4297,7 @@
     <w:semiHidden/>
     <w:rsid w:val="00FC693F"/>
     <w:rPr>
-      <w:rFonts w:asciiTheme="majorHAnsi" w:cstheme="majorBidi" w:eastAsiaTheme="majorEastAsia" w:hAnsiTheme="majorHAnsi"/>
+      <w:rFonts w:asciiTheme="majorHAnsi" w:cstheme="majorBidi" w:hAnsiTheme="majorHAnsi" w:eastAsia="黑体"/>
       <w:b/>
       <w:bCs/>
       <w:i/>
@@ -4059,7 +4313,7 @@
     <w:semiHidden/>
     <w:rsid w:val="00FC693F"/>
     <w:rPr>
-      <w:rFonts w:asciiTheme="majorHAnsi" w:cstheme="majorBidi" w:eastAsiaTheme="majorEastAsia" w:hAnsiTheme="majorHAnsi"/>
+      <w:rFonts w:asciiTheme="majorHAnsi" w:cstheme="majorBidi" w:hAnsiTheme="majorHAnsi" w:eastAsia="黑体"/>
       <w:color w:themeColor="accent1" w:themeShade="7F" w:val="243F60"/>
     </w:rPr>
   </w:style>
@@ -4071,7 +4325,7 @@
     <w:semiHidden/>
     <w:rsid w:val="00FC693F"/>
     <w:rPr>
-      <w:rFonts w:asciiTheme="majorHAnsi" w:cstheme="majorBidi" w:eastAsiaTheme="majorEastAsia" w:hAnsiTheme="majorHAnsi"/>
+      <w:rFonts w:asciiTheme="majorHAnsi" w:cstheme="majorBidi" w:hAnsiTheme="majorHAnsi" w:eastAsia="黑体"/>
       <w:i/>
       <w:iCs/>
       <w:color w:themeColor="accent1" w:themeShade="7F" w:val="243F60"/>
@@ -4085,7 +4339,7 @@
     <w:semiHidden/>
     <w:rsid w:val="00FC693F"/>
     <w:rPr>
-      <w:rFonts w:asciiTheme="majorHAnsi" w:cstheme="majorBidi" w:eastAsiaTheme="majorEastAsia" w:hAnsiTheme="majorHAnsi"/>
+      <w:rFonts w:asciiTheme="majorHAnsi" w:cstheme="majorBidi" w:hAnsiTheme="majorHAnsi" w:eastAsia="黑体"/>
       <w:i/>
       <w:iCs/>
       <w:color w:themeColor="text1" w:themeTint="BF" w:val="404040"/>
@@ -4099,7 +4353,7 @@
     <w:semiHidden/>
     <w:rsid w:val="00FC693F"/>
     <w:rPr>
-      <w:rFonts w:asciiTheme="majorHAnsi" w:cstheme="majorBidi" w:eastAsiaTheme="majorEastAsia" w:hAnsiTheme="majorHAnsi"/>
+      <w:rFonts w:asciiTheme="majorHAnsi" w:cstheme="majorBidi" w:hAnsiTheme="majorHAnsi" w:eastAsia="黑体"/>
       <w:color w:themeColor="accent1" w:val="4F81BD"/>
       <w:sz w:val="20"/>
       <w:szCs w:val="20"/>
@@ -4113,7 +4367,7 @@
     <w:semiHidden/>
     <w:rsid w:val="00FC693F"/>
     <w:rPr>
-      <w:rFonts w:asciiTheme="majorHAnsi" w:cstheme="majorBidi" w:eastAsiaTheme="majorEastAsia" w:hAnsiTheme="majorHAnsi"/>
+      <w:rFonts w:asciiTheme="majorHAnsi" w:cstheme="majorBidi" w:hAnsiTheme="majorHAnsi" w:eastAsia="黑体"/>
       <w:i/>
       <w:iCs/>
       <w:color w:themeColor="text1" w:themeTint="BF" w:val="404040"/>
@@ -4134,6 +4388,7 @@
       <w:spacing w:line="240" w:lineRule="auto"/>
     </w:pPr>
     <w:rPr>
+      <w:rFonts w:eastAsia="黑体"/>
       <w:b/>
       <w:bCs/>
       <w:color w:themeColor="accent1" w:val="4F81BD"/>
@@ -4148,6 +4403,7 @@
     <w:qFormat/>
     <w:rsid w:val="00FC693F"/>
     <w:rPr>
+      <w:rFonts w:eastAsia="黑体"/>
       <w:b/>
       <w:bCs/>
     </w:rPr>
@@ -4159,6 +4415,7 @@
     <w:qFormat/>
     <w:rsid w:val="00FC693F"/>
     <w:rPr>
+      <w:rFonts w:eastAsia="黑体"/>
       <w:i/>
       <w:iCs/>
     </w:rPr>
@@ -4179,6 +4436,7 @@
       <w:ind w:left="936" w:right="936"/>
     </w:pPr>
     <w:rPr>
+      <w:rFonts w:eastAsia="黑体"/>
       <w:b/>
       <w:bCs/>
       <w:i/>
@@ -4193,6 +4451,7 @@
     <w:uiPriority w:val="30"/>
     <w:rsid w:val="00FC693F"/>
     <w:rPr>
+      <w:rFonts w:eastAsia="黑体"/>
       <w:b/>
       <w:bCs/>
       <w:i/>
@@ -4207,6 +4466,7 @@
     <w:qFormat/>
     <w:rsid w:val="00FC693F"/>
     <w:rPr>
+      <w:rFonts w:eastAsia="黑体"/>
       <w:i/>
       <w:iCs/>
       <w:color w:themeColor="text1" w:themeTint="7F" w:val="808080"/>
@@ -4219,6 +4479,7 @@
     <w:qFormat/>
     <w:rsid w:val="00FC693F"/>
     <w:rPr>
+      <w:rFonts w:eastAsia="黑体"/>
       <w:b/>
       <w:bCs/>
       <w:i/>
@@ -4233,6 +4494,7 @@
     <w:qFormat/>
     <w:rsid w:val="00FC693F"/>
     <w:rPr>
+      <w:rFonts w:eastAsia="黑体"/>
       <w:smallCaps/>
       <w:color w:themeColor="accent2" w:val="C0504D"/>
       <w:u w:val="single"/>
@@ -4245,6 +4507,7 @@
     <w:qFormat/>
     <w:rsid w:val="00FC693F"/>
     <w:rPr>
+      <w:rFonts w:eastAsia="黑体"/>
       <w:b/>
       <w:bCs/>
       <w:smallCaps/>
@@ -4260,6 +4523,7 @@
     <w:qFormat/>
     <w:rsid w:val="00FC693F"/>
     <w:rPr>
+      <w:rFonts w:eastAsia="黑体"/>
       <w:b/>
       <w:bCs/>
       <w:smallCaps/>
@@ -4314,6 +4578,7 @@
       <w:spacing w:after="0" w:line="240" w:lineRule="auto"/>
     </w:pPr>
     <w:rPr>
+      <w:rFonts w:eastAsia="黑体"/>
       <w:color w:themeColor="text1" w:themeShade="BF" w:val="000000"/>
     </w:rPr>
     <w:tblPr>
@@ -4336,6 +4601,7 @@
         <w:spacing w:after="0" w:before="0" w:line="240" w:lineRule="auto"/>
       </w:pPr>
       <w:rPr>
+        <w:rFonts w:eastAsia="黑体"/>
         <w:b/>
         <w:bCs/>
       </w:rPr>
@@ -4356,6 +4622,7 @@
         <w:spacing w:after="0" w:before="0" w:line="240" w:lineRule="auto"/>
       </w:pPr>
       <w:rPr>
+        <w:rFonts w:eastAsia="黑体"/>
         <w:b/>
         <w:bCs/>
       </w:rPr>
@@ -4373,12 +4640,14 @@
     </w:tblStylePr>
     <w:tblStylePr w:type="firstCol">
       <w:rPr>
+        <w:rFonts w:eastAsia="黑体"/>
         <w:b/>
         <w:bCs/>
       </w:rPr>
     </w:tblStylePr>
     <w:tblStylePr w:type="lastCol">
       <w:rPr>
+        <w:rFonts w:eastAsia="黑体"/>
         <w:b/>
         <w:bCs/>
       </w:rPr>
@@ -4417,6 +4686,7 @@
       <w:spacing w:after="0" w:line="240" w:lineRule="auto"/>
     </w:pPr>
     <w:rPr>
+      <w:rFonts w:eastAsia="黑体"/>
       <w:color w:themeColor="accent1" w:themeShade="BF" w:val="365F91"/>
     </w:rPr>
     <w:tblPr>
@@ -4439,6 +4709,7 @@
         <w:spacing w:after="0" w:before="0" w:line="240" w:lineRule="auto"/>
       </w:pPr>
       <w:rPr>
+        <w:rFonts w:eastAsia="黑体"/>
         <w:b/>
         <w:bCs/>
       </w:rPr>
@@ -4459,6 +4730,7 @@
         <w:spacing w:after="0" w:before="0" w:line="240" w:lineRule="auto"/>
       </w:pPr>
       <w:rPr>
+        <w:rFonts w:eastAsia="黑体"/>
         <w:b/>
         <w:bCs/>
       </w:rPr>
@@ -4476,12 +4748,14 @@
     </w:tblStylePr>
     <w:tblStylePr w:type="firstCol">
       <w:rPr>
+        <w:rFonts w:eastAsia="黑体"/>
         <w:b/>
         <w:bCs/>
       </w:rPr>
     </w:tblStylePr>
     <w:tblStylePr w:type="lastCol">
       <w:rPr>
+        <w:rFonts w:eastAsia="黑体"/>
         <w:b/>
         <w:bCs/>
       </w:rPr>
@@ -4520,6 +4794,7 @@
       <w:spacing w:after="0" w:line="240" w:lineRule="auto"/>
     </w:pPr>
     <w:rPr>
+      <w:rFonts w:eastAsia="黑体"/>
       <w:color w:themeColor="accent2" w:themeShade="BF" w:val="943634"/>
     </w:rPr>
     <w:tblPr>
@@ -4542,6 +4817,7 @@
         <w:spacing w:after="0" w:before="0" w:line="240" w:lineRule="auto"/>
       </w:pPr>
       <w:rPr>
+        <w:rFonts w:eastAsia="黑体"/>
         <w:b/>
         <w:bCs/>
       </w:rPr>
@@ -4562,6 +4838,7 @@
         <w:spacing w:after="0" w:before="0" w:line="240" w:lineRule="auto"/>
       </w:pPr>
       <w:rPr>
+        <w:rFonts w:eastAsia="黑体"/>
         <w:b/>
         <w:bCs/>
       </w:rPr>
@@ -4579,12 +4856,14 @@
     </w:tblStylePr>
     <w:tblStylePr w:type="firstCol">
       <w:rPr>
+        <w:rFonts w:eastAsia="黑体"/>
         <w:b/>
         <w:bCs/>
       </w:rPr>
     </w:tblStylePr>
     <w:tblStylePr w:type="lastCol">
       <w:rPr>
+        <w:rFonts w:eastAsia="黑体"/>
         <w:b/>
         <w:bCs/>
       </w:rPr>
@@ -4623,6 +4902,7 @@
       <w:spacing w:after="0" w:line="240" w:lineRule="auto"/>
     </w:pPr>
     <w:rPr>
+      <w:rFonts w:eastAsia="黑体"/>
       <w:color w:themeColor="accent3" w:themeShade="BF" w:val="76923C"/>
     </w:rPr>
     <w:tblPr>
@@ -4645,6 +4925,7 @@
         <w:spacing w:after="0" w:before="0" w:line="240" w:lineRule="auto"/>
       </w:pPr>
       <w:rPr>
+        <w:rFonts w:eastAsia="黑体"/>
         <w:b/>
         <w:bCs/>
       </w:rPr>
@@ -4665,6 +4946,7 @@
         <w:spacing w:after="0" w:before="0" w:line="240" w:lineRule="auto"/>
       </w:pPr>
       <w:rPr>
+        <w:rFonts w:eastAsia="黑体"/>
         <w:b/>
         <w:bCs/>
       </w:rPr>
@@ -4682,12 +4964,14 @@
     </w:tblStylePr>
     <w:tblStylePr w:type="firstCol">
       <w:rPr>
+        <w:rFonts w:eastAsia="黑体"/>
         <w:b/>
         <w:bCs/>
       </w:rPr>
     </w:tblStylePr>
     <w:tblStylePr w:type="lastCol">
       <w:rPr>
+        <w:rFonts w:eastAsia="黑体"/>
         <w:b/>
         <w:bCs/>
       </w:rPr>
@@ -4726,6 +5010,7 @@
       <w:spacing w:after="0" w:line="240" w:lineRule="auto"/>
     </w:pPr>
     <w:rPr>
+      <w:rFonts w:eastAsia="黑体"/>
       <w:color w:themeColor="accent4" w:themeShade="BF" w:val="5F497A"/>
     </w:rPr>
     <w:tblPr>
@@ -4748,6 +5033,7 @@
         <w:spacing w:after="0" w:before="0" w:line="240" w:lineRule="auto"/>
       </w:pPr>
       <w:rPr>
+        <w:rFonts w:eastAsia="黑体"/>
         <w:b/>
         <w:bCs/>
       </w:rPr>
@@ -4768,6 +5054,7 @@
         <w:spacing w:after="0" w:before="0" w:line="240" w:lineRule="auto"/>
       </w:pPr>
       <w:rPr>
+        <w:rFonts w:eastAsia="黑体"/>
         <w:b/>
         <w:bCs/>
       </w:rPr>
@@ -4785,12 +5072,14 @@
     </w:tblStylePr>
     <w:tblStylePr w:type="firstCol">
       <w:rPr>
+        <w:rFonts w:eastAsia="黑体"/>
         <w:b/>
         <w:bCs/>
       </w:rPr>
     </w:tblStylePr>
     <w:tblStylePr w:type="lastCol">
       <w:rPr>
+        <w:rFonts w:eastAsia="黑体"/>
         <w:b/>
         <w:bCs/>
       </w:rPr>
@@ -4829,6 +5118,7 @@
       <w:spacing w:after="0" w:line="240" w:lineRule="auto"/>
     </w:pPr>
     <w:rPr>
+      <w:rFonts w:eastAsia="黑体"/>
       <w:color w:themeColor="accent5" w:themeShade="BF" w:val="31849B"/>
     </w:rPr>
     <w:tblPr>
@@ -4851,6 +5141,7 @@
         <w:spacing w:after="0" w:before="0" w:line="240" w:lineRule="auto"/>
       </w:pPr>
       <w:rPr>
+        <w:rFonts w:eastAsia="黑体"/>
         <w:b/>
         <w:bCs/>
       </w:rPr>
@@ -4871,6 +5162,7 @@
         <w:spacing w:after="0" w:before="0" w:line="240" w:lineRule="auto"/>
       </w:pPr>
       <w:rPr>
+        <w:rFonts w:eastAsia="黑体"/>
         <w:b/>
         <w:bCs/>
       </w:rPr>
@@ -4888,12 +5180,14 @@
     </w:tblStylePr>
     <w:tblStylePr w:type="firstCol">
       <w:rPr>
+        <w:rFonts w:eastAsia="黑体"/>
         <w:b/>
         <w:bCs/>
       </w:rPr>
     </w:tblStylePr>
     <w:tblStylePr w:type="lastCol">
       <w:rPr>
+        <w:rFonts w:eastAsia="黑体"/>
         <w:b/>
         <w:bCs/>
       </w:rPr>
@@ -4932,6 +5226,7 @@
       <w:spacing w:after="0" w:line="240" w:lineRule="auto"/>
     </w:pPr>
     <w:rPr>
+      <w:rFonts w:eastAsia="黑体"/>
       <w:color w:themeColor="accent6" w:themeShade="BF" w:val="E36C0A"/>
     </w:rPr>
     <w:tblPr>
@@ -4954,6 +5249,7 @@
         <w:spacing w:after="0" w:before="0" w:line="240" w:lineRule="auto"/>
       </w:pPr>
       <w:rPr>
+        <w:rFonts w:eastAsia="黑体"/>
         <w:b/>
         <w:bCs/>
       </w:rPr>
@@ -4974,6 +5270,7 @@
         <w:spacing w:after="0" w:before="0" w:line="240" w:lineRule="auto"/>
       </w:pPr>
       <w:rPr>
+        <w:rFonts w:eastAsia="黑体"/>
         <w:b/>
         <w:bCs/>
       </w:rPr>
@@ -4991,12 +5288,14 @@
     </w:tblStylePr>
     <w:tblStylePr w:type="firstCol">
       <w:rPr>
+        <w:rFonts w:eastAsia="黑体"/>
         <w:b/>
         <w:bCs/>
       </w:rPr>
     </w:tblStylePr>
     <w:tblStylePr w:type="lastCol">
       <w:rPr>
+        <w:rFonts w:eastAsia="黑体"/>
         <w:b/>
         <w:bCs/>
       </w:rPr>
@@ -5056,6 +5355,7 @@
         <w:spacing w:after="0" w:before="0" w:line="240" w:lineRule="auto"/>
       </w:pPr>
       <w:rPr>
+        <w:rFonts w:eastAsia="黑体"/>
         <w:b/>
         <w:bCs/>
         <w:color w:themeColor="background1" w:val="FFFFFF"/>
@@ -5070,6 +5370,7 @@
         <w:spacing w:after="0" w:before="0" w:line="240" w:lineRule="auto"/>
       </w:pPr>
       <w:rPr>
+        <w:rFonts w:eastAsia="黑体"/>
         <w:b/>
         <w:bCs/>
       </w:rPr>
@@ -5085,12 +5386,14 @@
     </w:tblStylePr>
     <w:tblStylePr w:type="firstCol">
       <w:rPr>
+        <w:rFonts w:eastAsia="黑体"/>
         <w:b/>
         <w:bCs/>
       </w:rPr>
     </w:tblStylePr>
     <w:tblStylePr w:type="lastCol">
       <w:rPr>
+        <w:rFonts w:eastAsia="黑体"/>
         <w:b/>
         <w:bCs/>
       </w:rPr>
@@ -5148,6 +5451,7 @@
         <w:spacing w:after="0" w:before="0" w:line="240" w:lineRule="auto"/>
       </w:pPr>
       <w:rPr>
+        <w:rFonts w:eastAsia="黑体"/>
         <w:b/>
         <w:bCs/>
         <w:color w:themeColor="background1" w:val="FFFFFF"/>
@@ -5162,6 +5466,7 @@
         <w:spacing w:after="0" w:before="0" w:line="240" w:lineRule="auto"/>
       </w:pPr>
       <w:rPr>
+        <w:rFonts w:eastAsia="黑体"/>
         <w:b/>
         <w:bCs/>
       </w:rPr>
@@ -5177,12 +5482,14 @@
     </w:tblStylePr>
     <w:tblStylePr w:type="firstCol">
       <w:rPr>
+        <w:rFonts w:eastAsia="黑体"/>
         <w:b/>
         <w:bCs/>
       </w:rPr>
     </w:tblStylePr>
     <w:tblStylePr w:type="lastCol">
       <w:rPr>
+        <w:rFonts w:eastAsia="黑体"/>
         <w:b/>
         <w:bCs/>
       </w:rPr>
@@ -5240,6 +5547,7 @@
         <w:spacing w:after="0" w:before="0" w:line="240" w:lineRule="auto"/>
       </w:pPr>
       <w:rPr>
+        <w:rFonts w:eastAsia="黑体"/>
         <w:b/>
         <w:bCs/>
         <w:color w:themeColor="background1" w:val="FFFFFF"/>
@@ -5254,6 +5562,7 @@
         <w:spacing w:after="0" w:before="0" w:line="240" w:lineRule="auto"/>
       </w:pPr>
       <w:rPr>
+        <w:rFonts w:eastAsia="黑体"/>
         <w:b/>
         <w:bCs/>
       </w:rPr>
@@ -5269,12 +5578,14 @@
     </w:tblStylePr>
     <w:tblStylePr w:type="firstCol">
       <w:rPr>
+        <w:rFonts w:eastAsia="黑体"/>
         <w:b/>
         <w:bCs/>
       </w:rPr>
     </w:tblStylePr>
     <w:tblStylePr w:type="lastCol">
       <w:rPr>
+        <w:rFonts w:eastAsia="黑体"/>
         <w:b/>
         <w:bCs/>
       </w:rPr>
@@ -5332,6 +5643,7 @@
         <w:spacing w:after="0" w:before="0" w:line="240" w:lineRule="auto"/>
       </w:pPr>
       <w:rPr>
+        <w:rFonts w:eastAsia="黑体"/>
         <w:b/>
         <w:bCs/>
         <w:color w:themeColor="background1" w:val="FFFFFF"/>
@@ -5346,6 +5658,7 @@
         <w:spacing w:after="0" w:before="0" w:line="240" w:lineRule="auto"/>
       </w:pPr>
       <w:rPr>
+        <w:rFonts w:eastAsia="黑体"/>
         <w:b/>
         <w:bCs/>
       </w:rPr>
@@ -5361,12 +5674,14 @@
     </w:tblStylePr>
     <w:tblStylePr w:type="firstCol">
       <w:rPr>
+        <w:rFonts w:eastAsia="黑体"/>
         <w:b/>
         <w:bCs/>
       </w:rPr>
     </w:tblStylePr>
     <w:tblStylePr w:type="lastCol">
       <w:rPr>
+        <w:rFonts w:eastAsia="黑体"/>
         <w:b/>
         <w:bCs/>
       </w:rPr>
@@ -5424,6 +5739,7 @@
         <w:spacing w:after="0" w:before="0" w:line="240" w:lineRule="auto"/>
       </w:pPr>
       <w:rPr>
+        <w:rFonts w:eastAsia="黑体"/>
         <w:b/>
         <w:bCs/>
         <w:color w:themeColor="background1" w:val="FFFFFF"/>
@@ -5438,6 +5754,7 @@
         <w:spacing w:after="0" w:before="0" w:line="240" w:lineRule="auto"/>
       </w:pPr>
       <w:rPr>
+        <w:rFonts w:eastAsia="黑体"/>
         <w:b/>
         <w:bCs/>
       </w:rPr>
@@ -5453,12 +5770,14 @@
     </w:tblStylePr>
     <w:tblStylePr w:type="firstCol">
       <w:rPr>
+        <w:rFonts w:eastAsia="黑体"/>
         <w:b/>
         <w:bCs/>
       </w:rPr>
     </w:tblStylePr>
     <w:tblStylePr w:type="lastCol">
       <w:rPr>
+        <w:rFonts w:eastAsia="黑体"/>
         <w:b/>
         <w:bCs/>
       </w:rPr>
@@ -5516,6 +5835,7 @@
         <w:spacing w:after="0" w:before="0" w:line="240" w:lineRule="auto"/>
       </w:pPr>
       <w:rPr>
+        <w:rFonts w:eastAsia="黑体"/>
         <w:b/>
         <w:bCs/>
         <w:color w:themeColor="background1" w:val="FFFFFF"/>
@@ -5530,6 +5850,7 @@
         <w:spacing w:after="0" w:before="0" w:line="240" w:lineRule="auto"/>
       </w:pPr>
       <w:rPr>
+        <w:rFonts w:eastAsia="黑体"/>
         <w:b/>
         <w:bCs/>
       </w:rPr>
@@ -5545,12 +5866,14 @@
     </w:tblStylePr>
     <w:tblStylePr w:type="firstCol">
       <w:rPr>
+        <w:rFonts w:eastAsia="黑体"/>
         <w:b/>
         <w:bCs/>
       </w:rPr>
     </w:tblStylePr>
     <w:tblStylePr w:type="lastCol">
       <w:rPr>
+        <w:rFonts w:eastAsia="黑体"/>
         <w:b/>
         <w:bCs/>
       </w:rPr>
@@ -5608,6 +5931,7 @@
         <w:spacing w:after="0" w:before="0" w:line="240" w:lineRule="auto"/>
       </w:pPr>
       <w:rPr>
+        <w:rFonts w:eastAsia="黑体"/>
         <w:b/>
         <w:bCs/>
         <w:color w:themeColor="background1" w:val="FFFFFF"/>
@@ -5622,6 +5946,7 @@
         <w:spacing w:after="0" w:before="0" w:line="240" w:lineRule="auto"/>
       </w:pPr>
       <w:rPr>
+        <w:rFonts w:eastAsia="黑体"/>
         <w:b/>
         <w:bCs/>
       </w:rPr>
@@ -5637,12 +5962,14 @@
     </w:tblStylePr>
     <w:tblStylePr w:type="firstCol">
       <w:rPr>
+        <w:rFonts w:eastAsia="黑体"/>
         <w:b/>
         <w:bCs/>
       </w:rPr>
     </w:tblStylePr>
     <w:tblStylePr w:type="lastCol">
       <w:rPr>
+        <w:rFonts w:eastAsia="黑体"/>
         <w:b/>
         <w:bCs/>
       </w:rPr>
@@ -5702,7 +6029,7 @@
         <w:spacing w:after="0" w:before="0" w:line="240" w:lineRule="auto"/>
       </w:pPr>
       <w:rPr>
-        <w:rFonts w:asciiTheme="majorHAnsi" w:cstheme="majorBidi" w:eastAsiaTheme="majorEastAsia" w:hAnsiTheme="majorHAnsi"/>
+        <w:rFonts w:asciiTheme="majorHAnsi" w:cstheme="majorBidi" w:hAnsiTheme="majorHAnsi" w:eastAsia="黑体"/>
         <w:b/>
         <w:bCs/>
       </w:rPr>
@@ -5723,7 +6050,7 @@
         <w:spacing w:after="0" w:before="0" w:line="240" w:lineRule="auto"/>
       </w:pPr>
       <w:rPr>
-        <w:rFonts w:asciiTheme="majorHAnsi" w:cstheme="majorBidi" w:eastAsiaTheme="majorEastAsia" w:hAnsiTheme="majorHAnsi"/>
+        <w:rFonts w:asciiTheme="majorHAnsi" w:cstheme="majorBidi" w:hAnsiTheme="majorHAnsi" w:eastAsia="黑体"/>
         <w:b/>
         <w:bCs/>
       </w:rPr>
@@ -5741,14 +6068,14 @@
     </w:tblStylePr>
     <w:tblStylePr w:type="firstCol">
       <w:rPr>
-        <w:rFonts w:asciiTheme="majorHAnsi" w:cstheme="majorBidi" w:eastAsiaTheme="majorEastAsia" w:hAnsiTheme="majorHAnsi"/>
+        <w:rFonts w:asciiTheme="majorHAnsi" w:cstheme="majorBidi" w:hAnsiTheme="majorHAnsi" w:eastAsia="黑体"/>
         <w:b/>
         <w:bCs/>
       </w:rPr>
     </w:tblStylePr>
     <w:tblStylePr w:type="lastCol">
       <w:rPr>
-        <w:rFonts w:asciiTheme="majorHAnsi" w:cstheme="majorBidi" w:eastAsiaTheme="majorEastAsia" w:hAnsiTheme="majorHAnsi"/>
+        <w:rFonts w:asciiTheme="majorHAnsi" w:cstheme="majorBidi" w:hAnsiTheme="majorHAnsi" w:eastAsia="黑体"/>
         <w:b/>
         <w:bCs/>
       </w:rPr>
@@ -5832,7 +6159,7 @@
         <w:spacing w:after="0" w:before="0" w:line="240" w:lineRule="auto"/>
       </w:pPr>
       <w:rPr>
-        <w:rFonts w:asciiTheme="majorHAnsi" w:cstheme="majorBidi" w:eastAsiaTheme="majorEastAsia" w:hAnsiTheme="majorHAnsi"/>
+        <w:rFonts w:asciiTheme="majorHAnsi" w:cstheme="majorBidi" w:hAnsiTheme="majorHAnsi" w:eastAsia="黑体"/>
         <w:b/>
         <w:bCs/>
       </w:rPr>
@@ -5853,7 +6180,7 @@
         <w:spacing w:after="0" w:before="0" w:line="240" w:lineRule="auto"/>
       </w:pPr>
       <w:rPr>
-        <w:rFonts w:asciiTheme="majorHAnsi" w:cstheme="majorBidi" w:eastAsiaTheme="majorEastAsia" w:hAnsiTheme="majorHAnsi"/>
+        <w:rFonts w:asciiTheme="majorHAnsi" w:cstheme="majorBidi" w:hAnsiTheme="majorHAnsi" w:eastAsia="黑体"/>
         <w:b/>
         <w:bCs/>
       </w:rPr>
@@ -5871,14 +6198,14 @@
     </w:tblStylePr>
     <w:tblStylePr w:type="firstCol">
       <w:rPr>
-        <w:rFonts w:asciiTheme="majorHAnsi" w:cstheme="majorBidi" w:eastAsiaTheme="majorEastAsia" w:hAnsiTheme="majorHAnsi"/>
+        <w:rFonts w:asciiTheme="majorHAnsi" w:cstheme="majorBidi" w:hAnsiTheme="majorHAnsi" w:eastAsia="黑体"/>
         <w:b/>
         <w:bCs/>
       </w:rPr>
     </w:tblStylePr>
     <w:tblStylePr w:type="lastCol">
       <w:rPr>
-        <w:rFonts w:asciiTheme="majorHAnsi" w:cstheme="majorBidi" w:eastAsiaTheme="majorEastAsia" w:hAnsiTheme="majorHAnsi"/>
+        <w:rFonts w:asciiTheme="majorHAnsi" w:cstheme="majorBidi" w:hAnsiTheme="majorHAnsi" w:eastAsia="黑体"/>
         <w:b/>
         <w:bCs/>
       </w:rPr>
@@ -5962,7 +6289,7 @@
         <w:spacing w:after="0" w:before="0" w:line="240" w:lineRule="auto"/>
       </w:pPr>
       <w:rPr>
-        <w:rFonts w:asciiTheme="majorHAnsi" w:cstheme="majorBidi" w:eastAsiaTheme="majorEastAsia" w:hAnsiTheme="majorHAnsi"/>
+        <w:rFonts w:asciiTheme="majorHAnsi" w:cstheme="majorBidi" w:hAnsiTheme="majorHAnsi" w:eastAsia="黑体"/>
         <w:b/>
         <w:bCs/>
       </w:rPr>
@@ -5983,7 +6310,7 @@
         <w:spacing w:after="0" w:before="0" w:line="240" w:lineRule="auto"/>
       </w:pPr>
       <w:rPr>
-        <w:rFonts w:asciiTheme="majorHAnsi" w:cstheme="majorBidi" w:eastAsiaTheme="majorEastAsia" w:hAnsiTheme="majorHAnsi"/>
+        <w:rFonts w:asciiTheme="majorHAnsi" w:cstheme="majorBidi" w:hAnsiTheme="majorHAnsi" w:eastAsia="黑体"/>
         <w:b/>
         <w:bCs/>
       </w:rPr>
@@ -6001,14 +6328,14 @@
     </w:tblStylePr>
     <w:tblStylePr w:type="firstCol">
       <w:rPr>
-        <w:rFonts w:asciiTheme="majorHAnsi" w:cstheme="majorBidi" w:eastAsiaTheme="majorEastAsia" w:hAnsiTheme="majorHAnsi"/>
+        <w:rFonts w:asciiTheme="majorHAnsi" w:cstheme="majorBidi" w:hAnsiTheme="majorHAnsi" w:eastAsia="黑体"/>
         <w:b/>
         <w:bCs/>
       </w:rPr>
     </w:tblStylePr>
     <w:tblStylePr w:type="lastCol">
       <w:rPr>
-        <w:rFonts w:asciiTheme="majorHAnsi" w:cstheme="majorBidi" w:eastAsiaTheme="majorEastAsia" w:hAnsiTheme="majorHAnsi"/>
+        <w:rFonts w:asciiTheme="majorHAnsi" w:cstheme="majorBidi" w:hAnsiTheme="majorHAnsi" w:eastAsia="黑体"/>
         <w:b/>
         <w:bCs/>
       </w:rPr>
@@ -6092,7 +6419,7 @@
         <w:spacing w:after="0" w:before="0" w:line="240" w:lineRule="auto"/>
       </w:pPr>
       <w:rPr>
-        <w:rFonts w:asciiTheme="majorHAnsi" w:cstheme="majorBidi" w:eastAsiaTheme="majorEastAsia" w:hAnsiTheme="majorHAnsi"/>
+        <w:rFonts w:asciiTheme="majorHAnsi" w:cstheme="majorBidi" w:hAnsiTheme="majorHAnsi" w:eastAsia="黑体"/>
         <w:b/>
         <w:bCs/>
       </w:rPr>
@@ -6113,7 +6440,7 @@
         <w:spacing w:after="0" w:before="0" w:line="240" w:lineRule="auto"/>
       </w:pPr>
       <w:rPr>
-        <w:rFonts w:asciiTheme="majorHAnsi" w:cstheme="majorBidi" w:eastAsiaTheme="majorEastAsia" w:hAnsiTheme="majorHAnsi"/>
+        <w:rFonts w:asciiTheme="majorHAnsi" w:cstheme="majorBidi" w:hAnsiTheme="majorHAnsi" w:eastAsia="黑体"/>
         <w:b/>
         <w:bCs/>
       </w:rPr>
@@ -6131,14 +6458,14 @@
     </w:tblStylePr>
     <w:tblStylePr w:type="firstCol">
       <w:rPr>
-        <w:rFonts w:asciiTheme="majorHAnsi" w:cstheme="majorBidi" w:eastAsiaTheme="majorEastAsia" w:hAnsiTheme="majorHAnsi"/>
+        <w:rFonts w:asciiTheme="majorHAnsi" w:cstheme="majorBidi" w:hAnsiTheme="majorHAnsi" w:eastAsia="黑体"/>
         <w:b/>
         <w:bCs/>
       </w:rPr>
     </w:tblStylePr>
     <w:tblStylePr w:type="lastCol">
       <w:rPr>
-        <w:rFonts w:asciiTheme="majorHAnsi" w:cstheme="majorBidi" w:eastAsiaTheme="majorEastAsia" w:hAnsiTheme="majorHAnsi"/>
+        <w:rFonts w:asciiTheme="majorHAnsi" w:cstheme="majorBidi" w:hAnsiTheme="majorHAnsi" w:eastAsia="黑体"/>
         <w:b/>
         <w:bCs/>
       </w:rPr>
@@ -6222,7 +6549,7 @@
         <w:spacing w:after="0" w:before="0" w:line="240" w:lineRule="auto"/>
       </w:pPr>
       <w:rPr>
-        <w:rFonts w:asciiTheme="majorHAnsi" w:cstheme="majorBidi" w:eastAsiaTheme="majorEastAsia" w:hAnsiTheme="majorHAnsi"/>
+        <w:rFonts w:asciiTheme="majorHAnsi" w:cstheme="majorBidi" w:hAnsiTheme="majorHAnsi" w:eastAsia="黑体"/>
         <w:b/>
         <w:bCs/>
       </w:rPr>
@@ -6243,7 +6570,7 @@
         <w:spacing w:after="0" w:before="0" w:line="240" w:lineRule="auto"/>
       </w:pPr>
       <w:rPr>
-        <w:rFonts w:asciiTheme="majorHAnsi" w:cstheme="majorBidi" w:eastAsiaTheme="majorEastAsia" w:hAnsiTheme="majorHAnsi"/>
+        <w:rFonts w:asciiTheme="majorHAnsi" w:cstheme="majorBidi" w:hAnsiTheme="majorHAnsi" w:eastAsia="黑体"/>
         <w:b/>
         <w:bCs/>
       </w:rPr>
@@ -6261,14 +6588,14 @@
     </w:tblStylePr>
     <w:tblStylePr w:type="firstCol">
       <w:rPr>
-        <w:rFonts w:asciiTheme="majorHAnsi" w:cstheme="majorBidi" w:eastAsiaTheme="majorEastAsia" w:hAnsiTheme="majorHAnsi"/>
+        <w:rFonts w:asciiTheme="majorHAnsi" w:cstheme="majorBidi" w:hAnsiTheme="majorHAnsi" w:eastAsia="黑体"/>
         <w:b/>
         <w:bCs/>
       </w:rPr>
     </w:tblStylePr>
     <w:tblStylePr w:type="lastCol">
       <w:rPr>
-        <w:rFonts w:asciiTheme="majorHAnsi" w:cstheme="majorBidi" w:eastAsiaTheme="majorEastAsia" w:hAnsiTheme="majorHAnsi"/>
+        <w:rFonts w:asciiTheme="majorHAnsi" w:cstheme="majorBidi" w:hAnsiTheme="majorHAnsi" w:eastAsia="黑体"/>
         <w:b/>
         <w:bCs/>
       </w:rPr>
@@ -6352,7 +6679,7 @@
         <w:spacing w:after="0" w:before="0" w:line="240" w:lineRule="auto"/>
       </w:pPr>
       <w:rPr>
-        <w:rFonts w:asciiTheme="majorHAnsi" w:cstheme="majorBidi" w:eastAsiaTheme="majorEastAsia" w:hAnsiTheme="majorHAnsi"/>
+        <w:rFonts w:asciiTheme="majorHAnsi" w:cstheme="majorBidi" w:hAnsiTheme="majorHAnsi" w:eastAsia="黑体"/>
         <w:b/>
         <w:bCs/>
       </w:rPr>
@@ -6373,7 +6700,7 @@
         <w:spacing w:after="0" w:before="0" w:line="240" w:lineRule="auto"/>
       </w:pPr>
       <w:rPr>
-        <w:rFonts w:asciiTheme="majorHAnsi" w:cstheme="majorBidi" w:eastAsiaTheme="majorEastAsia" w:hAnsiTheme="majorHAnsi"/>
+        <w:rFonts w:asciiTheme="majorHAnsi" w:cstheme="majorBidi" w:hAnsiTheme="majorHAnsi" w:eastAsia="黑体"/>
         <w:b/>
         <w:bCs/>
       </w:rPr>
@@ -6391,14 +6718,14 @@
     </w:tblStylePr>
     <w:tblStylePr w:type="firstCol">
       <w:rPr>
-        <w:rFonts w:asciiTheme="majorHAnsi" w:cstheme="majorBidi" w:eastAsiaTheme="majorEastAsia" w:hAnsiTheme="majorHAnsi"/>
+        <w:rFonts w:asciiTheme="majorHAnsi" w:cstheme="majorBidi" w:hAnsiTheme="majorHAnsi" w:eastAsia="黑体"/>
         <w:b/>
         <w:bCs/>
       </w:rPr>
     </w:tblStylePr>
     <w:tblStylePr w:type="lastCol">
       <w:rPr>
-        <w:rFonts w:asciiTheme="majorHAnsi" w:cstheme="majorBidi" w:eastAsiaTheme="majorEastAsia" w:hAnsiTheme="majorHAnsi"/>
+        <w:rFonts w:asciiTheme="majorHAnsi" w:cstheme="majorBidi" w:hAnsiTheme="majorHAnsi" w:eastAsia="黑体"/>
         <w:b/>
         <w:bCs/>
       </w:rPr>
@@ -6482,7 +6809,7 @@
         <w:spacing w:after="0" w:before="0" w:line="240" w:lineRule="auto"/>
       </w:pPr>
       <w:rPr>
-        <w:rFonts w:asciiTheme="majorHAnsi" w:cstheme="majorBidi" w:eastAsiaTheme="majorEastAsia" w:hAnsiTheme="majorHAnsi"/>
+        <w:rFonts w:asciiTheme="majorHAnsi" w:cstheme="majorBidi" w:hAnsiTheme="majorHAnsi" w:eastAsia="黑体"/>
         <w:b/>
         <w:bCs/>
       </w:rPr>
@@ -6503,7 +6830,7 @@
         <w:spacing w:after="0" w:before="0" w:line="240" w:lineRule="auto"/>
       </w:pPr>
       <w:rPr>
-        <w:rFonts w:asciiTheme="majorHAnsi" w:cstheme="majorBidi" w:eastAsiaTheme="majorEastAsia" w:hAnsiTheme="majorHAnsi"/>
+        <w:rFonts w:asciiTheme="majorHAnsi" w:cstheme="majorBidi" w:hAnsiTheme="majorHAnsi" w:eastAsia="黑体"/>
         <w:b/>
         <w:bCs/>
       </w:rPr>
@@ -6521,14 +6848,14 @@
     </w:tblStylePr>
     <w:tblStylePr w:type="firstCol">
       <w:rPr>
-        <w:rFonts w:asciiTheme="majorHAnsi" w:cstheme="majorBidi" w:eastAsiaTheme="majorEastAsia" w:hAnsiTheme="majorHAnsi"/>
+        <w:rFonts w:asciiTheme="majorHAnsi" w:cstheme="majorBidi" w:hAnsiTheme="majorHAnsi" w:eastAsia="黑体"/>
         <w:b/>
         <w:bCs/>
       </w:rPr>
     </w:tblStylePr>
     <w:tblStylePr w:type="lastCol">
       <w:rPr>
-        <w:rFonts w:asciiTheme="majorHAnsi" w:cstheme="majorBidi" w:eastAsiaTheme="majorEastAsia" w:hAnsiTheme="majorHAnsi"/>
+        <w:rFonts w:asciiTheme="majorHAnsi" w:cstheme="majorBidi" w:hAnsiTheme="majorHAnsi" w:eastAsia="黑体"/>
         <w:b/>
         <w:bCs/>
       </w:rPr>
@@ -6611,6 +6938,7 @@
         <w:spacing w:after="0" w:before="0" w:line="240" w:lineRule="auto"/>
       </w:pPr>
       <w:rPr>
+        <w:rFonts w:eastAsia="黑体"/>
         <w:b/>
         <w:bCs/>
         <w:color w:themeColor="background1" w:val="FFFFFF"/>
@@ -6633,6 +6961,7 @@
         <w:spacing w:after="0" w:before="0" w:line="240" w:lineRule="auto"/>
       </w:pPr>
       <w:rPr>
+        <w:rFonts w:eastAsia="黑体"/>
         <w:b/>
         <w:bCs/>
       </w:rPr>
@@ -6650,12 +6979,14 @@
     </w:tblStylePr>
     <w:tblStylePr w:type="firstCol">
       <w:rPr>
+        <w:rFonts w:eastAsia="黑体"/>
         <w:b/>
         <w:bCs/>
       </w:rPr>
     </w:tblStylePr>
     <w:tblStylePr w:type="lastCol">
       <w:rPr>
+        <w:rFonts w:eastAsia="黑体"/>
         <w:b/>
         <w:bCs/>
       </w:rPr>
@@ -6717,6 +7048,7 @@
         <w:spacing w:after="0" w:before="0" w:line="240" w:lineRule="auto"/>
       </w:pPr>
       <w:rPr>
+        <w:rFonts w:eastAsia="黑体"/>
         <w:b/>
         <w:bCs/>
         <w:color w:themeColor="background1" w:val="FFFFFF"/>
@@ -6739,6 +7071,7 @@
         <w:spacing w:after="0" w:before="0" w:line="240" w:lineRule="auto"/>
       </w:pPr>
       <w:rPr>
+        <w:rFonts w:eastAsia="黑体"/>
         <w:b/>
         <w:bCs/>
       </w:rPr>
@@ -6756,12 +7089,14 @@
     </w:tblStylePr>
     <w:tblStylePr w:type="firstCol">
       <w:rPr>
+        <w:rFonts w:eastAsia="黑体"/>
         <w:b/>
         <w:bCs/>
       </w:rPr>
     </w:tblStylePr>
     <w:tblStylePr w:type="lastCol">
       <w:rPr>
+        <w:rFonts w:eastAsia="黑体"/>
         <w:b/>
         <w:bCs/>
       </w:rPr>
@@ -6823,6 +7158,7 @@
         <w:spacing w:after="0" w:before="0" w:line="240" w:lineRule="auto"/>
       </w:pPr>
       <w:rPr>
+        <w:rFonts w:eastAsia="黑体"/>
         <w:b/>
         <w:bCs/>
         <w:color w:themeColor="background1" w:val="FFFFFF"/>
@@ -6845,6 +7181,7 @@
         <w:spacing w:after="0" w:before="0" w:line="240" w:lineRule="auto"/>
       </w:pPr>
       <w:rPr>
+        <w:rFonts w:eastAsia="黑体"/>
         <w:b/>
         <w:bCs/>
       </w:rPr>
@@ -6862,12 +7199,14 @@
     </w:tblStylePr>
     <w:tblStylePr w:type="firstCol">
       <w:rPr>
+        <w:rFonts w:eastAsia="黑体"/>
         <w:b/>
         <w:bCs/>
       </w:rPr>
     </w:tblStylePr>
     <w:tblStylePr w:type="lastCol">
       <w:rPr>
+        <w:rFonts w:eastAsia="黑体"/>
         <w:b/>
         <w:bCs/>
       </w:rPr>
@@ -6929,6 +7268,7 @@
         <w:spacing w:after="0" w:before="0" w:line="240" w:lineRule="auto"/>
       </w:pPr>
       <w:rPr>
+        <w:rFonts w:eastAsia="黑体"/>
         <w:b/>
         <w:bCs/>
         <w:color w:themeColor="background1" w:val="FFFFFF"/>
@@ -6951,6 +7291,7 @@
         <w:spacing w:after="0" w:before="0" w:line="240" w:lineRule="auto"/>
       </w:pPr>
       <w:rPr>
+        <w:rFonts w:eastAsia="黑体"/>
         <w:b/>
         <w:bCs/>
       </w:rPr>
@@ -6968,12 +7309,14 @@
     </w:tblStylePr>
     <w:tblStylePr w:type="firstCol">
       <w:rPr>
+        <w:rFonts w:eastAsia="黑体"/>
         <w:b/>
         <w:bCs/>
       </w:rPr>
     </w:tblStylePr>
     <w:tblStylePr w:type="lastCol">
       <w:rPr>
+        <w:rFonts w:eastAsia="黑体"/>
         <w:b/>
         <w:bCs/>
       </w:rPr>
@@ -7035,6 +7378,7 @@
         <w:spacing w:after="0" w:before="0" w:line="240" w:lineRule="auto"/>
       </w:pPr>
       <w:rPr>
+        <w:rFonts w:eastAsia="黑体"/>
         <w:b/>
         <w:bCs/>
         <w:color w:themeColor="background1" w:val="FFFFFF"/>
@@ -7057,6 +7401,7 @@
         <w:spacing w:after="0" w:before="0" w:line="240" w:lineRule="auto"/>
       </w:pPr>
       <w:rPr>
+        <w:rFonts w:eastAsia="黑体"/>
         <w:b/>
         <w:bCs/>
       </w:rPr>
@@ -7074,12 +7419,14 @@
     </w:tblStylePr>
     <w:tblStylePr w:type="firstCol">
       <w:rPr>
+        <w:rFonts w:eastAsia="黑体"/>
         <w:b/>
         <w:bCs/>
       </w:rPr>
     </w:tblStylePr>
     <w:tblStylePr w:type="lastCol">
       <w:rPr>
+        <w:rFonts w:eastAsia="黑体"/>
         <w:b/>
         <w:bCs/>
       </w:rPr>
@@ -7141,6 +7488,7 @@
         <w:spacing w:after="0" w:before="0" w:line="240" w:lineRule="auto"/>
       </w:pPr>
       <w:rPr>
+        <w:rFonts w:eastAsia="黑体"/>
         <w:b/>
         <w:bCs/>
         <w:color w:themeColor="background1" w:val="FFFFFF"/>
@@ -7163,6 +7511,7 @@
         <w:spacing w:after="0" w:before="0" w:line="240" w:lineRule="auto"/>
       </w:pPr>
       <w:rPr>
+        <w:rFonts w:eastAsia="黑体"/>
         <w:b/>
         <w:bCs/>
       </w:rPr>
@@ -7180,12 +7529,14 @@
     </w:tblStylePr>
     <w:tblStylePr w:type="firstCol">
       <w:rPr>
+        <w:rFonts w:eastAsia="黑体"/>
         <w:b/>
         <w:bCs/>
       </w:rPr>
     </w:tblStylePr>
     <w:tblStylePr w:type="lastCol">
       <w:rPr>
+        <w:rFonts w:eastAsia="黑体"/>
         <w:b/>
         <w:bCs/>
       </w:rPr>
@@ -7247,6 +7598,7 @@
         <w:spacing w:after="0" w:before="0" w:line="240" w:lineRule="auto"/>
       </w:pPr>
       <w:rPr>
+        <w:rFonts w:eastAsia="黑体"/>
         <w:b/>
         <w:bCs/>
         <w:color w:themeColor="background1" w:val="FFFFFF"/>
@@ -7269,6 +7621,7 @@
         <w:spacing w:after="0" w:before="0" w:line="240" w:lineRule="auto"/>
       </w:pPr>
       <w:rPr>
+        <w:rFonts w:eastAsia="黑体"/>
         <w:b/>
         <w:bCs/>
       </w:rPr>
@@ -7286,12 +7639,14 @@
     </w:tblStylePr>
     <w:tblStylePr w:type="firstCol">
       <w:rPr>
+        <w:rFonts w:eastAsia="黑体"/>
         <w:b/>
         <w:bCs/>
       </w:rPr>
     </w:tblStylePr>
     <w:tblStylePr w:type="lastCol">
       <w:rPr>
+        <w:rFonts w:eastAsia="黑体"/>
         <w:b/>
         <w:bCs/>
       </w:rPr>
@@ -7350,6 +7705,7 @@
         <w:spacing w:after="0" w:before="0" w:line="240" w:lineRule="auto"/>
       </w:pPr>
       <w:rPr>
+        <w:rFonts w:eastAsia="黑体"/>
         <w:b/>
         <w:bCs/>
         <w:color w:themeColor="background1" w:val="FFFFFF"/>
@@ -7372,6 +7728,7 @@
         <w:spacing w:after="0" w:before="0" w:line="240" w:lineRule="auto"/>
       </w:pPr>
       <w:rPr>
+        <w:rFonts w:eastAsia="黑体"/>
         <w:color w:val="auto"/>
       </w:rPr>
       <w:tblPr/>
@@ -7389,6 +7746,7 @@
     </w:tblStylePr>
     <w:tblStylePr w:type="firstCol">
       <w:rPr>
+        <w:rFonts w:eastAsia="黑体"/>
         <w:b/>
         <w:bCs/>
         <w:color w:themeColor="background1" w:val="FFFFFF"/>
@@ -7408,6 +7766,7 @@
     </w:tblStylePr>
     <w:tblStylePr w:type="lastCol">
       <w:rPr>
+        <w:rFonts w:eastAsia="黑体"/>
         <w:b/>
         <w:bCs/>
         <w:color w:themeColor="background1" w:val="FFFFFF"/>
@@ -7456,6 +7815,7 @@
     </w:tblStylePr>
     <w:tblStylePr w:type="nwCell">
       <w:rPr>
+        <w:rFonts w:eastAsia="黑体"/>
         <w:color w:themeColor="background1" w:val="FFFFFF"/>
       </w:rPr>
       <w:tblPr/>
@@ -7499,6 +7859,7 @@
         <w:spacing w:after="0" w:before="0" w:line="240" w:lineRule="auto"/>
       </w:pPr>
       <w:rPr>
+        <w:rFonts w:eastAsia="黑体"/>
         <w:b/>
         <w:bCs/>
         <w:color w:themeColor="background1" w:val="FFFFFF"/>
@@ -7521,6 +7882,7 @@
         <w:spacing w:after="0" w:before="0" w:line="240" w:lineRule="auto"/>
       </w:pPr>
       <w:rPr>
+        <w:rFonts w:eastAsia="黑体"/>
         <w:color w:val="auto"/>
       </w:rPr>
       <w:tblPr/>
@@ -7538,6 +7900,7 @@
     </w:tblStylePr>
     <w:tblStylePr w:type="firstCol">
       <w:rPr>
+        <w:rFonts w:eastAsia="黑体"/>
         <w:b/>
         <w:bCs/>
         <w:color w:themeColor="background1" w:val="FFFFFF"/>
@@ -7557,6 +7920,7 @@
     </w:tblStylePr>
     <w:tblStylePr w:type="lastCol">
       <w:rPr>
+        <w:rFonts w:eastAsia="黑体"/>
         <w:b/>
         <w:bCs/>
         <w:color w:themeColor="background1" w:val="FFFFFF"/>
@@ -7605,6 +7969,7 @@
     </w:tblStylePr>
     <w:tblStylePr w:type="nwCell">
       <w:rPr>
+        <w:rFonts w:eastAsia="黑体"/>
         <w:color w:themeColor="background1" w:val="FFFFFF"/>
       </w:rPr>
       <w:tblPr/>
@@ -7648,6 +8013,7 @@
         <w:spacing w:after="0" w:before="0" w:line="240" w:lineRule="auto"/>
       </w:pPr>
       <w:rPr>
+        <w:rFonts w:eastAsia="黑体"/>
         <w:b/>
         <w:bCs/>
         <w:color w:themeColor="background1" w:val="FFFFFF"/>
@@ -7670,6 +8036,7 @@
         <w:spacing w:after="0" w:before="0" w:line="240" w:lineRule="auto"/>
       </w:pPr>
       <w:rPr>
+        <w:rFonts w:eastAsia="黑体"/>
         <w:color w:val="auto"/>
       </w:rPr>
       <w:tblPr/>
@@ -7687,6 +8054,7 @@
     </w:tblStylePr>
     <w:tblStylePr w:type="firstCol">
       <w:rPr>
+        <w:rFonts w:eastAsia="黑体"/>
         <w:b/>
         <w:bCs/>
         <w:color w:themeColor="background1" w:val="FFFFFF"/>
@@ -7706,6 +8074,7 @@
     </w:tblStylePr>
     <w:tblStylePr w:type="lastCol">
       <w:rPr>
+        <w:rFonts w:eastAsia="黑体"/>
         <w:b/>
         <w:bCs/>
         <w:color w:themeColor="background1" w:val="FFFFFF"/>
@@ -7754,6 +8123,7 @@
     </w:tblStylePr>
     <w:tblStylePr w:type="nwCell">
       <w:rPr>
+        <w:rFonts w:eastAsia="黑体"/>
         <w:color w:themeColor="background1" w:val="FFFFFF"/>
       </w:rPr>
       <w:tblPr/>
@@ -7797,6 +8167,7 @@
         <w:spacing w:after="0" w:before="0" w:line="240" w:lineRule="auto"/>
       </w:pPr>
       <w:rPr>
+        <w:rFonts w:eastAsia="黑体"/>
         <w:b/>
         <w:bCs/>
         <w:color w:themeColor="background1" w:val="FFFFFF"/>
@@ -7819,6 +8190,7 @@
         <w:spacing w:after="0" w:before="0" w:line="240" w:lineRule="auto"/>
       </w:pPr>
       <w:rPr>
+        <w:rFonts w:eastAsia="黑体"/>
         <w:color w:val="auto"/>
       </w:rPr>
       <w:tblPr/>
@@ -7836,6 +8208,7 @@
     </w:tblStylePr>
     <w:tblStylePr w:type="firstCol">
       <w:rPr>
+        <w:rFonts w:eastAsia="黑体"/>
         <w:b/>
         <w:bCs/>
         <w:color w:themeColor="background1" w:val="FFFFFF"/>
@@ -7855,6 +8228,7 @@
     </w:tblStylePr>
     <w:tblStylePr w:type="lastCol">
       <w:rPr>
+        <w:rFonts w:eastAsia="黑体"/>
         <w:b/>
         <w:bCs/>
         <w:color w:themeColor="background1" w:val="FFFFFF"/>
@@ -7903,6 +8277,7 @@
     </w:tblStylePr>
     <w:tblStylePr w:type="nwCell">
       <w:rPr>
+        <w:rFonts w:eastAsia="黑体"/>
         <w:color w:themeColor="background1" w:val="FFFFFF"/>
       </w:rPr>
       <w:tblPr/>
@@ -7946,6 +8321,7 @@
         <w:spacing w:after="0" w:before="0" w:line="240" w:lineRule="auto"/>
       </w:pPr>
       <w:rPr>
+        <w:rFonts w:eastAsia="黑体"/>
         <w:b/>
         <w:bCs/>
         <w:color w:themeColor="background1" w:val="FFFFFF"/>
@@ -7968,6 +8344,7 @@
         <w:spacing w:after="0" w:before="0" w:line="240" w:lineRule="auto"/>
       </w:pPr>
       <w:rPr>
+        <w:rFonts w:eastAsia="黑体"/>
         <w:color w:val="auto"/>
       </w:rPr>
       <w:tblPr/>
@@ -7985,6 +8362,7 @@
     </w:tblStylePr>
     <w:tblStylePr w:type="firstCol">
       <w:rPr>
+        <w:rFonts w:eastAsia="黑体"/>
         <w:b/>
         <w:bCs/>
         <w:color w:themeColor="background1" w:val="FFFFFF"/>
@@ -8004,6 +8382,7 @@
     </w:tblStylePr>
     <w:tblStylePr w:type="lastCol">
       <w:rPr>
+        <w:rFonts w:eastAsia="黑体"/>
         <w:b/>
         <w:bCs/>
         <w:color w:themeColor="background1" w:val="FFFFFF"/>
@@ -8052,6 +8431,7 @@
     </w:tblStylePr>
     <w:tblStylePr w:type="nwCell">
       <w:rPr>
+        <w:rFonts w:eastAsia="黑体"/>
         <w:color w:themeColor="background1" w:val="FFFFFF"/>
       </w:rPr>
       <w:tblPr/>
@@ -8095,6 +8475,7 @@
         <w:spacing w:after="0" w:before="0" w:line="240" w:lineRule="auto"/>
       </w:pPr>
       <w:rPr>
+        <w:rFonts w:eastAsia="黑体"/>
         <w:b/>
         <w:bCs/>
         <w:color w:themeColor="background1" w:val="FFFFFF"/>
@@ -8117,6 +8498,7 @@
         <w:spacing w:after="0" w:before="0" w:line="240" w:lineRule="auto"/>
       </w:pPr>
       <w:rPr>
+        <w:rFonts w:eastAsia="黑体"/>
         <w:color w:val="auto"/>
       </w:rPr>
       <w:tblPr/>
@@ -8134,6 +8516,7 @@
     </w:tblStylePr>
     <w:tblStylePr w:type="firstCol">
       <w:rPr>
+        <w:rFonts w:eastAsia="黑体"/>
         <w:b/>
         <w:bCs/>
         <w:color w:themeColor="background1" w:val="FFFFFF"/>
@@ -8153,6 +8536,7 @@
     </w:tblStylePr>
     <w:tblStylePr w:type="lastCol">
       <w:rPr>
+        <w:rFonts w:eastAsia="黑体"/>
         <w:b/>
         <w:bCs/>
         <w:color w:themeColor="background1" w:val="FFFFFF"/>
@@ -8201,6 +8585,7 @@
     </w:tblStylePr>
     <w:tblStylePr w:type="nwCell">
       <w:rPr>
+        <w:rFonts w:eastAsia="黑体"/>
         <w:color w:themeColor="background1" w:val="FFFFFF"/>
       </w:rPr>
       <w:tblPr/>
@@ -8244,6 +8629,7 @@
         <w:spacing w:after="0" w:before="0" w:line="240" w:lineRule="auto"/>
       </w:pPr>
       <w:rPr>
+        <w:rFonts w:eastAsia="黑体"/>
         <w:b/>
         <w:bCs/>
         <w:color w:themeColor="background1" w:val="FFFFFF"/>
@@ -8266,6 +8652,7 @@
         <w:spacing w:after="0" w:before="0" w:line="240" w:lineRule="auto"/>
       </w:pPr>
       <w:rPr>
+        <w:rFonts w:eastAsia="黑体"/>
         <w:color w:val="auto"/>
       </w:rPr>
       <w:tblPr/>
@@ -8283,6 +8670,7 @@
     </w:tblStylePr>
     <w:tblStylePr w:type="firstCol">
       <w:rPr>
+        <w:rFonts w:eastAsia="黑体"/>
         <w:b/>
         <w:bCs/>
         <w:color w:themeColor="background1" w:val="FFFFFF"/>
@@ -8302,6 +8690,7 @@
     </w:tblStylePr>
     <w:tblStylePr w:type="lastCol">
       <w:rPr>
+        <w:rFonts w:eastAsia="黑体"/>
         <w:b/>
         <w:bCs/>
         <w:color w:themeColor="background1" w:val="FFFFFF"/>
@@ -8350,6 +8739,7 @@
     </w:tblStylePr>
     <w:tblStylePr w:type="nwCell">
       <w:rPr>
+        <w:rFonts w:eastAsia="黑体"/>
         <w:color w:themeColor="background1" w:val="FFFFFF"/>
       </w:rPr>
       <w:tblPr/>
@@ -8374,6 +8764,7 @@
       <w:spacing w:after="0" w:line="240" w:lineRule="auto"/>
     </w:pPr>
     <w:rPr>
+      <w:rFonts w:eastAsia="黑体"/>
       <w:color w:themeColor="text1" w:val="000000"/>
     </w:rPr>
     <w:tblPr>
@@ -8393,7 +8784,7 @@
     </w:tblPr>
     <w:tblStylePr w:type="firstRow">
       <w:rPr>
-        <w:rFonts w:asciiTheme="majorHAnsi" w:cstheme="majorBidi" w:eastAsiaTheme="majorEastAsia" w:hAnsiTheme="majorHAnsi"/>
+        <w:rFonts w:asciiTheme="majorHAnsi" w:cstheme="majorBidi" w:hAnsiTheme="majorHAnsi" w:eastAsia="黑体"/>
       </w:rPr>
       <w:tblPr/>
       <w:tcPr>
@@ -8405,6 +8796,7 @@
     </w:tblStylePr>
     <w:tblStylePr w:type="lastRow">
       <w:rPr>
+        <w:rFonts w:eastAsia="黑体"/>
         <w:b/>
         <w:bCs/>
         <w:color w:themeColor="text2" w:val="1F497D"/>
@@ -8419,12 +8811,14 @@
     </w:tblStylePr>
     <w:tblStylePr w:type="firstCol">
       <w:rPr>
+        <w:rFonts w:eastAsia="黑体"/>
         <w:b/>
         <w:bCs/>
       </w:rPr>
     </w:tblStylePr>
     <w:tblStylePr w:type="lastCol">
       <w:rPr>
+        <w:rFonts w:eastAsia="黑体"/>
         <w:b/>
         <w:bCs/>
       </w:rPr>
@@ -8458,6 +8852,7 @@
       <w:spacing w:after="0" w:line="240" w:lineRule="auto"/>
     </w:pPr>
     <w:rPr>
+      <w:rFonts w:eastAsia="黑体"/>
       <w:color w:themeColor="text1" w:val="000000"/>
     </w:rPr>
     <w:tblPr>
@@ -8477,7 +8872,7 @@
     </w:tblPr>
     <w:tblStylePr w:type="firstRow">
       <w:rPr>
-        <w:rFonts w:asciiTheme="majorHAnsi" w:cstheme="majorBidi" w:eastAsiaTheme="majorEastAsia" w:hAnsiTheme="majorHAnsi"/>
+        <w:rFonts w:asciiTheme="majorHAnsi" w:cstheme="majorBidi" w:hAnsiTheme="majorHAnsi" w:eastAsia="黑体"/>
       </w:rPr>
       <w:tblPr/>
       <w:tcPr>
@@ -8489,6 +8884,7 @@
     </w:tblStylePr>
     <w:tblStylePr w:type="lastRow">
       <w:rPr>
+        <w:rFonts w:eastAsia="黑体"/>
         <w:b/>
         <w:bCs/>
         <w:color w:themeColor="text2" w:val="1F497D"/>
@@ -8503,12 +8899,14 @@
     </w:tblStylePr>
     <w:tblStylePr w:type="firstCol">
       <w:rPr>
+        <w:rFonts w:eastAsia="黑体"/>
         <w:b/>
         <w:bCs/>
       </w:rPr>
     </w:tblStylePr>
     <w:tblStylePr w:type="lastCol">
       <w:rPr>
+        <w:rFonts w:eastAsia="黑体"/>
         <w:b/>
         <w:bCs/>
       </w:rPr>
@@ -8542,6 +8940,7 @@
       <w:spacing w:after="0" w:line="240" w:lineRule="auto"/>
     </w:pPr>
     <w:rPr>
+      <w:rFonts w:eastAsia="黑体"/>
       <w:color w:themeColor="text1" w:val="000000"/>
     </w:rPr>
     <w:tblPr>
@@ -8561,7 +8960,7 @@
     </w:tblPr>
     <w:tblStylePr w:type="firstRow">
       <w:rPr>
-        <w:rFonts w:asciiTheme="majorHAnsi" w:cstheme="majorBidi" w:eastAsiaTheme="majorEastAsia" w:hAnsiTheme="majorHAnsi"/>
+        <w:rFonts w:asciiTheme="majorHAnsi" w:cstheme="majorBidi" w:hAnsiTheme="majorHAnsi" w:eastAsia="黑体"/>
       </w:rPr>
       <w:tblPr/>
       <w:tcPr>
@@ -8573,6 +8972,7 @@
     </w:tblStylePr>
     <w:tblStylePr w:type="lastRow">
       <w:rPr>
+        <w:rFonts w:eastAsia="黑体"/>
         <w:b/>
         <w:bCs/>
         <w:color w:themeColor="text2" w:val="1F497D"/>
@@ -8587,12 +8987,14 @@
     </w:tblStylePr>
     <w:tblStylePr w:type="firstCol">
       <w:rPr>
+        <w:rFonts w:eastAsia="黑体"/>
         <w:b/>
         <w:bCs/>
       </w:rPr>
     </w:tblStylePr>
     <w:tblStylePr w:type="lastCol">
       <w:rPr>
+        <w:rFonts w:eastAsia="黑体"/>
         <w:b/>
         <w:bCs/>
       </w:rPr>
@@ -8626,6 +9028,7 @@
       <w:spacing w:after="0" w:line="240" w:lineRule="auto"/>
     </w:pPr>
     <w:rPr>
+      <w:rFonts w:eastAsia="黑体"/>
       <w:color w:themeColor="text1" w:val="000000"/>
     </w:rPr>
     <w:tblPr>
@@ -8645,7 +9048,7 @@
     </w:tblPr>
     <w:tblStylePr w:type="firstRow">
       <w:rPr>
-        <w:rFonts w:asciiTheme="majorHAnsi" w:cstheme="majorBidi" w:eastAsiaTheme="majorEastAsia" w:hAnsiTheme="majorHAnsi"/>
+        <w:rFonts w:asciiTheme="majorHAnsi" w:cstheme="majorBidi" w:hAnsiTheme="majorHAnsi" w:eastAsia="黑体"/>
       </w:rPr>
       <w:tblPr/>
       <w:tcPr>
@@ -8657,6 +9060,7 @@
     </w:tblStylePr>
     <w:tblStylePr w:type="lastRow">
       <w:rPr>
+        <w:rFonts w:eastAsia="黑体"/>
         <w:b/>
         <w:bCs/>
         <w:color w:themeColor="text2" w:val="1F497D"/>
@@ -8671,12 +9075,14 @@
     </w:tblStylePr>
     <w:tblStylePr w:type="firstCol">
       <w:rPr>
+        <w:rFonts w:eastAsia="黑体"/>
         <w:b/>
         <w:bCs/>
       </w:rPr>
     </w:tblStylePr>
     <w:tblStylePr w:type="lastCol">
       <w:rPr>
+        <w:rFonts w:eastAsia="黑体"/>
         <w:b/>
         <w:bCs/>
       </w:rPr>
@@ -8710,6 +9116,7 @@
       <w:spacing w:after="0" w:line="240" w:lineRule="auto"/>
     </w:pPr>
     <w:rPr>
+      <w:rFonts w:eastAsia="黑体"/>
       <w:color w:themeColor="text1" w:val="000000"/>
     </w:rPr>
     <w:tblPr>
@@ -8729,7 +9136,7 @@
     </w:tblPr>
     <w:tblStylePr w:type="firstRow">
       <w:rPr>
-        <w:rFonts w:asciiTheme="majorHAnsi" w:cstheme="majorBidi" w:eastAsiaTheme="majorEastAsia" w:hAnsiTheme="majorHAnsi"/>
+        <w:rFonts w:asciiTheme="majorHAnsi" w:cstheme="majorBidi" w:hAnsiTheme="majorHAnsi" w:eastAsia="黑体"/>
       </w:rPr>
       <w:tblPr/>
       <w:tcPr>
@@ -8741,6 +9148,7 @@
     </w:tblStylePr>
     <w:tblStylePr w:type="lastRow">
       <w:rPr>
+        <w:rFonts w:eastAsia="黑体"/>
         <w:b/>
         <w:bCs/>
         <w:color w:themeColor="text2" w:val="1F497D"/>
@@ -8755,12 +9163,14 @@
     </w:tblStylePr>
     <w:tblStylePr w:type="firstCol">
       <w:rPr>
+        <w:rFonts w:eastAsia="黑体"/>
         <w:b/>
         <w:bCs/>
       </w:rPr>
     </w:tblStylePr>
     <w:tblStylePr w:type="lastCol">
       <w:rPr>
+        <w:rFonts w:eastAsia="黑体"/>
         <w:b/>
         <w:bCs/>
       </w:rPr>
@@ -8794,6 +9204,7 @@
       <w:spacing w:after="0" w:line="240" w:lineRule="auto"/>
     </w:pPr>
     <w:rPr>
+      <w:rFonts w:eastAsia="黑体"/>
       <w:color w:themeColor="text1" w:val="000000"/>
     </w:rPr>
     <w:tblPr>
@@ -8813,7 +9224,7 @@
     </w:tblPr>
     <w:tblStylePr w:type="firstRow">
       <w:rPr>
-        <w:rFonts w:asciiTheme="majorHAnsi" w:cstheme="majorBidi" w:eastAsiaTheme="majorEastAsia" w:hAnsiTheme="majorHAnsi"/>
+        <w:rFonts w:asciiTheme="majorHAnsi" w:cstheme="majorBidi" w:hAnsiTheme="majorHAnsi" w:eastAsia="黑体"/>
       </w:rPr>
       <w:tblPr/>
       <w:tcPr>
@@ -8825,6 +9236,7 @@
     </w:tblStylePr>
     <w:tblStylePr w:type="lastRow">
       <w:rPr>
+        <w:rFonts w:eastAsia="黑体"/>
         <w:b/>
         <w:bCs/>
         <w:color w:themeColor="text2" w:val="1F497D"/>
@@ -8839,12 +9251,14 @@
     </w:tblStylePr>
     <w:tblStylePr w:type="firstCol">
       <w:rPr>
+        <w:rFonts w:eastAsia="黑体"/>
         <w:b/>
         <w:bCs/>
       </w:rPr>
     </w:tblStylePr>
     <w:tblStylePr w:type="lastCol">
       <w:rPr>
+        <w:rFonts w:eastAsia="黑体"/>
         <w:b/>
         <w:bCs/>
       </w:rPr>
@@ -8878,6 +9292,7 @@
       <w:spacing w:after="0" w:line="240" w:lineRule="auto"/>
     </w:pPr>
     <w:rPr>
+      <w:rFonts w:eastAsia="黑体"/>
       <w:color w:themeColor="text1" w:val="000000"/>
     </w:rPr>
     <w:tblPr>
@@ -8897,7 +9312,7 @@
     </w:tblPr>
     <w:tblStylePr w:type="firstRow">
       <w:rPr>
-        <w:rFonts w:asciiTheme="majorHAnsi" w:cstheme="majorBidi" w:eastAsiaTheme="majorEastAsia" w:hAnsiTheme="majorHAnsi"/>
+        <w:rFonts w:asciiTheme="majorHAnsi" w:cstheme="majorBidi" w:hAnsiTheme="majorHAnsi" w:eastAsia="黑体"/>
       </w:rPr>
       <w:tblPr/>
       <w:tcPr>
@@ -8909,6 +9324,7 @@
     </w:tblStylePr>
     <w:tblStylePr w:type="lastRow">
       <w:rPr>
+        <w:rFonts w:eastAsia="黑体"/>
         <w:b/>
         <w:bCs/>
         <w:color w:themeColor="text2" w:val="1F497D"/>
@@ -8923,12 +9339,14 @@
     </w:tblStylePr>
     <w:tblStylePr w:type="firstCol">
       <w:rPr>
+        <w:rFonts w:eastAsia="黑体"/>
         <w:b/>
         <w:bCs/>
       </w:rPr>
     </w:tblStylePr>
     <w:tblStylePr w:type="lastCol">
       <w:rPr>
+        <w:rFonts w:eastAsia="黑体"/>
         <w:b/>
         <w:bCs/>
       </w:rPr>
@@ -8962,7 +9380,7 @@
       <w:spacing w:after="0" w:line="240" w:lineRule="auto"/>
     </w:pPr>
     <w:rPr>
-      <w:rFonts w:asciiTheme="majorHAnsi" w:cstheme="majorBidi" w:eastAsiaTheme="majorEastAsia" w:hAnsiTheme="majorHAnsi"/>
+      <w:rFonts w:asciiTheme="majorHAnsi" w:cstheme="majorBidi" w:hAnsiTheme="majorHAnsi" w:eastAsia="黑体"/>
       <w:color w:themeColor="text1" w:val="000000"/>
     </w:rPr>
     <w:tblPr>
@@ -8984,6 +9402,7 @@
     </w:tblPr>
     <w:tblStylePr w:type="firstRow">
       <w:rPr>
+        <w:rFonts w:eastAsia="黑体"/>
         <w:sz w:val="24"/>
         <w:szCs w:val="24"/>
       </w:rPr>
@@ -9090,7 +9509,7 @@
       <w:spacing w:after="0" w:line="240" w:lineRule="auto"/>
     </w:pPr>
     <w:rPr>
-      <w:rFonts w:asciiTheme="majorHAnsi" w:cstheme="majorBidi" w:eastAsiaTheme="majorEastAsia" w:hAnsiTheme="majorHAnsi"/>
+      <w:rFonts w:asciiTheme="majorHAnsi" w:cstheme="majorBidi" w:hAnsiTheme="majorHAnsi" w:eastAsia="黑体"/>
       <w:color w:themeColor="text1" w:val="000000"/>
     </w:rPr>
     <w:tblPr>
@@ -9112,6 +9531,7 @@
     </w:tblPr>
     <w:tblStylePr w:type="firstRow">
       <w:rPr>
+        <w:rFonts w:eastAsia="黑体"/>
         <w:sz w:val="24"/>
         <w:szCs w:val="24"/>
       </w:rPr>
@@ -9218,7 +9638,7 @@
       <w:spacing w:after="0" w:line="240" w:lineRule="auto"/>
     </w:pPr>
     <w:rPr>
-      <w:rFonts w:asciiTheme="majorHAnsi" w:cstheme="majorBidi" w:eastAsiaTheme="majorEastAsia" w:hAnsiTheme="majorHAnsi"/>
+      <w:rFonts w:asciiTheme="majorHAnsi" w:cstheme="majorBidi" w:hAnsiTheme="majorHAnsi" w:eastAsia="黑体"/>
       <w:color w:themeColor="text1" w:val="000000"/>
     </w:rPr>
     <w:tblPr>
@@ -9240,6 +9660,7 @@
     </w:tblPr>
     <w:tblStylePr w:type="firstRow">
       <w:rPr>
+        <w:rFonts w:eastAsia="黑体"/>
         <w:sz w:val="24"/>
         <w:szCs w:val="24"/>
       </w:rPr>
@@ -9346,7 +9767,7 @@
       <w:spacing w:after="0" w:line="240" w:lineRule="auto"/>
     </w:pPr>
     <w:rPr>
-      <w:rFonts w:asciiTheme="majorHAnsi" w:cstheme="majorBidi" w:eastAsiaTheme="majorEastAsia" w:hAnsiTheme="majorHAnsi"/>
+      <w:rFonts w:asciiTheme="majorHAnsi" w:cstheme="majorBidi" w:hAnsiTheme="majorHAnsi" w:eastAsia="黑体"/>
       <w:color w:themeColor="text1" w:val="000000"/>
     </w:rPr>
     <w:tblPr>
@@ -9368,6 +9789,7 @@
     </w:tblPr>
     <w:tblStylePr w:type="firstRow">
       <w:rPr>
+        <w:rFonts w:eastAsia="黑体"/>
         <w:sz w:val="24"/>
         <w:szCs w:val="24"/>
       </w:rPr>
@@ -9474,7 +9896,7 @@
       <w:spacing w:after="0" w:line="240" w:lineRule="auto"/>
     </w:pPr>
     <w:rPr>
-      <w:rFonts w:asciiTheme="majorHAnsi" w:cstheme="majorBidi" w:eastAsiaTheme="majorEastAsia" w:hAnsiTheme="majorHAnsi"/>
+      <w:rFonts w:asciiTheme="majorHAnsi" w:cstheme="majorBidi" w:hAnsiTheme="majorHAnsi" w:eastAsia="黑体"/>
       <w:color w:themeColor="text1" w:val="000000"/>
     </w:rPr>
     <w:tblPr>
@@ -9496,6 +9918,7 @@
     </w:tblPr>
     <w:tblStylePr w:type="firstRow">
       <w:rPr>
+        <w:rFonts w:eastAsia="黑体"/>
         <w:sz w:val="24"/>
         <w:szCs w:val="24"/>
       </w:rPr>
@@ -9602,7 +10025,7 @@
       <w:spacing w:after="0" w:line="240" w:lineRule="auto"/>
     </w:pPr>
     <w:rPr>
-      <w:rFonts w:asciiTheme="majorHAnsi" w:cstheme="majorBidi" w:eastAsiaTheme="majorEastAsia" w:hAnsiTheme="majorHAnsi"/>
+      <w:rFonts w:asciiTheme="majorHAnsi" w:cstheme="majorBidi" w:hAnsiTheme="majorHAnsi" w:eastAsia="黑体"/>
       <w:color w:themeColor="text1" w:val="000000"/>
     </w:rPr>
     <w:tblPr>
@@ -9624,6 +10047,7 @@
     </w:tblPr>
     <w:tblStylePr w:type="firstRow">
       <w:rPr>
+        <w:rFonts w:eastAsia="黑体"/>
         <w:sz w:val="24"/>
         <w:szCs w:val="24"/>
       </w:rPr>
@@ -9730,7 +10154,7 @@
       <w:spacing w:after="0" w:line="240" w:lineRule="auto"/>
     </w:pPr>
     <w:rPr>
-      <w:rFonts w:asciiTheme="majorHAnsi" w:cstheme="majorBidi" w:eastAsiaTheme="majorEastAsia" w:hAnsiTheme="majorHAnsi"/>
+      <w:rFonts w:asciiTheme="majorHAnsi" w:cstheme="majorBidi" w:hAnsiTheme="majorHAnsi" w:eastAsia="黑体"/>
       <w:color w:themeColor="text1" w:val="000000"/>
     </w:rPr>
     <w:tblPr>
@@ -9752,6 +10176,7 @@
     </w:tblPr>
     <w:tblStylePr w:type="firstRow">
       <w:rPr>
+        <w:rFonts w:eastAsia="黑体"/>
         <w:sz w:val="24"/>
         <w:szCs w:val="24"/>
       </w:rPr>
@@ -9881,12 +10306,14 @@
     </w:tcPr>
     <w:tblStylePr w:type="firstRow">
       <w:rPr>
+        <w:rFonts w:eastAsia="黑体"/>
         <w:b/>
         <w:bCs/>
       </w:rPr>
     </w:tblStylePr>
     <w:tblStylePr w:type="lastRow">
       <w:rPr>
+        <w:rFonts w:eastAsia="黑体"/>
         <w:b/>
         <w:bCs/>
       </w:rPr>
@@ -9899,12 +10326,14 @@
     </w:tblStylePr>
     <w:tblStylePr w:type="firstCol">
       <w:rPr>
+        <w:rFonts w:eastAsia="黑体"/>
         <w:b/>
         <w:bCs/>
       </w:rPr>
     </w:tblStylePr>
     <w:tblStylePr w:type="lastCol">
       <w:rPr>
+        <w:rFonts w:eastAsia="黑体"/>
         <w:b/>
         <w:bCs/>
       </w:rPr>
@@ -9954,12 +10383,14 @@
     </w:tcPr>
     <w:tblStylePr w:type="firstRow">
       <w:rPr>
+        <w:rFonts w:eastAsia="黑体"/>
         <w:b/>
         <w:bCs/>
       </w:rPr>
     </w:tblStylePr>
     <w:tblStylePr w:type="lastRow">
       <w:rPr>
+        <w:rFonts w:eastAsia="黑体"/>
         <w:b/>
         <w:bCs/>
       </w:rPr>
@@ -9972,12 +10403,14 @@
     </w:tblStylePr>
     <w:tblStylePr w:type="firstCol">
       <w:rPr>
+        <w:rFonts w:eastAsia="黑体"/>
         <w:b/>
         <w:bCs/>
       </w:rPr>
     </w:tblStylePr>
     <w:tblStylePr w:type="lastCol">
       <w:rPr>
+        <w:rFonts w:eastAsia="黑体"/>
         <w:b/>
         <w:bCs/>
       </w:rPr>
@@ -10027,12 +10460,14 @@
     </w:tcPr>
     <w:tblStylePr w:type="firstRow">
       <w:rPr>
+        <w:rFonts w:eastAsia="黑体"/>
         <w:b/>
         <w:bCs/>
       </w:rPr>
     </w:tblStylePr>
     <w:tblStylePr w:type="lastRow">
       <w:rPr>
+        <w:rFonts w:eastAsia="黑体"/>
         <w:b/>
         <w:bCs/>
       </w:rPr>
@@ -10045,12 +10480,14 @@
     </w:tblStylePr>
     <w:tblStylePr w:type="firstCol">
       <w:rPr>
+        <w:rFonts w:eastAsia="黑体"/>
         <w:b/>
         <w:bCs/>
       </w:rPr>
     </w:tblStylePr>
     <w:tblStylePr w:type="lastCol">
       <w:rPr>
+        <w:rFonts w:eastAsia="黑体"/>
         <w:b/>
         <w:bCs/>
       </w:rPr>
@@ -10100,12 +10537,14 @@
     </w:tcPr>
     <w:tblStylePr w:type="firstRow">
       <w:rPr>
+        <w:rFonts w:eastAsia="黑体"/>
         <w:b/>
         <w:bCs/>
       </w:rPr>
     </w:tblStylePr>
     <w:tblStylePr w:type="lastRow">
       <w:rPr>
+        <w:rFonts w:eastAsia="黑体"/>
         <w:b/>
         <w:bCs/>
       </w:rPr>
@@ -10118,12 +10557,14 @@
     </w:tblStylePr>
     <w:tblStylePr w:type="firstCol">
       <w:rPr>
+        <w:rFonts w:eastAsia="黑体"/>
         <w:b/>
         <w:bCs/>
       </w:rPr>
     </w:tblStylePr>
     <w:tblStylePr w:type="lastCol">
       <w:rPr>
+        <w:rFonts w:eastAsia="黑体"/>
         <w:b/>
         <w:bCs/>
       </w:rPr>
@@ -10173,12 +10614,14 @@
     </w:tcPr>
     <w:tblStylePr w:type="firstRow">
       <w:rPr>
+        <w:rFonts w:eastAsia="黑体"/>
         <w:b/>
         <w:bCs/>
       </w:rPr>
     </w:tblStylePr>
     <w:tblStylePr w:type="lastRow">
       <w:rPr>
+        <w:rFonts w:eastAsia="黑体"/>
         <w:b/>
         <w:bCs/>
       </w:rPr>
@@ -10191,12 +10634,14 @@
     </w:tblStylePr>
     <w:tblStylePr w:type="firstCol">
       <w:rPr>
+        <w:rFonts w:eastAsia="黑体"/>
         <w:b/>
         <w:bCs/>
       </w:rPr>
     </w:tblStylePr>
     <w:tblStylePr w:type="lastCol">
       <w:rPr>
+        <w:rFonts w:eastAsia="黑体"/>
         <w:b/>
         <w:bCs/>
       </w:rPr>
@@ -10246,12 +10691,14 @@
     </w:tcPr>
     <w:tblStylePr w:type="firstRow">
       <w:rPr>
+        <w:rFonts w:eastAsia="黑体"/>
         <w:b/>
         <w:bCs/>
       </w:rPr>
     </w:tblStylePr>
     <w:tblStylePr w:type="lastRow">
       <w:rPr>
+        <w:rFonts w:eastAsia="黑体"/>
         <w:b/>
         <w:bCs/>
       </w:rPr>
@@ -10264,12 +10711,14 @@
     </w:tblStylePr>
     <w:tblStylePr w:type="firstCol">
       <w:rPr>
+        <w:rFonts w:eastAsia="黑体"/>
         <w:b/>
         <w:bCs/>
       </w:rPr>
     </w:tblStylePr>
     <w:tblStylePr w:type="lastCol">
       <w:rPr>
+        <w:rFonts w:eastAsia="黑体"/>
         <w:b/>
         <w:bCs/>
       </w:rPr>
@@ -10319,12 +10768,14 @@
     </w:tcPr>
     <w:tblStylePr w:type="firstRow">
       <w:rPr>
+        <w:rFonts w:eastAsia="黑体"/>
         <w:b/>
         <w:bCs/>
       </w:rPr>
     </w:tblStylePr>
     <w:tblStylePr w:type="lastRow">
       <w:rPr>
+        <w:rFonts w:eastAsia="黑体"/>
         <w:b/>
         <w:bCs/>
       </w:rPr>
@@ -10337,12 +10788,14 @@
     </w:tblStylePr>
     <w:tblStylePr w:type="firstCol">
       <w:rPr>
+        <w:rFonts w:eastAsia="黑体"/>
         <w:b/>
         <w:bCs/>
       </w:rPr>
     </w:tblStylePr>
     <w:tblStylePr w:type="lastCol">
       <w:rPr>
+        <w:rFonts w:eastAsia="黑体"/>
         <w:b/>
         <w:bCs/>
       </w:rPr>
@@ -10369,7 +10822,7 @@
       <w:spacing w:after="0" w:line="240" w:lineRule="auto"/>
     </w:pPr>
     <w:rPr>
-      <w:rFonts w:asciiTheme="majorHAnsi" w:cstheme="majorBidi" w:eastAsiaTheme="majorEastAsia" w:hAnsiTheme="majorHAnsi"/>
+      <w:rFonts w:asciiTheme="majorHAnsi" w:cstheme="majorBidi" w:hAnsiTheme="majorHAnsi" w:eastAsia="黑体"/>
       <w:color w:themeColor="text1" w:val="000000"/>
     </w:rPr>
     <w:tblPr>
@@ -10396,6 +10849,7 @@
     </w:tcPr>
     <w:tblStylePr w:type="firstRow">
       <w:rPr>
+        <w:rFonts w:eastAsia="黑体"/>
         <w:b/>
         <w:bCs/>
         <w:color w:themeColor="text1" w:val="000000"/>
@@ -10407,6 +10861,7 @@
     </w:tblStylePr>
     <w:tblStylePr w:type="lastRow">
       <w:rPr>
+        <w:rFonts w:eastAsia="黑体"/>
         <w:b/>
         <w:bCs/>
         <w:color w:themeColor="text1" w:val="000000"/>
@@ -10426,6 +10881,7 @@
     </w:tblStylePr>
     <w:tblStylePr w:type="firstCol">
       <w:rPr>
+        <w:rFonts w:eastAsia="黑体"/>
         <w:b/>
         <w:bCs/>
         <w:color w:themeColor="text1" w:val="000000"/>
@@ -10445,6 +10901,7 @@
     </w:tblStylePr>
     <w:tblStylePr w:type="lastCol">
       <w:rPr>
+        <w:rFonts w:eastAsia="黑体"/>
         <w:b w:val="0"/>
         <w:bCs w:val="0"/>
         <w:color w:themeColor="text1" w:val="000000"/>
@@ -10494,7 +10951,7 @@
       <w:spacing w:after="0" w:line="240" w:lineRule="auto"/>
     </w:pPr>
     <w:rPr>
-      <w:rFonts w:asciiTheme="majorHAnsi" w:cstheme="majorBidi" w:eastAsiaTheme="majorEastAsia" w:hAnsiTheme="majorHAnsi"/>
+      <w:rFonts w:asciiTheme="majorHAnsi" w:cstheme="majorBidi" w:hAnsiTheme="majorHAnsi" w:eastAsia="黑体"/>
       <w:color w:themeColor="text1" w:val="000000"/>
     </w:rPr>
     <w:tblPr>
@@ -10521,6 +10978,7 @@
     </w:tcPr>
     <w:tblStylePr w:type="firstRow">
       <w:rPr>
+        <w:rFonts w:eastAsia="黑体"/>
         <w:b/>
         <w:bCs/>
         <w:color w:themeColor="text1" w:val="000000"/>
@@ -10532,6 +10990,7 @@
     </w:tblStylePr>
     <w:tblStylePr w:type="lastRow">
       <w:rPr>
+        <w:rFonts w:eastAsia="黑体"/>
         <w:b/>
         <w:bCs/>
         <w:color w:themeColor="text1" w:val="000000"/>
@@ -10551,6 +11010,7 @@
     </w:tblStylePr>
     <w:tblStylePr w:type="firstCol">
       <w:rPr>
+        <w:rFonts w:eastAsia="黑体"/>
         <w:b/>
         <w:bCs/>
         <w:color w:themeColor="text1" w:val="000000"/>
@@ -10570,6 +11030,7 @@
     </w:tblStylePr>
     <w:tblStylePr w:type="lastCol">
       <w:rPr>
+        <w:rFonts w:eastAsia="黑体"/>
         <w:b w:val="0"/>
         <w:bCs w:val="0"/>
         <w:color w:themeColor="text1" w:val="000000"/>
@@ -10619,7 +11080,7 @@
       <w:spacing w:after="0" w:line="240" w:lineRule="auto"/>
     </w:pPr>
     <w:rPr>
-      <w:rFonts w:asciiTheme="majorHAnsi" w:cstheme="majorBidi" w:eastAsiaTheme="majorEastAsia" w:hAnsiTheme="majorHAnsi"/>
+      <w:rFonts w:asciiTheme="majorHAnsi" w:cstheme="majorBidi" w:hAnsiTheme="majorHAnsi" w:eastAsia="黑体"/>
       <w:color w:themeColor="text1" w:val="000000"/>
     </w:rPr>
     <w:tblPr>
@@ -10646,6 +11107,7 @@
     </w:tcPr>
     <w:tblStylePr w:type="firstRow">
       <w:rPr>
+        <w:rFonts w:eastAsia="黑体"/>
         <w:b/>
         <w:bCs/>
         <w:color w:themeColor="text1" w:val="000000"/>
@@ -10657,6 +11119,7 @@
     </w:tblStylePr>
     <w:tblStylePr w:type="lastRow">
       <w:rPr>
+        <w:rFonts w:eastAsia="黑体"/>
         <w:b/>
         <w:bCs/>
         <w:color w:themeColor="text1" w:val="000000"/>
@@ -10676,6 +11139,7 @@
     </w:tblStylePr>
     <w:tblStylePr w:type="firstCol">
       <w:rPr>
+        <w:rFonts w:eastAsia="黑体"/>
         <w:b/>
         <w:bCs/>
         <w:color w:themeColor="text1" w:val="000000"/>
@@ -10695,6 +11159,7 @@
     </w:tblStylePr>
     <w:tblStylePr w:type="lastCol">
       <w:rPr>
+        <w:rFonts w:eastAsia="黑体"/>
         <w:b w:val="0"/>
         <w:bCs w:val="0"/>
         <w:color w:themeColor="text1" w:val="000000"/>
@@ -10744,7 +11209,7 @@
       <w:spacing w:after="0" w:line="240" w:lineRule="auto"/>
     </w:pPr>
     <w:rPr>
-      <w:rFonts w:asciiTheme="majorHAnsi" w:cstheme="majorBidi" w:eastAsiaTheme="majorEastAsia" w:hAnsiTheme="majorHAnsi"/>
+      <w:rFonts w:asciiTheme="majorHAnsi" w:cstheme="majorBidi" w:hAnsiTheme="majorHAnsi" w:eastAsia="黑体"/>
       <w:color w:themeColor="text1" w:val="000000"/>
     </w:rPr>
     <w:tblPr>
@@ -10771,6 +11236,7 @@
     </w:tcPr>
     <w:tblStylePr w:type="firstRow">
       <w:rPr>
+        <w:rFonts w:eastAsia="黑体"/>
         <w:b/>
         <w:bCs/>
         <w:color w:themeColor="text1" w:val="000000"/>
@@ -10782,6 +11248,7 @@
     </w:tblStylePr>
     <w:tblStylePr w:type="lastRow">
       <w:rPr>
+        <w:rFonts w:eastAsia="黑体"/>
         <w:b/>
         <w:bCs/>
         <w:color w:themeColor="text1" w:val="000000"/>
@@ -10801,6 +11268,7 @@
     </w:tblStylePr>
     <w:tblStylePr w:type="firstCol">
       <w:rPr>
+        <w:rFonts w:eastAsia="黑体"/>
         <w:b/>
         <w:bCs/>
         <w:color w:themeColor="text1" w:val="000000"/>
@@ -10820,6 +11288,7 @@
     </w:tblStylePr>
     <w:tblStylePr w:type="lastCol">
       <w:rPr>
+        <w:rFonts w:eastAsia="黑体"/>
         <w:b w:val="0"/>
         <w:bCs w:val="0"/>
         <w:color w:themeColor="text1" w:val="000000"/>
@@ -10869,7 +11338,7 @@
       <w:spacing w:after="0" w:line="240" w:lineRule="auto"/>
     </w:pPr>
     <w:rPr>
-      <w:rFonts w:asciiTheme="majorHAnsi" w:cstheme="majorBidi" w:eastAsiaTheme="majorEastAsia" w:hAnsiTheme="majorHAnsi"/>
+      <w:rFonts w:asciiTheme="majorHAnsi" w:cstheme="majorBidi" w:hAnsiTheme="majorHAnsi" w:eastAsia="黑体"/>
       <w:color w:themeColor="text1" w:val="000000"/>
     </w:rPr>
     <w:tblPr>
@@ -10896,6 +11365,7 @@
     </w:tcPr>
     <w:tblStylePr w:type="firstRow">
       <w:rPr>
+        <w:rFonts w:eastAsia="黑体"/>
         <w:b/>
         <w:bCs/>
         <w:color w:themeColor="text1" w:val="000000"/>
@@ -10907,6 +11377,7 @@
     </w:tblStylePr>
     <w:tblStylePr w:type="lastRow">
       <w:rPr>
+        <w:rFonts w:eastAsia="黑体"/>
         <w:b/>
         <w:bCs/>
         <w:color w:themeColor="text1" w:val="000000"/>
@@ -10926,6 +11397,7 @@
     </w:tblStylePr>
     <w:tblStylePr w:type="firstCol">
       <w:rPr>
+        <w:rFonts w:eastAsia="黑体"/>
         <w:b/>
         <w:bCs/>
         <w:color w:themeColor="text1" w:val="000000"/>
@@ -10945,6 +11417,7 @@
     </w:tblStylePr>
     <w:tblStylePr w:type="lastCol">
       <w:rPr>
+        <w:rFonts w:eastAsia="黑体"/>
         <w:b w:val="0"/>
         <w:bCs w:val="0"/>
         <w:color w:themeColor="text1" w:val="000000"/>
@@ -10994,7 +11467,7 @@
       <w:spacing w:after="0" w:line="240" w:lineRule="auto"/>
     </w:pPr>
     <w:rPr>
-      <w:rFonts w:asciiTheme="majorHAnsi" w:cstheme="majorBidi" w:eastAsiaTheme="majorEastAsia" w:hAnsiTheme="majorHAnsi"/>
+      <w:rFonts w:asciiTheme="majorHAnsi" w:cstheme="majorBidi" w:hAnsiTheme="majorHAnsi" w:eastAsia="黑体"/>
       <w:color w:themeColor="text1" w:val="000000"/>
     </w:rPr>
     <w:tblPr>
@@ -11021,6 +11494,7 @@
     </w:tcPr>
     <w:tblStylePr w:type="firstRow">
       <w:rPr>
+        <w:rFonts w:eastAsia="黑体"/>
         <w:b/>
         <w:bCs/>
         <w:color w:themeColor="text1" w:val="000000"/>
@@ -11032,6 +11506,7 @@
     </w:tblStylePr>
     <w:tblStylePr w:type="lastRow">
       <w:rPr>
+        <w:rFonts w:eastAsia="黑体"/>
         <w:b/>
         <w:bCs/>
         <w:color w:themeColor="text1" w:val="000000"/>
@@ -11051,6 +11526,7 @@
     </w:tblStylePr>
     <w:tblStylePr w:type="firstCol">
       <w:rPr>
+        <w:rFonts w:eastAsia="黑体"/>
         <w:b/>
         <w:bCs/>
         <w:color w:themeColor="text1" w:val="000000"/>
@@ -11070,6 +11546,7 @@
     </w:tblStylePr>
     <w:tblStylePr w:type="lastCol">
       <w:rPr>
+        <w:rFonts w:eastAsia="黑体"/>
         <w:b w:val="0"/>
         <w:bCs w:val="0"/>
         <w:color w:themeColor="text1" w:val="000000"/>
@@ -11119,7 +11596,7 @@
       <w:spacing w:after="0" w:line="240" w:lineRule="auto"/>
     </w:pPr>
     <w:rPr>
-      <w:rFonts w:asciiTheme="majorHAnsi" w:cstheme="majorBidi" w:eastAsiaTheme="majorEastAsia" w:hAnsiTheme="majorHAnsi"/>
+      <w:rFonts w:asciiTheme="majorHAnsi" w:cstheme="majorBidi" w:hAnsiTheme="majorHAnsi" w:eastAsia="黑体"/>
       <w:color w:themeColor="text1" w:val="000000"/>
     </w:rPr>
     <w:tblPr>
@@ -11146,6 +11623,7 @@
     </w:tcPr>
     <w:tblStylePr w:type="firstRow">
       <w:rPr>
+        <w:rFonts w:eastAsia="黑体"/>
         <w:b/>
         <w:bCs/>
         <w:color w:themeColor="text1" w:val="000000"/>
@@ -11157,6 +11635,7 @@
     </w:tblStylePr>
     <w:tblStylePr w:type="lastRow">
       <w:rPr>
+        <w:rFonts w:eastAsia="黑体"/>
         <w:b/>
         <w:bCs/>
         <w:color w:themeColor="text1" w:val="000000"/>
@@ -11176,6 +11655,7 @@
     </w:tblStylePr>
     <w:tblStylePr w:type="firstCol">
       <w:rPr>
+        <w:rFonts w:eastAsia="黑体"/>
         <w:b/>
         <w:bCs/>
         <w:color w:themeColor="text1" w:val="000000"/>
@@ -11195,6 +11675,7 @@
     </w:tblStylePr>
     <w:tblStylePr w:type="lastCol">
       <w:rPr>
+        <w:rFonts w:eastAsia="黑体"/>
         <w:b w:val="0"/>
         <w:bCs w:val="0"/>
         <w:color w:themeColor="text1" w:val="000000"/>
@@ -11267,6 +11748,7 @@
     </w:tcPr>
     <w:tblStylePr w:type="firstRow">
       <w:rPr>
+        <w:rFonts w:eastAsia="黑体"/>
         <w:b/>
         <w:bCs/>
         <w:i w:val="0"/>
@@ -11288,6 +11770,7 @@
     </w:tblStylePr>
     <w:tblStylePr w:type="lastRow">
       <w:rPr>
+        <w:rFonts w:eastAsia="黑体"/>
         <w:b/>
         <w:bCs/>
         <w:i w:val="0"/>
@@ -11309,6 +11792,7 @@
     </w:tblStylePr>
     <w:tblStylePr w:type="firstCol">
       <w:rPr>
+        <w:rFonts w:eastAsia="黑体"/>
         <w:b/>
         <w:bCs/>
         <w:i w:val="0"/>
@@ -11328,6 +11812,7 @@
     </w:tblStylePr>
     <w:tblStylePr w:type="lastCol">
       <w:rPr>
+        <w:rFonts w:eastAsia="黑体"/>
         <w:b/>
         <w:bCs/>
         <w:i w:val="0"/>
@@ -11408,6 +11893,7 @@
     </w:tcPr>
     <w:tblStylePr w:type="firstRow">
       <w:rPr>
+        <w:rFonts w:eastAsia="黑体"/>
         <w:b/>
         <w:bCs/>
         <w:i w:val="0"/>
@@ -11429,6 +11915,7 @@
     </w:tblStylePr>
     <w:tblStylePr w:type="lastRow">
       <w:rPr>
+        <w:rFonts w:eastAsia="黑体"/>
         <w:b/>
         <w:bCs/>
         <w:i w:val="0"/>
@@ -11450,6 +11937,7 @@
     </w:tblStylePr>
     <w:tblStylePr w:type="firstCol">
       <w:rPr>
+        <w:rFonts w:eastAsia="黑体"/>
         <w:b/>
         <w:bCs/>
         <w:i w:val="0"/>
@@ -11469,6 +11957,7 @@
     </w:tblStylePr>
     <w:tblStylePr w:type="lastCol">
       <w:rPr>
+        <w:rFonts w:eastAsia="黑体"/>
         <w:b/>
         <w:bCs/>
         <w:i w:val="0"/>
@@ -11549,6 +12038,7 @@
     </w:tcPr>
     <w:tblStylePr w:type="firstRow">
       <w:rPr>
+        <w:rFonts w:eastAsia="黑体"/>
         <w:b/>
         <w:bCs/>
         <w:i w:val="0"/>
@@ -11570,6 +12060,7 @@
     </w:tblStylePr>
     <w:tblStylePr w:type="lastRow">
       <w:rPr>
+        <w:rFonts w:eastAsia="黑体"/>
         <w:b/>
         <w:bCs/>
         <w:i w:val="0"/>
@@ -11591,6 +12082,7 @@
     </w:tblStylePr>
     <w:tblStylePr w:type="firstCol">
       <w:rPr>
+        <w:rFonts w:eastAsia="黑体"/>
         <w:b/>
         <w:bCs/>
         <w:i w:val="0"/>
@@ -11610,6 +12102,7 @@
     </w:tblStylePr>
     <w:tblStylePr w:type="lastCol">
       <w:rPr>
+        <w:rFonts w:eastAsia="黑体"/>
         <w:b/>
         <w:bCs/>
         <w:i w:val="0"/>
@@ -11690,6 +12183,7 @@
     </w:tcPr>
     <w:tblStylePr w:type="firstRow">
       <w:rPr>
+        <w:rFonts w:eastAsia="黑体"/>
         <w:b/>
         <w:bCs/>
         <w:i w:val="0"/>
@@ -11711,6 +12205,7 @@
     </w:tblStylePr>
     <w:tblStylePr w:type="lastRow">
       <w:rPr>
+        <w:rFonts w:eastAsia="黑体"/>
         <w:b/>
         <w:bCs/>
         <w:i w:val="0"/>
@@ -11732,6 +12227,7 @@
     </w:tblStylePr>
     <w:tblStylePr w:type="firstCol">
       <w:rPr>
+        <w:rFonts w:eastAsia="黑体"/>
         <w:b/>
         <w:bCs/>
         <w:i w:val="0"/>
@@ -11751,6 +12247,7 @@
     </w:tblStylePr>
     <w:tblStylePr w:type="lastCol">
       <w:rPr>
+        <w:rFonts w:eastAsia="黑体"/>
         <w:b/>
         <w:bCs/>
         <w:i w:val="0"/>
@@ -11831,6 +12328,7 @@
     </w:tcPr>
     <w:tblStylePr w:type="firstRow">
       <w:rPr>
+        <w:rFonts w:eastAsia="黑体"/>
         <w:b/>
         <w:bCs/>
         <w:i w:val="0"/>
@@ -11852,6 +12350,7 @@
     </w:tblStylePr>
     <w:tblStylePr w:type="lastRow">
       <w:rPr>
+        <w:rFonts w:eastAsia="黑体"/>
         <w:b/>
         <w:bCs/>
         <w:i w:val="0"/>
@@ -11873,6 +12372,7 @@
     </w:tblStylePr>
     <w:tblStylePr w:type="firstCol">
       <w:rPr>
+        <w:rFonts w:eastAsia="黑体"/>
         <w:b/>
         <w:bCs/>
         <w:i w:val="0"/>
@@ -11892,6 +12392,7 @@
     </w:tblStylePr>
     <w:tblStylePr w:type="lastCol">
       <w:rPr>
+        <w:rFonts w:eastAsia="黑体"/>
         <w:b/>
         <w:bCs/>
         <w:i w:val="0"/>
@@ -11972,6 +12473,7 @@
     </w:tcPr>
     <w:tblStylePr w:type="firstRow">
       <w:rPr>
+        <w:rFonts w:eastAsia="黑体"/>
         <w:b/>
         <w:bCs/>
         <w:i w:val="0"/>
@@ -11993,6 +12495,7 @@
     </w:tblStylePr>
     <w:tblStylePr w:type="lastRow">
       <w:rPr>
+        <w:rFonts w:eastAsia="黑体"/>
         <w:b/>
         <w:bCs/>
         <w:i w:val="0"/>
@@ -12014,6 +12517,7 @@
     </w:tblStylePr>
     <w:tblStylePr w:type="firstCol">
       <w:rPr>
+        <w:rFonts w:eastAsia="黑体"/>
         <w:b/>
         <w:bCs/>
         <w:i w:val="0"/>
@@ -12033,6 +12537,7 @@
     </w:tblStylePr>
     <w:tblStylePr w:type="lastCol">
       <w:rPr>
+        <w:rFonts w:eastAsia="黑体"/>
         <w:b/>
         <w:bCs/>
         <w:i w:val="0"/>
@@ -12113,6 +12618,7 @@
     </w:tcPr>
     <w:tblStylePr w:type="firstRow">
       <w:rPr>
+        <w:rFonts w:eastAsia="黑体"/>
         <w:b/>
         <w:bCs/>
         <w:i w:val="0"/>
@@ -12134,6 +12640,7 @@
     </w:tblStylePr>
     <w:tblStylePr w:type="lastRow">
       <w:rPr>
+        <w:rFonts w:eastAsia="黑体"/>
         <w:b/>
         <w:bCs/>
         <w:i w:val="0"/>
@@ -12155,6 +12662,7 @@
     </w:tblStylePr>
     <w:tblStylePr w:type="firstCol">
       <w:rPr>
+        <w:rFonts w:eastAsia="黑体"/>
         <w:b/>
         <w:bCs/>
         <w:i w:val="0"/>
@@ -12174,6 +12682,7 @@
     </w:tblStylePr>
     <w:tblStylePr w:type="lastCol">
       <w:rPr>
+        <w:rFonts w:eastAsia="黑体"/>
         <w:b/>
         <w:bCs/>
         <w:i w:val="0"/>
@@ -12231,6 +12740,7 @@
       <w:spacing w:after="0" w:line="240" w:lineRule="auto"/>
     </w:pPr>
     <w:rPr>
+      <w:rFonts w:eastAsia="黑体"/>
       <w:color w:themeColor="background1" w:val="FFFFFF"/>
     </w:rPr>
     <w:tblPr>
@@ -12249,6 +12759,7 @@
     </w:tcPr>
     <w:tblStylePr w:type="firstRow">
       <w:rPr>
+        <w:rFonts w:eastAsia="黑体"/>
         <w:b/>
         <w:bCs/>
       </w:rPr>
@@ -12345,6 +12856,7 @@
       <w:spacing w:after="0" w:line="240" w:lineRule="auto"/>
     </w:pPr>
     <w:rPr>
+      <w:rFonts w:eastAsia="黑体"/>
       <w:color w:themeColor="background1" w:val="FFFFFF"/>
     </w:rPr>
     <w:tblPr>
@@ -12363,6 +12875,7 @@
     </w:tcPr>
     <w:tblStylePr w:type="firstRow">
       <w:rPr>
+        <w:rFonts w:eastAsia="黑体"/>
         <w:b/>
         <w:bCs/>
       </w:rPr>
@@ -12459,6 +12972,7 @@
       <w:spacing w:after="0" w:line="240" w:lineRule="auto"/>
     </w:pPr>
     <w:rPr>
+      <w:rFonts w:eastAsia="黑体"/>
       <w:color w:themeColor="background1" w:val="FFFFFF"/>
     </w:rPr>
     <w:tblPr>
@@ -12477,6 +12991,7 @@
     </w:tcPr>
     <w:tblStylePr w:type="firstRow">
       <w:rPr>
+        <w:rFonts w:eastAsia="黑体"/>
         <w:b/>
         <w:bCs/>
       </w:rPr>
@@ -12573,6 +13088,7 @@
       <w:spacing w:after="0" w:line="240" w:lineRule="auto"/>
     </w:pPr>
     <w:rPr>
+      <w:rFonts w:eastAsia="黑体"/>
       <w:color w:themeColor="background1" w:val="FFFFFF"/>
     </w:rPr>
     <w:tblPr>
@@ -12591,6 +13107,7 @@
     </w:tcPr>
     <w:tblStylePr w:type="firstRow">
       <w:rPr>
+        <w:rFonts w:eastAsia="黑体"/>
         <w:b/>
         <w:bCs/>
       </w:rPr>
@@ -12687,6 +13204,7 @@
       <w:spacing w:after="0" w:line="240" w:lineRule="auto"/>
     </w:pPr>
     <w:rPr>
+      <w:rFonts w:eastAsia="黑体"/>
       <w:color w:themeColor="background1" w:val="FFFFFF"/>
     </w:rPr>
     <w:tblPr>
@@ -12705,6 +13223,7 @@
     </w:tcPr>
     <w:tblStylePr w:type="firstRow">
       <w:rPr>
+        <w:rFonts w:eastAsia="黑体"/>
         <w:b/>
         <w:bCs/>
       </w:rPr>
@@ -12801,6 +13320,7 @@
       <w:spacing w:after="0" w:line="240" w:lineRule="auto"/>
     </w:pPr>
     <w:rPr>
+      <w:rFonts w:eastAsia="黑体"/>
       <w:color w:themeColor="background1" w:val="FFFFFF"/>
     </w:rPr>
     <w:tblPr>
@@ -12819,6 +13339,7 @@
     </w:tcPr>
     <w:tblStylePr w:type="firstRow">
       <w:rPr>
+        <w:rFonts w:eastAsia="黑体"/>
         <w:b/>
         <w:bCs/>
       </w:rPr>
@@ -12915,6 +13436,7 @@
       <w:spacing w:after="0" w:line="240" w:lineRule="auto"/>
     </w:pPr>
     <w:rPr>
+      <w:rFonts w:eastAsia="黑体"/>
       <w:color w:themeColor="background1" w:val="FFFFFF"/>
     </w:rPr>
     <w:tblPr>
@@ -12933,6 +13455,7 @@
     </w:tcPr>
     <w:tblStylePr w:type="firstRow">
       <w:rPr>
+        <w:rFonts w:eastAsia="黑体"/>
         <w:b/>
         <w:bCs/>
       </w:rPr>
@@ -13029,6 +13552,7 @@
       <w:spacing w:after="0" w:line="240" w:lineRule="auto"/>
     </w:pPr>
     <w:rPr>
+      <w:rFonts w:eastAsia="黑体"/>
       <w:color w:themeColor="text1" w:val="000000"/>
     </w:rPr>
     <w:tblPr>
@@ -13055,6 +13579,7 @@
     </w:tcPr>
     <w:tblStylePr w:type="firstRow">
       <w:rPr>
+        <w:rFonts w:eastAsia="黑体"/>
         <w:b/>
         <w:bCs/>
       </w:rPr>
@@ -13073,6 +13598,7 @@
     </w:tblStylePr>
     <w:tblStylePr w:type="lastRow">
       <w:rPr>
+        <w:rFonts w:eastAsia="黑体"/>
         <w:b/>
         <w:bCs/>
         <w:color w:themeColor="background1" w:val="FFFFFF"/>
@@ -13087,6 +13613,7 @@
     </w:tblStylePr>
     <w:tblStylePr w:type="firstCol">
       <w:rPr>
+        <w:rFonts w:eastAsia="黑体"/>
         <w:color w:themeColor="background1" w:val="FFFFFF"/>
       </w:rPr>
       <w:tblPr/>
@@ -13104,6 +13631,7 @@
     </w:tblStylePr>
     <w:tblStylePr w:type="lastCol">
       <w:rPr>
+        <w:rFonts w:eastAsia="黑体"/>
         <w:color w:themeColor="background1" w:val="FFFFFF"/>
       </w:rPr>
       <w:tblPr/>
@@ -13133,11 +13661,13 @@
     </w:tblStylePr>
     <w:tblStylePr w:type="neCell">
       <w:rPr>
+        <w:rFonts w:eastAsia="黑体"/>
         <w:color w:themeColor="text1" w:val="000000"/>
       </w:rPr>
     </w:tblStylePr>
     <w:tblStylePr w:type="nwCell">
       <w:rPr>
+        <w:rFonts w:eastAsia="黑体"/>
         <w:color w:themeColor="text1" w:val="000000"/>
       </w:rPr>
     </w:tblStylePr>
@@ -13151,6 +13681,7 @@
       <w:spacing w:after="0" w:line="240" w:lineRule="auto"/>
     </w:pPr>
     <w:rPr>
+      <w:rFonts w:eastAsia="黑体"/>
       <w:color w:themeColor="text1" w:val="000000"/>
     </w:rPr>
     <w:tblPr>
@@ -13177,6 +13708,7 @@
     </w:tcPr>
     <w:tblStylePr w:type="firstRow">
       <w:rPr>
+        <w:rFonts w:eastAsia="黑体"/>
         <w:b/>
         <w:bCs/>
       </w:rPr>
@@ -13195,6 +13727,7 @@
     </w:tblStylePr>
     <w:tblStylePr w:type="lastRow">
       <w:rPr>
+        <w:rFonts w:eastAsia="黑体"/>
         <w:b/>
         <w:bCs/>
         <w:color w:themeColor="background1" w:val="FFFFFF"/>
@@ -13209,6 +13742,7 @@
     </w:tblStylePr>
     <w:tblStylePr w:type="firstCol">
       <w:rPr>
+        <w:rFonts w:eastAsia="黑体"/>
         <w:color w:themeColor="background1" w:val="FFFFFF"/>
       </w:rPr>
       <w:tblPr/>
@@ -13226,6 +13760,7 @@
     </w:tblStylePr>
     <w:tblStylePr w:type="lastCol">
       <w:rPr>
+        <w:rFonts w:eastAsia="黑体"/>
         <w:color w:themeColor="background1" w:val="FFFFFF"/>
       </w:rPr>
       <w:tblPr/>
@@ -13255,11 +13790,13 @@
     </w:tblStylePr>
     <w:tblStylePr w:type="neCell">
       <w:rPr>
+        <w:rFonts w:eastAsia="黑体"/>
         <w:color w:themeColor="text1" w:val="000000"/>
       </w:rPr>
     </w:tblStylePr>
     <w:tblStylePr w:type="nwCell">
       <w:rPr>
+        <w:rFonts w:eastAsia="黑体"/>
         <w:color w:themeColor="text1" w:val="000000"/>
       </w:rPr>
     </w:tblStylePr>
@@ -13273,6 +13810,7 @@
       <w:spacing w:after="0" w:line="240" w:lineRule="auto"/>
     </w:pPr>
     <w:rPr>
+      <w:rFonts w:eastAsia="黑体"/>
       <w:color w:themeColor="text1" w:val="000000"/>
     </w:rPr>
     <w:tblPr>
@@ -13299,6 +13837,7 @@
     </w:tcPr>
     <w:tblStylePr w:type="firstRow">
       <w:rPr>
+        <w:rFonts w:eastAsia="黑体"/>
         <w:b/>
         <w:bCs/>
       </w:rPr>
@@ -13317,6 +13856,7 @@
     </w:tblStylePr>
     <w:tblStylePr w:type="lastRow">
       <w:rPr>
+        <w:rFonts w:eastAsia="黑体"/>
         <w:b/>
         <w:bCs/>
         <w:color w:themeColor="background1" w:val="FFFFFF"/>
@@ -13331,6 +13871,7 @@
     </w:tblStylePr>
     <w:tblStylePr w:type="firstCol">
       <w:rPr>
+        <w:rFonts w:eastAsia="黑体"/>
         <w:color w:themeColor="background1" w:val="FFFFFF"/>
       </w:rPr>
       <w:tblPr/>
@@ -13348,6 +13889,7 @@
     </w:tblStylePr>
     <w:tblStylePr w:type="lastCol">
       <w:rPr>
+        <w:rFonts w:eastAsia="黑体"/>
         <w:color w:themeColor="background1" w:val="FFFFFF"/>
       </w:rPr>
       <w:tblPr/>
@@ -13377,11 +13919,13 @@
     </w:tblStylePr>
     <w:tblStylePr w:type="neCell">
       <w:rPr>
+        <w:rFonts w:eastAsia="黑体"/>
         <w:color w:themeColor="text1" w:val="000000"/>
       </w:rPr>
     </w:tblStylePr>
     <w:tblStylePr w:type="nwCell">
       <w:rPr>
+        <w:rFonts w:eastAsia="黑体"/>
         <w:color w:themeColor="text1" w:val="000000"/>
       </w:rPr>
     </w:tblStylePr>
@@ -13395,6 +13939,7 @@
       <w:spacing w:after="0" w:line="240" w:lineRule="auto"/>
     </w:pPr>
     <w:rPr>
+      <w:rFonts w:eastAsia="黑体"/>
       <w:color w:themeColor="text1" w:val="000000"/>
     </w:rPr>
     <w:tblPr>
@@ -13421,6 +13966,7 @@
     </w:tcPr>
     <w:tblStylePr w:type="firstRow">
       <w:rPr>
+        <w:rFonts w:eastAsia="黑体"/>
         <w:b/>
         <w:bCs/>
       </w:rPr>
@@ -13439,6 +13985,7 @@
     </w:tblStylePr>
     <w:tblStylePr w:type="lastRow">
       <w:rPr>
+        <w:rFonts w:eastAsia="黑体"/>
         <w:b/>
         <w:bCs/>
         <w:color w:themeColor="background1" w:val="FFFFFF"/>
@@ -13453,6 +14000,7 @@
     </w:tblStylePr>
     <w:tblStylePr w:type="firstCol">
       <w:rPr>
+        <w:rFonts w:eastAsia="黑体"/>
         <w:color w:themeColor="background1" w:val="FFFFFF"/>
       </w:rPr>
       <w:tblPr/>
@@ -13470,6 +14018,7 @@
     </w:tblStylePr>
     <w:tblStylePr w:type="lastCol">
       <w:rPr>
+        <w:rFonts w:eastAsia="黑体"/>
         <w:color w:themeColor="background1" w:val="FFFFFF"/>
       </w:rPr>
       <w:tblPr/>
@@ -13507,6 +14056,7 @@
       <w:spacing w:after="0" w:line="240" w:lineRule="auto"/>
     </w:pPr>
     <w:rPr>
+      <w:rFonts w:eastAsia="黑体"/>
       <w:color w:themeColor="text1" w:val="000000"/>
     </w:rPr>
     <w:tblPr>
@@ -13533,6 +14083,7 @@
     </w:tcPr>
     <w:tblStylePr w:type="firstRow">
       <w:rPr>
+        <w:rFonts w:eastAsia="黑体"/>
         <w:b/>
         <w:bCs/>
       </w:rPr>
@@ -13551,6 +14102,7 @@
     </w:tblStylePr>
     <w:tblStylePr w:type="lastRow">
       <w:rPr>
+        <w:rFonts w:eastAsia="黑体"/>
         <w:b/>
         <w:bCs/>
         <w:color w:themeColor="background1" w:val="FFFFFF"/>
@@ -13565,6 +14117,7 @@
     </w:tblStylePr>
     <w:tblStylePr w:type="firstCol">
       <w:rPr>
+        <w:rFonts w:eastAsia="黑体"/>
         <w:color w:themeColor="background1" w:val="FFFFFF"/>
       </w:rPr>
       <w:tblPr/>
@@ -13582,6 +14135,7 @@
     </w:tblStylePr>
     <w:tblStylePr w:type="lastCol">
       <w:rPr>
+        <w:rFonts w:eastAsia="黑体"/>
         <w:color w:themeColor="background1" w:val="FFFFFF"/>
       </w:rPr>
       <w:tblPr/>
@@ -13611,11 +14165,13 @@
     </w:tblStylePr>
     <w:tblStylePr w:type="neCell">
       <w:rPr>
+        <w:rFonts w:eastAsia="黑体"/>
         <w:color w:themeColor="text1" w:val="000000"/>
       </w:rPr>
     </w:tblStylePr>
     <w:tblStylePr w:type="nwCell">
       <w:rPr>
+        <w:rFonts w:eastAsia="黑体"/>
         <w:color w:themeColor="text1" w:val="000000"/>
       </w:rPr>
     </w:tblStylePr>
@@ -13629,6 +14185,7 @@
       <w:spacing w:after="0" w:line="240" w:lineRule="auto"/>
     </w:pPr>
     <w:rPr>
+      <w:rFonts w:eastAsia="黑体"/>
       <w:color w:themeColor="text1" w:val="000000"/>
     </w:rPr>
     <w:tblPr>
@@ -13655,6 +14212,7 @@
     </w:tcPr>
     <w:tblStylePr w:type="firstRow">
       <w:rPr>
+        <w:rFonts w:eastAsia="黑体"/>
         <w:b/>
         <w:bCs/>
       </w:rPr>
@@ -13673,6 +14231,7 @@
     </w:tblStylePr>
     <w:tblStylePr w:type="lastRow">
       <w:rPr>
+        <w:rFonts w:eastAsia="黑体"/>
         <w:b/>
         <w:bCs/>
         <w:color w:themeColor="background1" w:val="FFFFFF"/>
@@ -13687,6 +14246,7 @@
     </w:tblStylePr>
     <w:tblStylePr w:type="firstCol">
       <w:rPr>
+        <w:rFonts w:eastAsia="黑体"/>
         <w:color w:themeColor="background1" w:val="FFFFFF"/>
       </w:rPr>
       <w:tblPr/>
@@ -13704,6 +14264,7 @@
     </w:tblStylePr>
     <w:tblStylePr w:type="lastCol">
       <w:rPr>
+        <w:rFonts w:eastAsia="黑体"/>
         <w:color w:themeColor="background1" w:val="FFFFFF"/>
       </w:rPr>
       <w:tblPr/>
@@ -13733,11 +14294,13 @@
     </w:tblStylePr>
     <w:tblStylePr w:type="neCell">
       <w:rPr>
+        <w:rFonts w:eastAsia="黑体"/>
         <w:color w:themeColor="text1" w:val="000000"/>
       </w:rPr>
     </w:tblStylePr>
     <w:tblStylePr w:type="nwCell">
       <w:rPr>
+        <w:rFonts w:eastAsia="黑体"/>
         <w:color w:themeColor="text1" w:val="000000"/>
       </w:rPr>
     </w:tblStylePr>
@@ -13751,6 +14314,7 @@
       <w:spacing w:after="0" w:line="240" w:lineRule="auto"/>
     </w:pPr>
     <w:rPr>
+      <w:rFonts w:eastAsia="黑体"/>
       <w:color w:themeColor="text1" w:val="000000"/>
     </w:rPr>
     <w:tblPr>
@@ -13777,6 +14341,7 @@
     </w:tcPr>
     <w:tblStylePr w:type="firstRow">
       <w:rPr>
+        <w:rFonts w:eastAsia="黑体"/>
         <w:b/>
         <w:bCs/>
       </w:rPr>
@@ -13795,6 +14360,7 @@
     </w:tblStylePr>
     <w:tblStylePr w:type="lastRow">
       <w:rPr>
+        <w:rFonts w:eastAsia="黑体"/>
         <w:b/>
         <w:bCs/>
         <w:color w:themeColor="background1" w:val="FFFFFF"/>
@@ -13809,6 +14375,7 @@
     </w:tblStylePr>
     <w:tblStylePr w:type="firstCol">
       <w:rPr>
+        <w:rFonts w:eastAsia="黑体"/>
         <w:color w:themeColor="background1" w:val="FFFFFF"/>
       </w:rPr>
       <w:tblPr/>
@@ -13826,6 +14393,7 @@
     </w:tblStylePr>
     <w:tblStylePr w:type="lastCol">
       <w:rPr>
+        <w:rFonts w:eastAsia="黑体"/>
         <w:color w:themeColor="background1" w:val="FFFFFF"/>
       </w:rPr>
       <w:tblPr/>
@@ -13855,11 +14423,13 @@
     </w:tblStylePr>
     <w:tblStylePr w:type="neCell">
       <w:rPr>
+        <w:rFonts w:eastAsia="黑体"/>
         <w:color w:themeColor="text1" w:val="000000"/>
       </w:rPr>
     </w:tblStylePr>
     <w:tblStylePr w:type="nwCell">
       <w:rPr>
+        <w:rFonts w:eastAsia="黑体"/>
         <w:color w:themeColor="text1" w:val="000000"/>
       </w:rPr>
     </w:tblStylePr>
@@ -13873,6 +14443,7 @@
       <w:spacing w:after="0" w:line="240" w:lineRule="auto"/>
     </w:pPr>
     <w:rPr>
+      <w:rFonts w:eastAsia="黑体"/>
       <w:color w:themeColor="text1" w:val="000000"/>
     </w:rPr>
     <w:tblPr>
@@ -13891,6 +14462,7 @@
     </w:tcPr>
     <w:tblStylePr w:type="firstRow">
       <w:rPr>
+        <w:rFonts w:eastAsia="黑体"/>
         <w:b/>
         <w:bCs/>
         <w:color w:themeColor="background1" w:val="FFFFFF"/>
@@ -13905,6 +14477,7 @@
     </w:tblStylePr>
     <w:tblStylePr w:type="lastRow">
       <w:rPr>
+        <w:rFonts w:eastAsia="黑体"/>
         <w:b/>
         <w:bCs/>
         <w:color w:themeColor="accent2" w:themeShade="CC" w:val="9E3A38"/>
@@ -13919,12 +14492,14 @@
     </w:tblStylePr>
     <w:tblStylePr w:type="firstCol">
       <w:rPr>
+        <w:rFonts w:eastAsia="黑体"/>
         <w:b/>
         <w:bCs/>
       </w:rPr>
     </w:tblStylePr>
     <w:tblStylePr w:type="lastCol">
       <w:rPr>
+        <w:rFonts w:eastAsia="黑体"/>
         <w:b/>
         <w:bCs/>
       </w:rPr>
@@ -13959,6 +14534,7 @@
       <w:spacing w:after="0" w:line="240" w:lineRule="auto"/>
     </w:pPr>
     <w:rPr>
+      <w:rFonts w:eastAsia="黑体"/>
       <w:color w:themeColor="text1" w:val="000000"/>
     </w:rPr>
     <w:tblPr>
@@ -13977,6 +14553,7 @@
     </w:tcPr>
     <w:tblStylePr w:type="firstRow">
       <w:rPr>
+        <w:rFonts w:eastAsia="黑体"/>
         <w:b/>
         <w:bCs/>
         <w:color w:themeColor="background1" w:val="FFFFFF"/>
@@ -13991,6 +14568,7 @@
     </w:tblStylePr>
     <w:tblStylePr w:type="lastRow">
       <w:rPr>
+        <w:rFonts w:eastAsia="黑体"/>
         <w:b/>
         <w:bCs/>
         <w:color w:themeColor="accent2" w:themeShade="CC" w:val="9E3A38"/>
@@ -14005,12 +14583,14 @@
     </w:tblStylePr>
     <w:tblStylePr w:type="firstCol">
       <w:rPr>
+        <w:rFonts w:eastAsia="黑体"/>
         <w:b/>
         <w:bCs/>
       </w:rPr>
     </w:tblStylePr>
     <w:tblStylePr w:type="lastCol">
       <w:rPr>
+        <w:rFonts w:eastAsia="黑体"/>
         <w:b/>
         <w:bCs/>
       </w:rPr>
@@ -14045,6 +14625,7 @@
       <w:spacing w:after="0" w:line="240" w:lineRule="auto"/>
     </w:pPr>
     <w:rPr>
+      <w:rFonts w:eastAsia="黑体"/>
       <w:color w:themeColor="text1" w:val="000000"/>
     </w:rPr>
     <w:tblPr>
@@ -14063,6 +14644,7 @@
     </w:tcPr>
     <w:tblStylePr w:type="firstRow">
       <w:rPr>
+        <w:rFonts w:eastAsia="黑体"/>
         <w:b/>
         <w:bCs/>
         <w:color w:themeColor="background1" w:val="FFFFFF"/>
@@ -14077,6 +14659,7 @@
     </w:tblStylePr>
     <w:tblStylePr w:type="lastRow">
       <w:rPr>
+        <w:rFonts w:eastAsia="黑体"/>
         <w:b/>
         <w:bCs/>
         <w:color w:themeColor="accent2" w:themeShade="CC" w:val="9E3A38"/>
@@ -14091,12 +14674,14 @@
     </w:tblStylePr>
     <w:tblStylePr w:type="firstCol">
       <w:rPr>
+        <w:rFonts w:eastAsia="黑体"/>
         <w:b/>
         <w:bCs/>
       </w:rPr>
     </w:tblStylePr>
     <w:tblStylePr w:type="lastCol">
       <w:rPr>
+        <w:rFonts w:eastAsia="黑体"/>
         <w:b/>
         <w:bCs/>
       </w:rPr>
@@ -14131,6 +14716,7 @@
       <w:spacing w:after="0" w:line="240" w:lineRule="auto"/>
     </w:pPr>
     <w:rPr>
+      <w:rFonts w:eastAsia="黑体"/>
       <w:color w:themeColor="text1" w:val="000000"/>
     </w:rPr>
     <w:tblPr>
@@ -14149,6 +14735,7 @@
     </w:tcPr>
     <w:tblStylePr w:type="firstRow">
       <w:rPr>
+        <w:rFonts w:eastAsia="黑体"/>
         <w:b/>
         <w:bCs/>
         <w:color w:themeColor="background1" w:val="FFFFFF"/>
@@ -14163,6 +14750,7 @@
     </w:tblStylePr>
     <w:tblStylePr w:type="lastRow">
       <w:rPr>
+        <w:rFonts w:eastAsia="黑体"/>
         <w:b/>
         <w:bCs/>
         <w:color w:themeColor="accent4" w:themeShade="CC" w:val="664E82"/>
@@ -14177,12 +14765,14 @@
     </w:tblStylePr>
     <w:tblStylePr w:type="firstCol">
       <w:rPr>
+        <w:rFonts w:eastAsia="黑体"/>
         <w:b/>
         <w:bCs/>
       </w:rPr>
     </w:tblStylePr>
     <w:tblStylePr w:type="lastCol">
       <w:rPr>
+        <w:rFonts w:eastAsia="黑体"/>
         <w:b/>
         <w:bCs/>
       </w:rPr>
@@ -14217,6 +14807,7 @@
       <w:spacing w:after="0" w:line="240" w:lineRule="auto"/>
     </w:pPr>
     <w:rPr>
+      <w:rFonts w:eastAsia="黑体"/>
       <w:color w:themeColor="text1" w:val="000000"/>
     </w:rPr>
     <w:tblPr>
@@ -14235,6 +14826,7 @@
     </w:tcPr>
     <w:tblStylePr w:type="firstRow">
       <w:rPr>
+        <w:rFonts w:eastAsia="黑体"/>
         <w:b/>
         <w:bCs/>
         <w:color w:themeColor="background1" w:val="FFFFFF"/>
@@ -14249,6 +14841,7 @@
     </w:tblStylePr>
     <w:tblStylePr w:type="lastRow">
       <w:rPr>
+        <w:rFonts w:eastAsia="黑体"/>
         <w:b/>
         <w:bCs/>
         <w:color w:themeColor="accent3" w:themeShade="CC" w:val="7E9C40"/>
@@ -14263,12 +14856,14 @@
     </w:tblStylePr>
     <w:tblStylePr w:type="firstCol">
       <w:rPr>
+        <w:rFonts w:eastAsia="黑体"/>
         <w:b/>
         <w:bCs/>
       </w:rPr>
     </w:tblStylePr>
     <w:tblStylePr w:type="lastCol">
       <w:rPr>
+        <w:rFonts w:eastAsia="黑体"/>
         <w:b/>
         <w:bCs/>
       </w:rPr>
@@ -14303,6 +14898,7 @@
       <w:spacing w:after="0" w:line="240" w:lineRule="auto"/>
     </w:pPr>
     <w:rPr>
+      <w:rFonts w:eastAsia="黑体"/>
       <w:color w:themeColor="text1" w:val="000000"/>
     </w:rPr>
     <w:tblPr>
@@ -14321,6 +14917,7 @@
     </w:tcPr>
     <w:tblStylePr w:type="firstRow">
       <w:rPr>
+        <w:rFonts w:eastAsia="黑体"/>
         <w:b/>
         <w:bCs/>
         <w:color w:themeColor="background1" w:val="FFFFFF"/>
@@ -14335,6 +14932,7 @@
     </w:tblStylePr>
     <w:tblStylePr w:type="lastRow">
       <w:rPr>
+        <w:rFonts w:eastAsia="黑体"/>
         <w:b/>
         <w:bCs/>
         <w:color w:themeColor="accent6" w:themeShade="CC" w:val="F2730A"/>
@@ -14349,12 +14947,14 @@
     </w:tblStylePr>
     <w:tblStylePr w:type="firstCol">
       <w:rPr>
+        <w:rFonts w:eastAsia="黑体"/>
         <w:b/>
         <w:bCs/>
       </w:rPr>
     </w:tblStylePr>
     <w:tblStylePr w:type="lastCol">
       <w:rPr>
+        <w:rFonts w:eastAsia="黑体"/>
         <w:b/>
         <w:bCs/>
       </w:rPr>
@@ -14389,6 +14989,7 @@
       <w:spacing w:after="0" w:line="240" w:lineRule="auto"/>
     </w:pPr>
     <w:rPr>
+      <w:rFonts w:eastAsia="黑体"/>
       <w:color w:themeColor="text1" w:val="000000"/>
     </w:rPr>
     <w:tblPr>
@@ -14407,6 +15008,7 @@
     </w:tcPr>
     <w:tblStylePr w:type="firstRow">
       <w:rPr>
+        <w:rFonts w:eastAsia="黑体"/>
         <w:b/>
         <w:bCs/>
         <w:color w:themeColor="background1" w:val="FFFFFF"/>
@@ -14421,6 +15023,7 @@
     </w:tblStylePr>
     <w:tblStylePr w:type="lastRow">
       <w:rPr>
+        <w:rFonts w:eastAsia="黑体"/>
         <w:b/>
         <w:bCs/>
         <w:color w:themeColor="accent5" w:themeShade="CC" w:val="348DA5"/>
@@ -14435,12 +15038,14 @@
     </w:tblStylePr>
     <w:tblStylePr w:type="firstCol">
       <w:rPr>
+        <w:rFonts w:eastAsia="黑体"/>
         <w:b/>
         <w:bCs/>
       </w:rPr>
     </w:tblStylePr>
     <w:tblStylePr w:type="lastCol">
       <w:rPr>
+        <w:rFonts w:eastAsia="黑体"/>
         <w:b/>
         <w:bCs/>
       </w:rPr>
@@ -14475,6 +15080,7 @@
       <w:spacing w:after="0" w:line="240" w:lineRule="auto"/>
     </w:pPr>
     <w:rPr>
+      <w:rFonts w:eastAsia="黑体"/>
       <w:color w:themeColor="text1" w:val="000000"/>
     </w:rPr>
     <w:tblPr>
@@ -14496,6 +15102,7 @@
     </w:tcPr>
     <w:tblStylePr w:type="firstRow">
       <w:rPr>
+        <w:rFonts w:eastAsia="黑体"/>
         <w:b/>
         <w:bCs/>
       </w:rPr>
@@ -14506,6 +15113,7 @@
     </w:tblStylePr>
     <w:tblStylePr w:type="lastRow">
       <w:rPr>
+        <w:rFonts w:eastAsia="黑体"/>
         <w:b/>
         <w:bCs/>
         <w:color w:themeColor="text1" w:val="000000"/>
@@ -14517,6 +15125,7 @@
     </w:tblStylePr>
     <w:tblStylePr w:type="firstCol">
       <w:rPr>
+        <w:rFonts w:eastAsia="黑体"/>
         <w:color w:themeColor="background1" w:val="FFFFFF"/>
       </w:rPr>
       <w:tblPr/>
@@ -14526,6 +15135,7 @@
     </w:tblStylePr>
     <w:tblStylePr w:type="lastCol">
       <w:rPr>
+        <w:rFonts w:eastAsia="黑体"/>
         <w:color w:themeColor="background1" w:val="FFFFFF"/>
       </w:rPr>
       <w:tblPr/>
@@ -14555,6 +15165,7 @@
       <w:spacing w:after="0" w:line="240" w:lineRule="auto"/>
     </w:pPr>
     <w:rPr>
+      <w:rFonts w:eastAsia="黑体"/>
       <w:color w:themeColor="text1" w:val="000000"/>
     </w:rPr>
     <w:tblPr>
@@ -14576,6 +15187,7 @@
     </w:tcPr>
     <w:tblStylePr w:type="firstRow">
       <w:rPr>
+        <w:rFonts w:eastAsia="黑体"/>
         <w:b/>
         <w:bCs/>
       </w:rPr>
@@ -14586,6 +15198,7 @@
     </w:tblStylePr>
     <w:tblStylePr w:type="lastRow">
       <w:rPr>
+        <w:rFonts w:eastAsia="黑体"/>
         <w:b/>
         <w:bCs/>
         <w:color w:themeColor="text1" w:val="000000"/>
@@ -14597,6 +15210,7 @@
     </w:tblStylePr>
     <w:tblStylePr w:type="firstCol">
       <w:rPr>
+        <w:rFonts w:eastAsia="黑体"/>
         <w:color w:themeColor="background1" w:val="FFFFFF"/>
       </w:rPr>
       <w:tblPr/>
@@ -14606,6 +15220,7 @@
     </w:tblStylePr>
     <w:tblStylePr w:type="lastCol">
       <w:rPr>
+        <w:rFonts w:eastAsia="黑体"/>
         <w:color w:themeColor="background1" w:val="FFFFFF"/>
       </w:rPr>
       <w:tblPr/>
@@ -14635,6 +15250,7 @@
       <w:spacing w:after="0" w:line="240" w:lineRule="auto"/>
     </w:pPr>
     <w:rPr>
+      <w:rFonts w:eastAsia="黑体"/>
       <w:color w:themeColor="text1" w:val="000000"/>
     </w:rPr>
     <w:tblPr>
@@ -14656,6 +15272,7 @@
     </w:tcPr>
     <w:tblStylePr w:type="firstRow">
       <w:rPr>
+        <w:rFonts w:eastAsia="黑体"/>
         <w:b/>
         <w:bCs/>
       </w:rPr>
@@ -14666,6 +15283,7 @@
     </w:tblStylePr>
     <w:tblStylePr w:type="lastRow">
       <w:rPr>
+        <w:rFonts w:eastAsia="黑体"/>
         <w:b/>
         <w:bCs/>
         <w:color w:themeColor="text1" w:val="000000"/>
@@ -14677,6 +15295,7 @@
     </w:tblStylePr>
     <w:tblStylePr w:type="firstCol">
       <w:rPr>
+        <w:rFonts w:eastAsia="黑体"/>
         <w:color w:themeColor="background1" w:val="FFFFFF"/>
       </w:rPr>
       <w:tblPr/>
@@ -14686,6 +15305,7 @@
     </w:tblStylePr>
     <w:tblStylePr w:type="lastCol">
       <w:rPr>
+        <w:rFonts w:eastAsia="黑体"/>
         <w:color w:themeColor="background1" w:val="FFFFFF"/>
       </w:rPr>
       <w:tblPr/>
@@ -14715,6 +15335,7 @@
       <w:spacing w:after="0" w:line="240" w:lineRule="auto"/>
     </w:pPr>
     <w:rPr>
+      <w:rFonts w:eastAsia="黑体"/>
       <w:color w:themeColor="text1" w:val="000000"/>
     </w:rPr>
     <w:tblPr>
@@ -14736,6 +15357,7 @@
     </w:tcPr>
     <w:tblStylePr w:type="firstRow">
       <w:rPr>
+        <w:rFonts w:eastAsia="黑体"/>
         <w:b/>
         <w:bCs/>
       </w:rPr>
@@ -14746,6 +15368,7 @@
     </w:tblStylePr>
     <w:tblStylePr w:type="lastRow">
       <w:rPr>
+        <w:rFonts w:eastAsia="黑体"/>
         <w:b/>
         <w:bCs/>
         <w:color w:themeColor="text1" w:val="000000"/>
@@ -14757,6 +15380,7 @@
     </w:tblStylePr>
     <w:tblStylePr w:type="firstCol">
       <w:rPr>
+        <w:rFonts w:eastAsia="黑体"/>
         <w:color w:themeColor="background1" w:val="FFFFFF"/>
       </w:rPr>
       <w:tblPr/>
@@ -14766,6 +15390,7 @@
     </w:tblStylePr>
     <w:tblStylePr w:type="lastCol">
       <w:rPr>
+        <w:rFonts w:eastAsia="黑体"/>
         <w:color w:themeColor="background1" w:val="FFFFFF"/>
       </w:rPr>
       <w:tblPr/>
@@ -14795,6 +15420,7 @@
       <w:spacing w:after="0" w:line="240" w:lineRule="auto"/>
     </w:pPr>
     <w:rPr>
+      <w:rFonts w:eastAsia="黑体"/>
       <w:color w:themeColor="text1" w:val="000000"/>
     </w:rPr>
     <w:tblPr>
@@ -14816,6 +15442,7 @@
     </w:tcPr>
     <w:tblStylePr w:type="firstRow">
       <w:rPr>
+        <w:rFonts w:eastAsia="黑体"/>
         <w:b/>
         <w:bCs/>
       </w:rPr>
@@ -14826,6 +15453,7 @@
     </w:tblStylePr>
     <w:tblStylePr w:type="lastRow">
       <w:rPr>
+        <w:rFonts w:eastAsia="黑体"/>
         <w:b/>
         <w:bCs/>
         <w:color w:themeColor="text1" w:val="000000"/>
@@ -14837,6 +15465,7 @@
     </w:tblStylePr>
     <w:tblStylePr w:type="firstCol">
       <w:rPr>
+        <w:rFonts w:eastAsia="黑体"/>
         <w:color w:themeColor="background1" w:val="FFFFFF"/>
       </w:rPr>
       <w:tblPr/>
@@ -14846,6 +15475,7 @@
     </w:tblStylePr>
     <w:tblStylePr w:type="lastCol">
       <w:rPr>
+        <w:rFonts w:eastAsia="黑体"/>
         <w:color w:themeColor="background1" w:val="FFFFFF"/>
       </w:rPr>
       <w:tblPr/>
@@ -14875,6 +15505,7 @@
       <w:spacing w:after="0" w:line="240" w:lineRule="auto"/>
     </w:pPr>
     <w:rPr>
+      <w:rFonts w:eastAsia="黑体"/>
       <w:color w:themeColor="text1" w:val="000000"/>
     </w:rPr>
     <w:tblPr>
@@ -14896,6 +15527,7 @@
     </w:tcPr>
     <w:tblStylePr w:type="firstRow">
       <w:rPr>
+        <w:rFonts w:eastAsia="黑体"/>
         <w:b/>
         <w:bCs/>
       </w:rPr>
@@ -14906,6 +15538,7 @@
     </w:tblStylePr>
     <w:tblStylePr w:type="lastRow">
       <w:rPr>
+        <w:rFonts w:eastAsia="黑体"/>
         <w:b/>
         <w:bCs/>
         <w:color w:themeColor="text1" w:val="000000"/>
@@ -14917,6 +15550,7 @@
     </w:tblStylePr>
     <w:tblStylePr w:type="firstCol">
       <w:rPr>
+        <w:rFonts w:eastAsia="黑体"/>
         <w:color w:themeColor="background1" w:val="FFFFFF"/>
       </w:rPr>
       <w:tblPr/>
@@ -14926,6 +15560,7 @@
     </w:tblStylePr>
     <w:tblStylePr w:type="lastCol">
       <w:rPr>
+        <w:rFonts w:eastAsia="黑体"/>
         <w:color w:themeColor="background1" w:val="FFFFFF"/>
       </w:rPr>
       <w:tblPr/>
@@ -14955,6 +15590,7 @@
       <w:spacing w:after="0" w:line="240" w:lineRule="auto"/>
     </w:pPr>
     <w:rPr>
+      <w:rFonts w:eastAsia="黑体"/>
       <w:color w:themeColor="text1" w:val="000000"/>
     </w:rPr>
     <w:tblPr>
@@ -14976,6 +15612,7 @@
     </w:tcPr>
     <w:tblStylePr w:type="firstRow">
       <w:rPr>
+        <w:rFonts w:eastAsia="黑体"/>
         <w:b/>
         <w:bCs/>
       </w:rPr>
@@ -14986,6 +15623,7 @@
     </w:tblStylePr>
     <w:tblStylePr w:type="lastRow">
       <w:rPr>
+        <w:rFonts w:eastAsia="黑体"/>
         <w:b/>
         <w:bCs/>
         <w:color w:themeColor="text1" w:val="000000"/>
@@ -14997,6 +15635,7 @@
     </w:tblStylePr>
     <w:tblStylePr w:type="firstCol">
       <w:rPr>
+        <w:rFonts w:eastAsia="黑体"/>
         <w:color w:themeColor="background1" w:val="FFFFFF"/>
       </w:rPr>
       <w:tblPr/>
@@ -15006,6 +15645,7 @@
     </w:tblStylePr>
     <w:tblStylePr w:type="lastCol">
       <w:rPr>
+        <w:rFonts w:eastAsia="黑体"/>
         <w:color w:themeColor="background1" w:val="FFFFFF"/>
       </w:rPr>
       <w:tblPr/>
@@ -15038,6 +15678,7 @@
     <w:name w:val="KeywordTok"/>
     <w:basedOn w:val="VerbatimChar"/>
     <w:rPr>
+      <w:rFonts w:eastAsia="黑体"/>
       <w:b/>
       <w:color w:val="007020"/>
     </w:rPr>
@@ -15046,6 +15687,7 @@
     <w:name w:val="DataTypeTok"/>
     <w:basedOn w:val="VerbatimChar"/>
     <w:rPr>
+      <w:rFonts w:eastAsia="黑体"/>
       <w:color w:val="902000"/>
     </w:rPr>
   </w:style>
@@ -15053,6 +15695,7 @@
     <w:name w:val="DecValTok"/>
     <w:basedOn w:val="VerbatimChar"/>
     <w:rPr>
+      <w:rFonts w:eastAsia="黑体"/>
       <w:color w:val="40a070"/>
     </w:rPr>
   </w:style>
@@ -15060,6 +15703,7 @@
     <w:name w:val="BaseNTok"/>
     <w:basedOn w:val="VerbatimChar"/>
     <w:rPr>
+      <w:rFonts w:eastAsia="黑体"/>
       <w:color w:val="40a070"/>
     </w:rPr>
   </w:style>
@@ -15067,6 +15711,7 @@
     <w:name w:val="FloatTok"/>
     <w:basedOn w:val="VerbatimChar"/>
     <w:rPr>
+      <w:rFonts w:eastAsia="黑体"/>
       <w:color w:val="40a070"/>
     </w:rPr>
   </w:style>
@@ -15074,6 +15719,7 @@
     <w:name w:val="ConstantTok"/>
     <w:basedOn w:val="VerbatimChar"/>
     <w:rPr>
+      <w:rFonts w:eastAsia="黑体"/>
       <w:color w:val="880000"/>
     </w:rPr>
   </w:style>
@@ -15081,6 +15727,7 @@
     <w:name w:val="CharTok"/>
     <w:basedOn w:val="VerbatimChar"/>
     <w:rPr>
+      <w:rFonts w:eastAsia="黑体"/>
       <w:color w:val="4070a0"/>
     </w:rPr>
   </w:style>
@@ -15088,6 +15735,7 @@
     <w:name w:val="SpecialCharTok"/>
     <w:basedOn w:val="VerbatimChar"/>
     <w:rPr>
+      <w:rFonts w:eastAsia="黑体"/>
       <w:color w:val="4070a0"/>
     </w:rPr>
   </w:style>
@@ -15095,6 +15743,7 @@
     <w:name w:val="StringTok"/>
     <w:basedOn w:val="VerbatimChar"/>
     <w:rPr>
+      <w:rFonts w:eastAsia="黑体"/>
       <w:color w:val="4070a0"/>
     </w:rPr>
   </w:style>
@@ -15102,6 +15751,7 @@
     <w:name w:val="VerbatimStringTok"/>
     <w:basedOn w:val="VerbatimChar"/>
     <w:rPr>
+      <w:rFonts w:eastAsia="黑体"/>
       <w:color w:val="4070a0"/>
     </w:rPr>
   </w:style>
@@ -15109,6 +15759,7 @@
     <w:name w:val="SpecialStringTok"/>
     <w:basedOn w:val="VerbatimChar"/>
     <w:rPr>
+      <w:rFonts w:eastAsia="黑体"/>
       <w:color w:val="bb6688"/>
     </w:rPr>
   </w:style>
@@ -15116,6 +15767,7 @@
     <w:name w:val="ImportTok"/>
     <w:basedOn w:val="VerbatimChar"/>
     <w:rPr>
+      <w:rFonts w:eastAsia="黑体"/>
       <w:b/>
       <w:color w:val="008000"/>
     </w:rPr>
@@ -15124,6 +15776,7 @@
     <w:name w:val="CommentTok"/>
     <w:basedOn w:val="VerbatimChar"/>
     <w:rPr>
+      <w:rFonts w:eastAsia="黑体"/>
       <w:i/>
       <w:color w:val="60a0b0"/>
     </w:rPr>
@@ -15132,6 +15785,7 @@
     <w:name w:val="DocumentationTok"/>
     <w:basedOn w:val="VerbatimChar"/>
     <w:rPr>
+      <w:rFonts w:eastAsia="黑体"/>
       <w:i/>
       <w:color w:val="ba2121"/>
     </w:rPr>
@@ -15140,6 +15794,7 @@
     <w:name w:val="AnnotationTok"/>
     <w:basedOn w:val="VerbatimChar"/>
     <w:rPr>
+      <w:rFonts w:eastAsia="黑体"/>
       <w:b/>
       <w:i/>
       <w:color w:val="60a0b0"/>
@@ -15149,6 +15804,7 @@
     <w:name w:val="CommentVarTok"/>
     <w:basedOn w:val="VerbatimChar"/>
     <w:rPr>
+      <w:rFonts w:eastAsia="黑体"/>
       <w:b/>
       <w:i/>
       <w:color w:val="60a0b0"/>
@@ -15158,6 +15814,7 @@
     <w:name w:val="OtherTok"/>
     <w:basedOn w:val="VerbatimChar"/>
     <w:rPr>
+      <w:rFonts w:eastAsia="黑体"/>
       <w:color w:val="007020"/>
     </w:rPr>
   </w:style>
@@ -15165,6 +15822,7 @@
     <w:name w:val="FunctionTok"/>
     <w:basedOn w:val="VerbatimChar"/>
     <w:rPr>
+      <w:rFonts w:eastAsia="黑体"/>
       <w:color w:val="06287e"/>
     </w:rPr>
   </w:style>
@@ -15172,6 +15830,7 @@
     <w:name w:val="VariableTok"/>
     <w:basedOn w:val="VerbatimChar"/>
     <w:rPr>
+      <w:rFonts w:eastAsia="黑体"/>
       <w:color w:val="19177c"/>
     </w:rPr>
   </w:style>
@@ -15179,6 +15838,7 @@
     <w:name w:val="ControlFlowTok"/>
     <w:basedOn w:val="VerbatimChar"/>
     <w:rPr>
+      <w:rFonts w:eastAsia="黑体"/>
       <w:b/>
       <w:color w:val="007020"/>
     </w:rPr>
@@ -15187,6 +15847,7 @@
     <w:name w:val="OperatorTok"/>
     <w:basedOn w:val="VerbatimChar"/>
     <w:rPr>
+      <w:rFonts w:eastAsia="黑体"/>
       <w:color w:val="666666"/>
     </w:rPr>
   </w:style>
@@ -15194,18 +15855,22 @@
     <w:name w:val="BuiltInTok"/>
     <w:basedOn w:val="VerbatimChar"/>
     <w:rPr>
+      <w:rFonts w:eastAsia="黑体"/>
       <w:color w:val="008000"/>
     </w:rPr>
   </w:style>
   <w:style w:type="character" w:customStyle="1" w:styleId="ExtensionTok">
     <w:name w:val="ExtensionTok"/>
     <w:basedOn w:val="VerbatimChar"/>
-    <w:rPr/>
+    <w:rPr>
+      <w:rFonts w:eastAsia="黑体"/>
+    </w:rPr>
   </w:style>
   <w:style w:type="character" w:customStyle="1" w:styleId="PreprocessorTok">
     <w:name w:val="PreprocessorTok"/>
     <w:basedOn w:val="VerbatimChar"/>
     <w:rPr>
+      <w:rFonts w:eastAsia="黑体"/>
       <w:color w:val="bc7a00"/>
     </w:rPr>
   </w:style>
@@ -15213,18 +15878,22 @@
     <w:name w:val="AttributeTok"/>
     <w:basedOn w:val="VerbatimChar"/>
     <w:rPr>
+      <w:rFonts w:eastAsia="黑体"/>
       <w:color w:val="7d9029"/>
     </w:rPr>
   </w:style>
   <w:style w:type="character" w:customStyle="1" w:styleId="RegionMarkerTok">
     <w:name w:val="RegionMarkerTok"/>
     <w:basedOn w:val="VerbatimChar"/>
-    <w:rPr/>
+    <w:rPr>
+      <w:rFonts w:eastAsia="黑体"/>
+    </w:rPr>
   </w:style>
   <w:style w:type="character" w:customStyle="1" w:styleId="InformationTok">
     <w:name w:val="InformationTok"/>
     <w:basedOn w:val="VerbatimChar"/>
     <w:rPr>
+      <w:rFonts w:eastAsia="黑体"/>
       <w:b/>
       <w:i/>
       <w:color w:val="60a0b0"/>
@@ -15234,6 +15903,7 @@
     <w:name w:val="WarningTok"/>
     <w:basedOn w:val="VerbatimChar"/>
     <w:rPr>
+      <w:rFonts w:eastAsia="黑体"/>
       <w:b/>
       <w:i/>
       <w:color w:val="60a0b0"/>
@@ -15243,6 +15913,7 @@
     <w:name w:val="AlertTok"/>
     <w:basedOn w:val="VerbatimChar"/>
     <w:rPr>
+      <w:rFonts w:eastAsia="黑体"/>
       <w:b/>
       <w:color w:val="ff0000"/>
     </w:rPr>
@@ -15251,6 +15922,7 @@
     <w:name w:val="ErrorTok"/>
     <w:basedOn w:val="VerbatimChar"/>
     <w:rPr>
+      <w:rFonts w:eastAsia="黑体"/>
       <w:b/>
       <w:color w:val="ff0000"/>
     </w:rPr>
@@ -15258,7 +15930,9 @@
   <w:style w:type="character" w:customStyle="1" w:styleId="NormalTok">
     <w:name w:val="NormalTok"/>
     <w:basedOn w:val="VerbatimChar"/>
-    <w:rPr/>
+    <w:rPr>
+      <w:rFonts w:eastAsia="黑体"/>
+    </w:rPr>
   </w:style>
 </w:styles>
 </file>
@@ -15307,12 +15981,12 @@
     <a:fontScheme name="Office">
       <a:majorFont>
         <a:latin typeface="Calibri"/>
-        <a:ea typeface=""/>
+        <a:ea typeface="黑体"/>
         <a:cs typeface=""/>
         <a:font script="Jpan" typeface="ＭＳ ゴシック"/>
         <a:font script="Hang" typeface="맑은 고딕"/>
-        <a:font script="Hans" typeface="宋体"/>
-        <a:font script="Hant" typeface="新細明體"/>
+        <a:font script="Hans" typeface="黑体"/>
+        <a:font script="Hant" typeface="黑体"/>
         <a:font script="Arab" typeface="Times New Roman"/>
         <a:font script="Hebr" typeface="Times New Roman"/>
         <a:font script="Thai" typeface="Angsana New"/>
@@ -15342,12 +16016,12 @@
       </a:majorFont>
       <a:minorFont>
         <a:latin typeface="Cambria"/>
-        <a:ea typeface=""/>
+        <a:ea typeface="黑体"/>
         <a:cs typeface=""/>
         <a:font script="Jpan" typeface="ＭＳ 明朝"/>
         <a:font script="Hang" typeface="맑은 고딕"/>
-        <a:font script="Hans" typeface="宋体"/>
-        <a:font script="Hant" typeface="新細明體"/>
+        <a:font script="Hans" typeface="黑体"/>
+        <a:font script="Hant" typeface="黑体"/>
         <a:font script="Arab" typeface="Arial"/>
         <a:font script="Hebr" typeface="Arial"/>
         <a:font script="Thai" typeface="Cordia New"/>

--- a/01-电源电路/01-线性稳压电路/齐纳二极管稳压电路/齐纳二极管稳压电路.docx
+++ b/01-电源电路/01-线性稳压电路/齐纳二极管稳压电路/齐纳二极管稳压电路.docx
@@ -2910,7 +2910,7 @@
           <w:color w:val="555555"/>
           <w:sz w:val="21"/>
         </w:rPr>
-        <w:t>材料收集者：杜文杰，WX手机：19519196569，QQ:3478827729</w:t>
+        <w:t>材料收集者：杜文杰，微信/手机：19519196569，QQ:3478827729</w:t>
       </w:r>
     </w:p>
     <w:sectPr>
